--- a/methodology_of_scientific_research/practics/2/Ковалев Д.П. ВКБ43 ПР2.docx
+++ b/methodology_of_scientific_research/practics/2/Ковалев Д.П. ВКБ43 ПР2.docx
@@ -19,7 +19,7 @@
           <w:lang w:eastAsia="ru-RU"/>
         </w:rPr>
         <w:drawing>
-          <wp:inline distT="0" distB="0" distL="0" distR="0" wp14:anchorId="31A86893" wp14:editId="13E1F925">
+          <wp:inline distT="0" distB="0" distL="0" distR="0" wp14:anchorId="31A86893" wp14:editId="2B8D675A">
             <wp:extent cx="640080" cy="685800"/>
             <wp:effectExtent l="0" t="0" r="7620" b="0"/>
             <wp:docPr id="1" name="Рисунок 1"/>
@@ -370,16 +370,7 @@
           <w:sz w:val="28"/>
           <w:szCs w:val="28"/>
         </w:rPr>
-        <w:t>Д</w:t>
-      </w:r>
-      <w:r>
-        <w:rPr>
-          <w:rFonts w:ascii="Times New Roman" w:hAnsi="Times New Roman" w:cs="Times New Roman"/>
-          <w:iCs/>
-          <w:sz w:val="28"/>
-          <w:szCs w:val="28"/>
-        </w:rPr>
-        <w:t>.П.</w:t>
+        <w:t>Д. П.</w:t>
       </w:r>
     </w:p>
     <w:p>
@@ -440,6 +431,7 @@
         </w:rPr>
         <w:t xml:space="preserve">доцент кафедры </w:t>
       </w:r>
+      <w:proofErr w:type="spellStart"/>
       <w:r>
         <w:rPr>
           <w:rFonts w:ascii="Times New Roman" w:hAnsi="Times New Roman" w:cs="Times New Roman"/>
@@ -447,7 +439,17 @@
           <w:sz w:val="28"/>
           <w:szCs w:val="28"/>
         </w:rPr>
-        <w:t>Сафарьян Ольга Александровна</w:t>
+        <w:t>Сафарьян</w:t>
+      </w:r>
+      <w:proofErr w:type="spellEnd"/>
+      <w:r>
+        <w:rPr>
+          <w:rFonts w:ascii="Times New Roman" w:hAnsi="Times New Roman" w:cs="Times New Roman"/>
+          <w:bCs/>
+          <w:sz w:val="28"/>
+          <w:szCs w:val="28"/>
+        </w:rPr>
+        <w:t xml:space="preserve"> Ольга Александровна</w:t>
       </w:r>
     </w:p>
     <w:p>
@@ -616,8 +618,19 @@
     </w:p>
     <w:p>
       <w:pPr>
+        <w:spacing w:after="0"/>
+        <w:jc w:val="both"/>
+        <w:rPr>
+          <w:rFonts w:ascii="Times New Roman" w:hAnsi="Times New Roman" w:cs="Times New Roman"/>
+          <w:b/>
+          <w:sz w:val="28"/>
+          <w:szCs w:val="28"/>
+        </w:rPr>
+      </w:pPr>
+    </w:p>
+    <w:p>
+      <w:pPr>
         <w:spacing w:after="0" w:line="360" w:lineRule="auto"/>
-        <w:jc w:val="both"/>
         <w:rPr>
           <w:rFonts w:ascii="Times New Roman" w:hAnsi="Times New Roman" w:cs="Times New Roman"/>
           <w:b/>
@@ -665,7 +678,34 @@
           <w:szCs w:val="28"/>
           <w:lang w:eastAsia="ru-RU"/>
         </w:rPr>
-        <w:t xml:space="preserve"> — это способ познания, с помощью которого исследователь получает новые знания об изучаемом объекте. Методы направлены на изучение явлений, выявление закономерностей, построение моделей и формулировку выводов.</w:t>
+        <w:t xml:space="preserve"> — </w:t>
+      </w:r>
+      <w:r>
+        <w:rPr>
+          <w:rFonts w:ascii="Times New Roman" w:eastAsia="Times New Roman" w:hAnsi="Times New Roman" w:cs="Times New Roman"/>
+          <w:sz w:val="28"/>
+          <w:szCs w:val="28"/>
+          <w:lang w:eastAsia="ru-RU"/>
+        </w:rPr>
+        <w:t xml:space="preserve">это система принципов, приемов и способов познания, для достижения научной </w:t>
+      </w:r>
+      <w:r>
+        <w:rPr>
+          <w:rFonts w:ascii="Times New Roman" w:eastAsia="Times New Roman" w:hAnsi="Times New Roman" w:cs="Times New Roman"/>
+          <w:sz w:val="28"/>
+          <w:szCs w:val="28"/>
+          <w:lang w:eastAsia="ru-RU"/>
+        </w:rPr>
+        <w:t>истины</w:t>
+      </w:r>
+      <w:r>
+        <w:rPr>
+          <w:rFonts w:ascii="Times New Roman" w:eastAsia="Times New Roman" w:hAnsi="Times New Roman" w:cs="Times New Roman"/>
+          <w:sz w:val="28"/>
+          <w:szCs w:val="28"/>
+          <w:lang w:eastAsia="ru-RU"/>
+        </w:rPr>
+        <w:t xml:space="preserve">. </w:t>
       </w:r>
     </w:p>
     <w:p>
@@ -692,10 +732,6 @@
     </w:p>
     <w:p>
       <w:pPr>
-        <w:numPr>
-          <w:ilvl w:val="0"/>
-          <w:numId w:val="32"/>
-        </w:numPr>
         <w:spacing w:before="100" w:beforeAutospacing="1" w:after="100" w:afterAutospacing="1" w:line="240" w:lineRule="auto"/>
         <w:rPr>
           <w:rFonts w:ascii="Times New Roman" w:eastAsia="Times New Roman" w:hAnsi="Times New Roman" w:cs="Times New Roman"/>
@@ -720,8 +756,7 @@
           <w:szCs w:val="28"/>
           <w:lang w:eastAsia="ru-RU"/>
         </w:rPr>
-        <w:br/>
-        <w:t>Эмпирические (основаны на опыте, наблюдении, измерении).</w:t>
+        <w:t xml:space="preserve"> э</w:t>
       </w:r>
       <w:r>
         <w:rPr>
@@ -730,8 +765,7 @@
           <w:szCs w:val="28"/>
           <w:lang w:eastAsia="ru-RU"/>
         </w:rPr>
-        <w:br/>
-        <w:t>Теоретические (основаны на абстрактных построениях и логических рассуждениях).</w:t>
+        <w:t>мпирические (основаны на опыте, наблюдении, измерении)</w:t>
       </w:r>
       <w:r>
         <w:rPr>
@@ -740,15 +774,20 @@
           <w:szCs w:val="28"/>
           <w:lang w:eastAsia="ru-RU"/>
         </w:rPr>
-        <w:br/>
-      </w:r>
-    </w:p>
-    <w:p>
-      <w:pPr>
-        <w:numPr>
-          <w:ilvl w:val="0"/>
-          <w:numId w:val="32"/>
-        </w:numPr>
+        <w:t>, т</w:t>
+      </w:r>
+      <w:r>
+        <w:rPr>
+          <w:rFonts w:ascii="Times New Roman" w:eastAsia="Times New Roman" w:hAnsi="Times New Roman" w:cs="Times New Roman"/>
+          <w:sz w:val="28"/>
+          <w:szCs w:val="28"/>
+          <w:lang w:eastAsia="ru-RU"/>
+        </w:rPr>
+        <w:t>еоретические (основаны на абстрактных построениях и логических рассуждениях).</w:t>
+      </w:r>
+    </w:p>
+    <w:p>
+      <w:pPr>
         <w:spacing w:before="100" w:beforeAutospacing="1" w:after="100" w:afterAutospacing="1" w:line="240" w:lineRule="auto"/>
         <w:rPr>
           <w:rFonts w:ascii="Times New Roman" w:eastAsia="Times New Roman" w:hAnsi="Times New Roman" w:cs="Times New Roman"/>
@@ -764,7 +803,7 @@
           <w:szCs w:val="28"/>
           <w:lang w:eastAsia="ru-RU"/>
         </w:rPr>
-        <w:t>По области применения:</w:t>
+        <w:t xml:space="preserve">По </w:t>
       </w:r>
       <w:r>
         <w:rPr>
@@ -773,8 +812,7 @@
           <w:szCs w:val="28"/>
           <w:lang w:eastAsia="ru-RU"/>
         </w:rPr>
-        <w:br/>
-        <w:t>Общенаучные (универсальны для всех наук).</w:t>
+        <w:t>степени общности</w:t>
       </w:r>
       <w:r>
         <w:rPr>
@@ -783,8 +821,7 @@
           <w:szCs w:val="28"/>
           <w:lang w:eastAsia="ru-RU"/>
         </w:rPr>
-        <w:br/>
-        <w:t>Частнонаучные (применимы в определённых науках).</w:t>
+        <w:t>:</w:t>
       </w:r>
       <w:r>
         <w:rPr>
@@ -793,23 +830,19 @@
           <w:szCs w:val="28"/>
           <w:lang w:eastAsia="ru-RU"/>
         </w:rPr>
-        <w:br/>
-      </w:r>
-    </w:p>
-    <w:p>
-      <w:pPr>
-        <w:numPr>
-          <w:ilvl w:val="0"/>
-          <w:numId w:val="32"/>
-        </w:numPr>
-        <w:spacing w:before="100" w:beforeAutospacing="1" w:after="100" w:afterAutospacing="1" w:line="240" w:lineRule="auto"/>
+        <w:t xml:space="preserve"> </w:t>
+      </w:r>
+      <w:proofErr w:type="spellStart"/>
+      <w:r>
         <w:rPr>
           <w:rFonts w:ascii="Times New Roman" w:eastAsia="Times New Roman" w:hAnsi="Times New Roman" w:cs="Times New Roman"/>
           <w:sz w:val="28"/>
           <w:szCs w:val="28"/>
           <w:lang w:eastAsia="ru-RU"/>
         </w:rPr>
-      </w:pPr>
+        <w:t>всеобщные</w:t>
+      </w:r>
+      <w:proofErr w:type="spellEnd"/>
       <w:r>
         <w:rPr>
           <w:rFonts w:ascii="Times New Roman" w:eastAsia="Times New Roman" w:hAnsi="Times New Roman" w:cs="Times New Roman"/>
@@ -817,7 +850,7 @@
           <w:szCs w:val="28"/>
           <w:lang w:eastAsia="ru-RU"/>
         </w:rPr>
-        <w:t>По характеру действий:</w:t>
+        <w:t xml:space="preserve"> (</w:t>
       </w:r>
       <w:r>
         <w:rPr>
@@ -826,8 +859,7 @@
           <w:szCs w:val="28"/>
           <w:lang w:eastAsia="ru-RU"/>
         </w:rPr>
-        <w:br/>
-        <w:t>Аналитические.</w:t>
+        <w:t>философские</w:t>
       </w:r>
       <w:r>
         <w:rPr>
@@ -836,8 +868,7 @@
           <w:szCs w:val="28"/>
           <w:lang w:eastAsia="ru-RU"/>
         </w:rPr>
-        <w:br/>
-        <w:t>Синтетические.</w:t>
+        <w:t>)</w:t>
       </w:r>
       <w:r>
         <w:rPr>
@@ -846,14 +877,35 @@
           <w:szCs w:val="28"/>
           <w:lang w:eastAsia="ru-RU"/>
         </w:rPr>
-        <w:br/>
-        <w:t>Логические и др.</w:t>
+        <w:t xml:space="preserve">, общенаучные, </w:t>
+      </w:r>
+      <w:proofErr w:type="spellStart"/>
+      <w:r>
+        <w:rPr>
+          <w:rFonts w:ascii="Times New Roman" w:eastAsia="Times New Roman" w:hAnsi="Times New Roman" w:cs="Times New Roman"/>
+          <w:sz w:val="28"/>
+          <w:szCs w:val="28"/>
+          <w:lang w:eastAsia="ru-RU"/>
+        </w:rPr>
+        <w:t>частнонаучные</w:t>
+      </w:r>
+      <w:proofErr w:type="spellEnd"/>
+      <w:r>
+        <w:rPr>
+          <w:rFonts w:ascii="Times New Roman" w:eastAsia="Times New Roman" w:hAnsi="Times New Roman" w:cs="Times New Roman"/>
+          <w:sz w:val="28"/>
+          <w:szCs w:val="28"/>
+          <w:lang w:eastAsia="ru-RU"/>
+        </w:rPr>
+        <w:t xml:space="preserve"> (конкретной науки), дисциплинарные. </w:t>
       </w:r>
     </w:p>
     <w:p>
       <w:pPr>
         <w:pStyle w:val="3"/>
         <w:rPr>
+          <w:b w:val="0"/>
+          <w:bCs w:val="0"/>
           <w:sz w:val="28"/>
           <w:szCs w:val="28"/>
         </w:rPr>
@@ -862,6 +914,8 @@
         <w:rPr>
           <w:rStyle w:val="a6"/>
           <w:rFonts w:eastAsiaTheme="majorEastAsia"/>
+          <w:b/>
+          <w:bCs/>
           <w:sz w:val="28"/>
           <w:szCs w:val="28"/>
         </w:rPr>
@@ -1039,6 +1093,261 @@
     </w:p>
     <w:p>
       <w:pPr>
+        <w:spacing w:after="0"/>
+        <w:jc w:val="both"/>
+        <w:rPr>
+          <w:rFonts w:ascii="Times New Roman" w:hAnsi="Times New Roman" w:cs="Times New Roman"/>
+          <w:b/>
+          <w:bCs/>
+          <w:sz w:val="28"/>
+          <w:szCs w:val="28"/>
+        </w:rPr>
+      </w:pPr>
+      <w:r>
+        <w:rPr>
+          <w:rFonts w:ascii="Times New Roman" w:hAnsi="Times New Roman" w:cs="Times New Roman"/>
+          <w:b/>
+          <w:bCs/>
+          <w:sz w:val="28"/>
+          <w:szCs w:val="28"/>
+        </w:rPr>
+        <w:t>2.1. М</w:t>
+      </w:r>
+      <w:r>
+        <w:rPr>
+          <w:rFonts w:ascii="Times New Roman" w:hAnsi="Times New Roman" w:cs="Times New Roman"/>
+          <w:b/>
+          <w:bCs/>
+          <w:sz w:val="28"/>
+          <w:szCs w:val="28"/>
+        </w:rPr>
+        <w:t>етоды и формы знания эмпирического уровня исследования: наблюдение, сравнение, измерение, эксперимент); обработка и систематизация знаний эмпирического уровня научного исследования.</w:t>
+      </w:r>
+    </w:p>
+    <w:p>
+      <w:pPr>
+        <w:spacing w:after="0"/>
+        <w:jc w:val="both"/>
+        <w:rPr>
+          <w:rFonts w:ascii="Times New Roman" w:hAnsi="Times New Roman" w:cs="Times New Roman"/>
+          <w:b/>
+          <w:bCs/>
+          <w:sz w:val="28"/>
+          <w:szCs w:val="28"/>
+        </w:rPr>
+      </w:pPr>
+    </w:p>
+    <w:p>
+      <w:pPr>
+        <w:spacing w:after="0"/>
+        <w:rPr>
+          <w:rFonts w:ascii="Times New Roman" w:hAnsi="Times New Roman" w:cs="Times New Roman"/>
+          <w:sz w:val="28"/>
+          <w:szCs w:val="28"/>
+        </w:rPr>
+      </w:pPr>
+      <w:r>
+        <w:rPr>
+          <w:rFonts w:ascii="Times New Roman" w:hAnsi="Times New Roman" w:cs="Times New Roman"/>
+          <w:b/>
+          <w:bCs/>
+          <w:sz w:val="28"/>
+          <w:szCs w:val="28"/>
+        </w:rPr>
+        <w:t>Эмпирический уровень исследования</w:t>
+      </w:r>
+      <w:r>
+        <w:rPr>
+          <w:rFonts w:ascii="Times New Roman" w:hAnsi="Times New Roman" w:cs="Times New Roman"/>
+          <w:sz w:val="28"/>
+          <w:szCs w:val="28"/>
+        </w:rPr>
+        <w:t xml:space="preserve"> — это этап накопления фактов, первичной информации об объекте. Главная задача ученого на этом этапе — </w:t>
+      </w:r>
+      <w:r>
+        <w:rPr>
+          <w:rFonts w:ascii="Times New Roman" w:hAnsi="Times New Roman" w:cs="Times New Roman"/>
+          <w:sz w:val="28"/>
+          <w:szCs w:val="28"/>
+        </w:rPr>
+        <w:lastRenderedPageBreak/>
+        <w:t>установить и зафиксировать объективные характеристики явления или процесса. Этот уровень характеризуется непосредственным взаимодействием исследователя с изучаемым объектом.</w:t>
+      </w:r>
+    </w:p>
+    <w:p>
+      <w:pPr>
+        <w:spacing w:after="0"/>
+        <w:rPr>
+          <w:rFonts w:ascii="Times New Roman" w:hAnsi="Times New Roman" w:cs="Times New Roman"/>
+          <w:sz w:val="28"/>
+          <w:szCs w:val="28"/>
+        </w:rPr>
+      </w:pPr>
+      <w:r>
+        <w:rPr>
+          <w:rFonts w:ascii="Times New Roman" w:hAnsi="Times New Roman" w:cs="Times New Roman"/>
+          <w:sz w:val="28"/>
+          <w:szCs w:val="28"/>
+        </w:rPr>
+        <w:t>К основным методам эмпирического уровня относятся:</w:t>
+      </w:r>
+    </w:p>
+    <w:p>
+      <w:pPr>
+        <w:spacing w:after="0"/>
+        <w:rPr>
+          <w:rFonts w:ascii="Times New Roman" w:hAnsi="Times New Roman" w:cs="Times New Roman"/>
+          <w:sz w:val="28"/>
+          <w:szCs w:val="28"/>
+        </w:rPr>
+      </w:pPr>
+    </w:p>
+    <w:p>
+      <w:pPr>
+        <w:spacing w:after="0"/>
+        <w:rPr>
+          <w:rFonts w:ascii="Times New Roman" w:hAnsi="Times New Roman" w:cs="Times New Roman"/>
+          <w:sz w:val="28"/>
+          <w:szCs w:val="28"/>
+        </w:rPr>
+      </w:pPr>
+      <w:r>
+        <w:rPr>
+          <w:rFonts w:ascii="Times New Roman" w:hAnsi="Times New Roman" w:cs="Times New Roman"/>
+          <w:b/>
+          <w:bCs/>
+          <w:sz w:val="28"/>
+          <w:szCs w:val="28"/>
+        </w:rPr>
+        <w:t>1. Наблюдение</w:t>
+      </w:r>
+      <w:r>
+        <w:rPr>
+          <w:rFonts w:ascii="Times New Roman" w:hAnsi="Times New Roman" w:cs="Times New Roman"/>
+          <w:sz w:val="28"/>
+          <w:szCs w:val="28"/>
+        </w:rPr>
+        <w:t xml:space="preserve"> — это целенаправленное</w:t>
+      </w:r>
+      <w:r>
+        <w:rPr>
+          <w:rFonts w:ascii="Times New Roman" w:hAnsi="Times New Roman" w:cs="Times New Roman"/>
+          <w:sz w:val="28"/>
+          <w:szCs w:val="28"/>
+        </w:rPr>
+        <w:t>, организованное и систематическое восприятие объектов и явлений в их естественном виде, без вмешательства в их жизнь со стороны исследователя.</w:t>
+      </w:r>
+    </w:p>
+    <w:p>
+      <w:pPr>
+        <w:spacing w:before="100" w:beforeAutospacing="1" w:after="100" w:afterAutospacing="1"/>
+        <w:rPr>
+          <w:rFonts w:ascii="Times New Roman" w:hAnsi="Times New Roman" w:cs="Times New Roman"/>
+          <w:sz w:val="28"/>
+          <w:szCs w:val="28"/>
+        </w:rPr>
+      </w:pPr>
+      <w:r>
+        <w:rPr>
+          <w:rFonts w:ascii="Times New Roman" w:hAnsi="Times New Roman" w:cs="Times New Roman"/>
+          <w:b/>
+          <w:bCs/>
+          <w:sz w:val="28"/>
+          <w:szCs w:val="28"/>
+        </w:rPr>
+        <w:t>2. Сравнение</w:t>
+      </w:r>
+      <w:r>
+        <w:rPr>
+          <w:rFonts w:ascii="Times New Roman" w:hAnsi="Times New Roman" w:cs="Times New Roman"/>
+          <w:sz w:val="28"/>
+          <w:szCs w:val="28"/>
+        </w:rPr>
+        <w:t xml:space="preserve"> — это</w:t>
+      </w:r>
+      <w:r>
+        <w:rPr>
+          <w:rFonts w:ascii="Times New Roman" w:hAnsi="Times New Roman" w:cs="Times New Roman"/>
+          <w:sz w:val="28"/>
+          <w:szCs w:val="28"/>
+        </w:rPr>
+        <w:t xml:space="preserve"> метод познания, позволяющий установить сходство и различие изучаемых объектов и явлений по определенным признакам.</w:t>
+      </w:r>
+    </w:p>
+    <w:p>
+      <w:pPr>
+        <w:spacing w:before="100" w:beforeAutospacing="1" w:after="100" w:afterAutospacing="1"/>
+        <w:rPr>
+          <w:rFonts w:ascii="Times New Roman" w:hAnsi="Times New Roman" w:cs="Times New Roman"/>
+          <w:sz w:val="28"/>
+          <w:szCs w:val="28"/>
+        </w:rPr>
+      </w:pPr>
+      <w:r>
+        <w:rPr>
+          <w:rFonts w:ascii="Times New Roman" w:hAnsi="Times New Roman" w:cs="Times New Roman"/>
+          <w:b/>
+          <w:bCs/>
+          <w:sz w:val="28"/>
+          <w:szCs w:val="28"/>
+        </w:rPr>
+        <w:t>3. Измерение</w:t>
+      </w:r>
+      <w:r>
+        <w:rPr>
+          <w:rFonts w:ascii="Times New Roman" w:hAnsi="Times New Roman" w:cs="Times New Roman"/>
+          <w:sz w:val="28"/>
+          <w:szCs w:val="28"/>
+        </w:rPr>
+        <w:t xml:space="preserve"> — это</w:t>
+      </w:r>
+      <w:r>
+        <w:rPr>
+          <w:rFonts w:ascii="Times New Roman" w:hAnsi="Times New Roman" w:cs="Times New Roman"/>
+          <w:sz w:val="28"/>
+          <w:szCs w:val="28"/>
+        </w:rPr>
+        <w:t xml:space="preserve"> метод, заключающийся в определении количественных значений (характеристик) изучаемых объектов или процессов с помощью специальных технических устройств и единиц измерения.</w:t>
+      </w:r>
+    </w:p>
+    <w:p>
+      <w:pPr>
+        <w:spacing w:before="100" w:beforeAutospacing="1" w:after="100" w:afterAutospacing="1"/>
+        <w:rPr>
+          <w:rFonts w:ascii="Times New Roman" w:hAnsi="Times New Roman" w:cs="Times New Roman"/>
+          <w:sz w:val="28"/>
+          <w:szCs w:val="28"/>
+        </w:rPr>
+      </w:pPr>
+      <w:r>
+        <w:rPr>
+          <w:rFonts w:ascii="Times New Roman" w:hAnsi="Times New Roman" w:cs="Times New Roman"/>
+          <w:b/>
+          <w:bCs/>
+          <w:sz w:val="28"/>
+          <w:szCs w:val="28"/>
+        </w:rPr>
+        <w:t>4. Эксперимент</w:t>
+      </w:r>
+      <w:r>
+        <w:rPr>
+          <w:rFonts w:ascii="Times New Roman" w:hAnsi="Times New Roman" w:cs="Times New Roman"/>
+          <w:sz w:val="28"/>
+          <w:szCs w:val="28"/>
+        </w:rPr>
+        <w:t xml:space="preserve"> — это</w:t>
+      </w:r>
+      <w:r>
+        <w:rPr>
+          <w:rFonts w:ascii="Times New Roman" w:hAnsi="Times New Roman" w:cs="Times New Roman"/>
+          <w:sz w:val="28"/>
+          <w:szCs w:val="28"/>
+        </w:rPr>
+        <w:t xml:space="preserve"> активный метод исследования, при котором исследователь не просто наблюдает, а создает контролируемые условия для изучения объекта. В ходе эксперимента можно изолировать объект от побочных влияний и многократно воспроизводить условия.</w:t>
+      </w:r>
+    </w:p>
+    <w:p>
+      <w:pPr>
         <w:pStyle w:val="4"/>
         <w:rPr>
           <w:rFonts w:ascii="Times New Roman" w:hAnsi="Times New Roman" w:cs="Times New Roman"/>
@@ -1059,7 +1368,6 @@
           <w:sz w:val="28"/>
           <w:szCs w:val="28"/>
         </w:rPr>
-        <w:lastRenderedPageBreak/>
         <w:t>2.2. Методы и формы познания теоретического уровня:</w:t>
       </w:r>
     </w:p>
@@ -1251,16 +1559,6 @@
         </w:rPr>
         <w:t xml:space="preserve"> — построение выводов и аргументов по строгим правилам логики.</w:t>
       </w:r>
-    </w:p>
-    <w:p>
-      <w:pPr>
-        <w:spacing w:before="100" w:beforeAutospacing="1" w:after="100" w:afterAutospacing="1"/>
-        <w:rPr>
-          <w:rFonts w:ascii="Times New Roman" w:hAnsi="Times New Roman" w:cs="Times New Roman"/>
-          <w:sz w:val="28"/>
-          <w:szCs w:val="28"/>
-        </w:rPr>
-      </w:pPr>
     </w:p>
     <w:p>
       <w:pPr>
@@ -1284,6 +1582,7 @@
           <w:sz w:val="28"/>
           <w:szCs w:val="28"/>
         </w:rPr>
+        <w:lastRenderedPageBreak/>
         <w:t>2.3. Общие методы (для эмпирического и теоретического уровней):</w:t>
       </w:r>
     </w:p>
@@ -1451,38 +1750,10 @@
     </w:p>
     <w:p>
       <w:pPr>
-        <w:spacing w:before="100" w:beforeAutospacing="1" w:after="100" w:afterAutospacing="1"/>
-        <w:rPr>
-          <w:rFonts w:ascii="Times New Roman" w:hAnsi="Times New Roman" w:cs="Times New Roman"/>
-          <w:sz w:val="28"/>
-          <w:szCs w:val="28"/>
-        </w:rPr>
-      </w:pPr>
-    </w:p>
-    <w:p>
-      <w:pPr>
-        <w:spacing w:before="100" w:beforeAutospacing="1" w:after="100" w:afterAutospacing="1"/>
-        <w:rPr>
-          <w:rFonts w:ascii="Times New Roman" w:hAnsi="Times New Roman" w:cs="Times New Roman"/>
-          <w:sz w:val="28"/>
-          <w:szCs w:val="28"/>
-        </w:rPr>
-      </w:pPr>
-    </w:p>
-    <w:p>
-      <w:pPr>
-        <w:spacing w:before="100" w:beforeAutospacing="1" w:after="100" w:afterAutospacing="1"/>
-        <w:rPr>
-          <w:rFonts w:ascii="Times New Roman" w:hAnsi="Times New Roman" w:cs="Times New Roman"/>
-          <w:sz w:val="28"/>
-          <w:szCs w:val="28"/>
-        </w:rPr>
-      </w:pPr>
-    </w:p>
-    <w:p>
-      <w:pPr>
         <w:pStyle w:val="3"/>
         <w:rPr>
+          <w:b w:val="0"/>
+          <w:bCs w:val="0"/>
           <w:sz w:val="28"/>
           <w:szCs w:val="28"/>
         </w:rPr>
@@ -1491,10 +1762,11 @@
         <w:rPr>
           <w:rStyle w:val="a6"/>
           <w:rFonts w:eastAsiaTheme="majorEastAsia"/>
-          <w:sz w:val="28"/>
-          <w:szCs w:val="28"/>
-        </w:rPr>
-        <w:lastRenderedPageBreak/>
+          <w:b/>
+          <w:bCs/>
+          <w:sz w:val="28"/>
+          <w:szCs w:val="28"/>
+        </w:rPr>
         <w:t>3. Логические законы и их применение в научном исследовании</w:t>
       </w:r>
     </w:p>
@@ -1671,6 +1943,8 @@
       <w:pPr>
         <w:pStyle w:val="3"/>
         <w:rPr>
+          <w:b w:val="0"/>
+          <w:bCs w:val="0"/>
           <w:sz w:val="28"/>
           <w:szCs w:val="28"/>
         </w:rPr>
@@ -1679,6 +1953,8 @@
         <w:rPr>
           <w:rStyle w:val="a6"/>
           <w:rFonts w:eastAsiaTheme="majorEastAsia"/>
+          <w:b/>
+          <w:bCs/>
           <w:sz w:val="28"/>
           <w:szCs w:val="28"/>
         </w:rPr>
@@ -1860,6 +2136,7 @@
           <w:sz w:val="28"/>
           <w:szCs w:val="28"/>
         </w:rPr>
+        <w:lastRenderedPageBreak/>
         <w:t>Превращение гипотезы в теорию или её отклонение.</w:t>
       </w:r>
     </w:p>
@@ -1904,6 +2181,8 @@
       <w:pPr>
         <w:pStyle w:val="3"/>
         <w:rPr>
+          <w:b w:val="0"/>
+          <w:bCs w:val="0"/>
           <w:sz w:val="28"/>
           <w:szCs w:val="28"/>
         </w:rPr>
@@ -1912,6 +2191,8 @@
         <w:rPr>
           <w:rStyle w:val="a6"/>
           <w:rFonts w:eastAsiaTheme="majorEastAsia"/>
+          <w:b/>
+          <w:bCs/>
           <w:sz w:val="28"/>
           <w:szCs w:val="28"/>
         </w:rPr>
@@ -1961,7 +2242,6 @@
           <w:sz w:val="28"/>
           <w:szCs w:val="28"/>
         </w:rPr>
-        <w:lastRenderedPageBreak/>
         <w:t>Понятийный аппарат</w:t>
       </w:r>
       <w:r>
@@ -2218,558 +2498,674 @@
     </w:p>
     <w:p>
       <w:pPr>
-        <w:spacing w:before="100" w:beforeAutospacing="1" w:after="100" w:afterAutospacing="1"/>
-        <w:rPr>
-          <w:rFonts w:ascii="Times New Roman" w:hAnsi="Times New Roman" w:cs="Times New Roman"/>
-          <w:sz w:val="28"/>
-          <w:szCs w:val="28"/>
-        </w:rPr>
-      </w:pPr>
+        <w:spacing w:after="0"/>
+        <w:ind w:firstLine="360"/>
+        <w:rPr>
+          <w:rFonts w:ascii="Times New Roman" w:hAnsi="Times New Roman" w:cs="Times New Roman"/>
+          <w:lang w:val="en-US"/>
+        </w:rPr>
+      </w:pPr>
+      <w:r>
+        <w:rPr>
+          <w:rStyle w:val="a6"/>
+          <w:rFonts w:ascii="Times New Roman" w:eastAsiaTheme="majorEastAsia" w:hAnsi="Times New Roman" w:cs="Times New Roman"/>
+          <w:sz w:val="28"/>
+          <w:szCs w:val="28"/>
+        </w:rPr>
+        <w:t>Эссе</w:t>
+      </w:r>
+      <w:r>
+        <w:rPr>
+          <w:rStyle w:val="a6"/>
+          <w:rFonts w:ascii="Times New Roman" w:eastAsiaTheme="majorEastAsia" w:hAnsi="Times New Roman" w:cs="Times New Roman"/>
+          <w:sz w:val="28"/>
+          <w:szCs w:val="28"/>
+          <w:lang w:val="en-US"/>
+        </w:rPr>
+        <w:t xml:space="preserve"> </w:t>
+      </w:r>
+      <w:r>
+        <w:rPr>
+          <w:rStyle w:val="a6"/>
+          <w:rFonts w:ascii="Times New Roman" w:eastAsiaTheme="majorEastAsia" w:hAnsi="Times New Roman" w:cs="Times New Roman"/>
+          <w:sz w:val="28"/>
+          <w:szCs w:val="28"/>
+        </w:rPr>
+        <w:t>на</w:t>
+      </w:r>
+      <w:r>
+        <w:rPr>
+          <w:rStyle w:val="a6"/>
+          <w:rFonts w:ascii="Times New Roman" w:eastAsiaTheme="majorEastAsia" w:hAnsi="Times New Roman" w:cs="Times New Roman"/>
+          <w:sz w:val="28"/>
+          <w:szCs w:val="28"/>
+          <w:lang w:val="en-US"/>
+        </w:rPr>
+        <w:t xml:space="preserve"> </w:t>
+      </w:r>
+      <w:r>
+        <w:rPr>
+          <w:rStyle w:val="a6"/>
+          <w:rFonts w:ascii="Times New Roman" w:eastAsiaTheme="majorEastAsia" w:hAnsi="Times New Roman" w:cs="Times New Roman"/>
+          <w:sz w:val="28"/>
+          <w:szCs w:val="28"/>
+        </w:rPr>
+        <w:t>статью</w:t>
+      </w:r>
+      <w:r>
+        <w:rPr>
+          <w:rStyle w:val="a6"/>
+          <w:rFonts w:ascii="Times New Roman" w:eastAsiaTheme="majorEastAsia" w:hAnsi="Times New Roman" w:cs="Times New Roman"/>
+          <w:sz w:val="28"/>
+          <w:szCs w:val="28"/>
+          <w:lang w:val="en-US"/>
+        </w:rPr>
+        <w:t>: “</w:t>
+      </w:r>
+      <w:r>
+        <w:rPr>
+          <w:rStyle w:val="a6"/>
+          <w:rFonts w:ascii="Times New Roman" w:eastAsiaTheme="majorEastAsia" w:hAnsi="Times New Roman" w:cs="Times New Roman"/>
+          <w:sz w:val="28"/>
+          <w:szCs w:val="28"/>
+          <w:lang w:val="en-US"/>
+        </w:rPr>
+        <w:t>Deep Learning based Vulnerability Detection:</w:t>
+      </w:r>
+      <w:r>
+        <w:rPr>
+          <w:rStyle w:val="a6"/>
+          <w:rFonts w:ascii="Times New Roman" w:eastAsiaTheme="majorEastAsia" w:hAnsi="Times New Roman" w:cs="Times New Roman"/>
+          <w:sz w:val="28"/>
+          <w:szCs w:val="28"/>
+          <w:lang w:val="en-US"/>
+        </w:rPr>
+        <w:t xml:space="preserve"> </w:t>
+      </w:r>
+      <w:r>
+        <w:rPr>
+          <w:rStyle w:val="a6"/>
+          <w:rFonts w:ascii="Times New Roman" w:eastAsiaTheme="majorEastAsia" w:hAnsi="Times New Roman" w:cs="Times New Roman"/>
+          <w:sz w:val="28"/>
+          <w:szCs w:val="28"/>
+          <w:lang w:val="en-US"/>
+        </w:rPr>
+        <w:t>Are We There Yet?</w:t>
+      </w:r>
+      <w:r>
+        <w:rPr>
+          <w:rStyle w:val="a6"/>
+          <w:rFonts w:ascii="Times New Roman" w:eastAsiaTheme="majorEastAsia" w:hAnsi="Times New Roman" w:cs="Times New Roman"/>
+          <w:sz w:val="28"/>
+          <w:szCs w:val="28"/>
+          <w:lang w:val="en-US"/>
+        </w:rPr>
+        <w:t>”</w:t>
+      </w:r>
+      <w:r>
+        <w:rPr>
+          <w:rStyle w:val="a6"/>
+          <w:rFonts w:ascii="Times New Roman" w:eastAsiaTheme="majorEastAsia" w:hAnsi="Times New Roman" w:cs="Times New Roman"/>
+          <w:sz w:val="28"/>
+          <w:szCs w:val="28"/>
+          <w:lang w:val="en-US"/>
+        </w:rPr>
+        <w:t xml:space="preserve"> </w:t>
+      </w:r>
+      <w:r>
+        <w:rPr>
+          <w:rStyle w:val="a6"/>
+          <w:rFonts w:ascii="Times New Roman" w:eastAsiaTheme="majorEastAsia" w:hAnsi="Times New Roman" w:cs="Times New Roman"/>
+          <w:sz w:val="28"/>
+          <w:szCs w:val="28"/>
+          <w:lang w:val="en-US"/>
+        </w:rPr>
+        <w:t xml:space="preserve">- </w:t>
+      </w:r>
+      <w:r>
+        <w:rPr>
+          <w:rStyle w:val="a6"/>
+          <w:rFonts w:ascii="Times New Roman" w:eastAsiaTheme="majorEastAsia" w:hAnsi="Times New Roman" w:cs="Times New Roman"/>
+          <w:sz w:val="28"/>
+          <w:szCs w:val="28"/>
+          <w:lang w:val="en-US"/>
+        </w:rPr>
+        <w:t>https://arxiv.org/pdf/2009.07235</w:t>
+      </w:r>
+    </w:p>
+    <w:p>
+      <w:pPr>
+        <w:spacing w:after="0"/>
+        <w:ind w:firstLine="360"/>
+        <w:jc w:val="both"/>
+        <w:rPr>
+          <w:rFonts w:ascii="Times New Roman" w:hAnsi="Times New Roman" w:cs="Times New Roman"/>
+          <w:b/>
+          <w:bCs/>
+          <w:sz w:val="28"/>
+          <w:szCs w:val="28"/>
+        </w:rPr>
+      </w:pPr>
+      <w:r>
+        <w:rPr>
+          <w:rFonts w:ascii="Times New Roman" w:hAnsi="Times New Roman" w:cs="Times New Roman"/>
+          <w:sz w:val="28"/>
+          <w:szCs w:val="28"/>
+        </w:rPr>
+        <w:t xml:space="preserve">Статья </w:t>
+      </w:r>
+      <w:proofErr w:type="spellStart"/>
+      <w:r>
+        <w:rPr>
+          <w:rFonts w:ascii="Times New Roman" w:hAnsi="Times New Roman" w:cs="Times New Roman"/>
+          <w:sz w:val="28"/>
+          <w:szCs w:val="28"/>
+        </w:rPr>
+        <w:t>Чакраборти</w:t>
+      </w:r>
+      <w:proofErr w:type="spellEnd"/>
+      <w:r>
+        <w:rPr>
+          <w:rFonts w:ascii="Times New Roman" w:hAnsi="Times New Roman" w:cs="Times New Roman"/>
+          <w:sz w:val="28"/>
+          <w:szCs w:val="28"/>
+        </w:rPr>
+        <w:t xml:space="preserve"> и коллег «Deep Learning Based </w:t>
+      </w:r>
+      <w:proofErr w:type="spellStart"/>
+      <w:r>
+        <w:rPr>
+          <w:rFonts w:ascii="Times New Roman" w:hAnsi="Times New Roman" w:cs="Times New Roman"/>
+          <w:sz w:val="28"/>
+          <w:szCs w:val="28"/>
+        </w:rPr>
+        <w:t>Vulnerability</w:t>
+      </w:r>
+      <w:proofErr w:type="spellEnd"/>
+      <w:r>
+        <w:rPr>
+          <w:rFonts w:ascii="Times New Roman" w:hAnsi="Times New Roman" w:cs="Times New Roman"/>
+          <w:sz w:val="28"/>
+          <w:szCs w:val="28"/>
+        </w:rPr>
+        <w:t xml:space="preserve"> </w:t>
+      </w:r>
+      <w:proofErr w:type="spellStart"/>
+      <w:r>
+        <w:rPr>
+          <w:rFonts w:ascii="Times New Roman" w:hAnsi="Times New Roman" w:cs="Times New Roman"/>
+          <w:sz w:val="28"/>
+          <w:szCs w:val="28"/>
+        </w:rPr>
+        <w:t>Detection</w:t>
+      </w:r>
+      <w:proofErr w:type="spellEnd"/>
+      <w:r>
+        <w:rPr>
+          <w:rFonts w:ascii="Times New Roman" w:hAnsi="Times New Roman" w:cs="Times New Roman"/>
+          <w:sz w:val="28"/>
+          <w:szCs w:val="28"/>
+        </w:rPr>
+        <w:t xml:space="preserve">: </w:t>
+      </w:r>
+      <w:proofErr w:type="spellStart"/>
+      <w:r>
+        <w:rPr>
+          <w:rFonts w:ascii="Times New Roman" w:hAnsi="Times New Roman" w:cs="Times New Roman"/>
+          <w:sz w:val="28"/>
+          <w:szCs w:val="28"/>
+        </w:rPr>
+        <w:t>Are</w:t>
+      </w:r>
+      <w:proofErr w:type="spellEnd"/>
+      <w:r>
+        <w:rPr>
+          <w:rFonts w:ascii="Times New Roman" w:hAnsi="Times New Roman" w:cs="Times New Roman"/>
+          <w:sz w:val="28"/>
+          <w:szCs w:val="28"/>
+        </w:rPr>
+        <w:t xml:space="preserve"> We </w:t>
+      </w:r>
+      <w:proofErr w:type="spellStart"/>
+      <w:r>
+        <w:rPr>
+          <w:rFonts w:ascii="Times New Roman" w:hAnsi="Times New Roman" w:cs="Times New Roman"/>
+          <w:sz w:val="28"/>
+          <w:szCs w:val="28"/>
+        </w:rPr>
+        <w:t>There</w:t>
+      </w:r>
+      <w:proofErr w:type="spellEnd"/>
+      <w:r>
+        <w:rPr>
+          <w:rFonts w:ascii="Times New Roman" w:hAnsi="Times New Roman" w:cs="Times New Roman"/>
+          <w:sz w:val="28"/>
+          <w:szCs w:val="28"/>
+        </w:rPr>
+        <w:t xml:space="preserve"> </w:t>
+      </w:r>
+      <w:proofErr w:type="spellStart"/>
+      <w:r>
+        <w:rPr>
+          <w:rFonts w:ascii="Times New Roman" w:hAnsi="Times New Roman" w:cs="Times New Roman"/>
+          <w:sz w:val="28"/>
+          <w:szCs w:val="28"/>
+        </w:rPr>
+        <w:t>Yet</w:t>
+      </w:r>
+      <w:proofErr w:type="spellEnd"/>
+      <w:r>
+        <w:rPr>
+          <w:rFonts w:ascii="Times New Roman" w:hAnsi="Times New Roman" w:cs="Times New Roman"/>
+          <w:sz w:val="28"/>
+          <w:szCs w:val="28"/>
+        </w:rPr>
+        <w:t>?» посвящена критическому анализу эффективности методов глубокого обучения для автоматического обнаружения уязвимостей в программном коде. Основная идея авторов заключается в том, что, несмотря на многочисленные публикации, демонстрирующие высокую эффективность моделей глубокого обучения в задаче обнаружения уязвимостей, реальная производительность этих методов может быть значительно переоценена из-за проблем с качеством данных, экспериментальными настройками и воспроизводимостью результатов.</w:t>
+      </w:r>
+    </w:p>
+    <w:p>
+      <w:pPr>
+        <w:spacing w:after="0"/>
+        <w:ind w:firstLine="360"/>
+        <w:jc w:val="both"/>
+        <w:rPr>
+          <w:rFonts w:ascii="Times New Roman" w:hAnsi="Times New Roman" w:cs="Times New Roman"/>
+          <w:b/>
+          <w:bCs/>
+          <w:sz w:val="28"/>
+          <w:szCs w:val="28"/>
+        </w:rPr>
+      </w:pPr>
+      <w:r>
+        <w:rPr>
+          <w:rFonts w:ascii="Times New Roman" w:hAnsi="Times New Roman" w:cs="Times New Roman"/>
+          <w:sz w:val="28"/>
+          <w:szCs w:val="28"/>
+        </w:rPr>
+        <w:t>Гипотеза исследования состоит в том, что существующие подходы на основе глубокого обучения ещё не достигли достаточного уровня надёжности и точности для практического применения в задаче обнаружения уязвимостей программного кода, что отражено в самом названии статьи — «Мы уже достигли этого?».</w:t>
+      </w:r>
+    </w:p>
+    <w:p>
+      <w:pPr>
+        <w:spacing w:after="0"/>
+        <w:ind w:firstLine="360"/>
+        <w:jc w:val="both"/>
+        <w:rPr>
+          <w:rFonts w:ascii="Times New Roman" w:hAnsi="Times New Roman" w:cs="Times New Roman"/>
+          <w:b/>
+          <w:bCs/>
+          <w:sz w:val="28"/>
+          <w:szCs w:val="28"/>
+        </w:rPr>
+      </w:pPr>
+      <w:r>
+        <w:rPr>
+          <w:rFonts w:ascii="Times New Roman" w:hAnsi="Times New Roman" w:cs="Times New Roman"/>
+          <w:sz w:val="28"/>
+          <w:szCs w:val="28"/>
+        </w:rPr>
+        <w:t xml:space="preserve">Для проверки данной гипотезы авторы применили комплекс научных методов. Основным методом стала репликация экспериментов: исследователи </w:t>
+      </w:r>
+      <w:r>
+        <w:rPr>
+          <w:rFonts w:ascii="Times New Roman" w:hAnsi="Times New Roman" w:cs="Times New Roman"/>
+          <w:sz w:val="28"/>
+          <w:szCs w:val="28"/>
+        </w:rPr>
+        <w:lastRenderedPageBreak/>
+        <w:t>воспроизвели результаты ряда известных работ в данной области, используя опубликованные исходные коды и датасеты, что позволило независимо проверить заявленные показатели эффективности моделей. Авторы провели экспериментальную оценку на стандартизированных наборах данных, применяя ключевые метрики машинного обучения: точность (</w:t>
+      </w:r>
+      <w:proofErr w:type="spellStart"/>
+      <w:r>
+        <w:rPr>
+          <w:rFonts w:ascii="Times New Roman" w:hAnsi="Times New Roman" w:cs="Times New Roman"/>
+          <w:sz w:val="28"/>
+          <w:szCs w:val="28"/>
+        </w:rPr>
+        <w:t>precision</w:t>
+      </w:r>
+      <w:proofErr w:type="spellEnd"/>
+      <w:r>
+        <w:rPr>
+          <w:rFonts w:ascii="Times New Roman" w:hAnsi="Times New Roman" w:cs="Times New Roman"/>
+          <w:sz w:val="28"/>
+          <w:szCs w:val="28"/>
+        </w:rPr>
+        <w:t>), отражающую долю верно обнаруженных уязвимостей среди всех предсказанных моделью; полноту (</w:t>
+      </w:r>
+      <w:proofErr w:type="spellStart"/>
+      <w:r>
+        <w:rPr>
+          <w:rFonts w:ascii="Times New Roman" w:hAnsi="Times New Roman" w:cs="Times New Roman"/>
+          <w:sz w:val="28"/>
+          <w:szCs w:val="28"/>
+        </w:rPr>
+        <w:t>recall</w:t>
+      </w:r>
+      <w:proofErr w:type="spellEnd"/>
+      <w:r>
+        <w:rPr>
+          <w:rFonts w:ascii="Times New Roman" w:hAnsi="Times New Roman" w:cs="Times New Roman"/>
+          <w:sz w:val="28"/>
+          <w:szCs w:val="28"/>
+        </w:rPr>
+        <w:t xml:space="preserve">), показывающую долю найденных уязвимостей среди всех реально существующих в коде; F1-меру как гармоническое среднее точности и полноты, позволяющее сбалансированно оценить качество модели; а также площадь под кривой ROC (AUC-ROC), оценивающую способность модели различать уязвимый и безопасный код при различных порогах классификации. </w:t>
+      </w:r>
+      <w:r>
+        <w:rPr>
+          <w:rFonts w:ascii="Times New Roman" w:hAnsi="Times New Roman" w:cs="Times New Roman"/>
+          <w:sz w:val="28"/>
+          <w:szCs w:val="28"/>
+        </w:rPr>
+        <w:t>Данные метрики были выбраны как наиболее информативные для задач бинарной классификации, к которым относится обнаружение уязвимостей. Метод сравнительного анализа использовался для сопоставления моделей глубокого обучения как между собой, так и с традиционными инструментами статического анализа кода. Авторы также разработали таксономию существующих подходов, классифицируя их по типу нейронных сетей, уровню гранулярности анализа и способу представления кода.</w:t>
+      </w:r>
+      <w:r>
+        <w:rPr>
+          <w:rFonts w:ascii="Times New Roman" w:hAnsi="Times New Roman" w:cs="Times New Roman"/>
+          <w:sz w:val="28"/>
+          <w:szCs w:val="28"/>
+        </w:rPr>
+        <w:t xml:space="preserve"> </w:t>
+      </w:r>
+    </w:p>
+    <w:p>
+      <w:pPr>
+        <w:spacing w:after="0"/>
+        <w:ind w:firstLine="360"/>
+        <w:jc w:val="both"/>
+        <w:rPr>
+          <w:rFonts w:ascii="Times New Roman" w:hAnsi="Times New Roman" w:cs="Times New Roman"/>
+          <w:b/>
+          <w:bCs/>
+          <w:sz w:val="28"/>
+          <w:szCs w:val="28"/>
+        </w:rPr>
+      </w:pPr>
+      <w:r>
+        <w:rPr>
+          <w:rFonts w:ascii="Times New Roman" w:hAnsi="Times New Roman" w:cs="Times New Roman"/>
+          <w:sz w:val="28"/>
+          <w:szCs w:val="28"/>
+        </w:rPr>
+        <w:t>Результаты исследования подтвердили выдвинутую гипотезу. При репликации экспериментов было установлено, что многие ранее опубликованные результаты не воспроизводятся при независимой проверке: модели демонстрируют значительно более низкие значения F1-меры и AUC-ROC, чем заявлено в оригинальных публикациях. Авторы выявили ключевые проблемы, искажающие оценку эффективности: дублирование данных в обучающих и тестовых выборках, нереалистичное соотношение уязвимого и безопасного кода в датасетах, а также высокую чувствительность моделей к незначительным изменениям в исходном коде</w:t>
+      </w:r>
+      <w:r>
+        <w:rPr>
+          <w:rFonts w:ascii="Times New Roman" w:hAnsi="Times New Roman" w:cs="Times New Roman"/>
+          <w:sz w:val="28"/>
+          <w:szCs w:val="28"/>
+        </w:rPr>
+        <w:t>, такие как переименование переменных</w:t>
+      </w:r>
+      <w:r>
+        <w:rPr>
+          <w:rFonts w:ascii="Times New Roman" w:hAnsi="Times New Roman" w:cs="Times New Roman"/>
+          <w:sz w:val="28"/>
+          <w:szCs w:val="28"/>
+        </w:rPr>
+        <w:t>. При корректных экспериментальных настройках показатели точности и полноты моделей существенно снижались, а уровень ложных срабатываний оставался недопустимо высоким для практического применения.</w:t>
+      </w:r>
+    </w:p>
+    <w:p>
+      <w:pPr>
+        <w:spacing w:after="0"/>
+        <w:ind w:firstLine="357"/>
+        <w:jc w:val="both"/>
+        <w:rPr>
+          <w:rFonts w:ascii="Times New Roman" w:hAnsi="Times New Roman" w:cs="Times New Roman"/>
+          <w:sz w:val="28"/>
+          <w:szCs w:val="28"/>
+        </w:rPr>
+      </w:pPr>
+      <w:r>
+        <w:rPr>
+          <w:rFonts w:ascii="Times New Roman" w:hAnsi="Times New Roman" w:cs="Times New Roman"/>
+          <w:sz w:val="28"/>
+          <w:szCs w:val="28"/>
+        </w:rPr>
+        <w:t xml:space="preserve">В заключение следует отметить, что выдвинутая авторами гипотеза была доказана. Основными научными методами доказательства послужили репликация экспериментов и сравнительный анализ. Воспроизведение экспериментов позволило объективно выявить значительный разрыв между заявленными и реальными показателями моделей, а сравнительный </w:t>
+      </w:r>
+      <w:proofErr w:type="spellStart"/>
+      <w:r>
+        <w:rPr>
+          <w:rFonts w:ascii="Times New Roman" w:hAnsi="Times New Roman" w:cs="Times New Roman"/>
+          <w:sz w:val="28"/>
+          <w:szCs w:val="28"/>
+        </w:rPr>
+        <w:t>нализ</w:t>
+      </w:r>
+      <w:proofErr w:type="spellEnd"/>
+      <w:r>
+        <w:rPr>
+          <w:rFonts w:ascii="Times New Roman" w:hAnsi="Times New Roman" w:cs="Times New Roman"/>
+          <w:sz w:val="28"/>
+          <w:szCs w:val="28"/>
+        </w:rPr>
+        <w:t xml:space="preserve"> продемонстрировал, что преимущество методов глубокого обучения </w:t>
+      </w:r>
+      <w:r>
+        <w:rPr>
+          <w:rFonts w:ascii="Times New Roman" w:hAnsi="Times New Roman" w:cs="Times New Roman"/>
+          <w:sz w:val="28"/>
+          <w:szCs w:val="28"/>
+        </w:rPr>
+        <w:lastRenderedPageBreak/>
+        <w:t xml:space="preserve">над традиционными подходами статического анализа не столь значительно, как утверждалось ранее. </w:t>
+      </w:r>
+    </w:p>
+    <w:p>
+      <w:pPr>
+        <w:spacing w:after="0"/>
+        <w:ind w:firstLine="357"/>
+        <w:jc w:val="both"/>
+        <w:rPr>
+          <w:rFonts w:ascii="Times New Roman" w:hAnsi="Times New Roman" w:cs="Times New Roman"/>
+          <w:sz w:val="28"/>
+          <w:szCs w:val="28"/>
+        </w:rPr>
+      </w:pPr>
+      <w:r>
+        <w:rPr>
+          <w:rFonts w:ascii="Times New Roman" w:hAnsi="Times New Roman" w:cs="Times New Roman"/>
+          <w:sz w:val="28"/>
+          <w:szCs w:val="28"/>
+        </w:rPr>
+        <w:t xml:space="preserve">Таким образом, авторы убедительно доказали, что существующие методы глубокого обучения пока не способны обеспечить надёжное автоматическое обнаружение уязвимостей на практике, и подчеркнули необходимость разработки более </w:t>
+      </w:r>
+      <w:r>
+        <w:rPr>
+          <w:rFonts w:ascii="Times New Roman" w:hAnsi="Times New Roman" w:cs="Times New Roman"/>
+          <w:sz w:val="28"/>
+          <w:szCs w:val="28"/>
+        </w:rPr>
+        <w:t xml:space="preserve">отборных, </w:t>
+      </w:r>
+      <w:r>
+        <w:rPr>
+          <w:rFonts w:ascii="Times New Roman" w:hAnsi="Times New Roman" w:cs="Times New Roman"/>
+          <w:sz w:val="28"/>
+          <w:szCs w:val="28"/>
+        </w:rPr>
+        <w:t>качественных</w:t>
+      </w:r>
+      <w:r>
+        <w:rPr>
+          <w:rFonts w:ascii="Times New Roman" w:hAnsi="Times New Roman" w:cs="Times New Roman"/>
+          <w:sz w:val="28"/>
+          <w:szCs w:val="28"/>
+        </w:rPr>
+        <w:t>, нормализованных</w:t>
+      </w:r>
+      <w:r>
+        <w:rPr>
+          <w:rFonts w:ascii="Times New Roman" w:hAnsi="Times New Roman" w:cs="Times New Roman"/>
+          <w:sz w:val="28"/>
+          <w:szCs w:val="28"/>
+        </w:rPr>
+        <w:t xml:space="preserve"> датасетов</w:t>
+      </w:r>
+      <w:r>
+        <w:rPr>
+          <w:rFonts w:ascii="Times New Roman" w:hAnsi="Times New Roman" w:cs="Times New Roman"/>
+          <w:sz w:val="28"/>
+          <w:szCs w:val="28"/>
+        </w:rPr>
+        <w:t xml:space="preserve">, а также </w:t>
+      </w:r>
+      <w:r>
+        <w:rPr>
+          <w:rFonts w:ascii="Times New Roman" w:hAnsi="Times New Roman" w:cs="Times New Roman"/>
+          <w:sz w:val="28"/>
+          <w:szCs w:val="28"/>
+        </w:rPr>
+        <w:t>строгих стандартов экспериментальной оценки для дальнейшего развития данной области [1]</w:t>
+      </w:r>
+      <w:r>
+        <w:rPr>
+          <w:rFonts w:ascii="Times New Roman" w:hAnsi="Times New Roman" w:cs="Times New Roman"/>
+          <w:sz w:val="28"/>
+          <w:szCs w:val="28"/>
+        </w:rPr>
+        <w:t xml:space="preserve">. </w:t>
+      </w:r>
     </w:p>
     <w:p>
       <w:pPr>
         <w:pStyle w:val="3"/>
-        <w:rPr>
-          <w:sz w:val="28"/>
-          <w:szCs w:val="28"/>
-        </w:rPr>
-      </w:pPr>
-      <w:r>
-        <w:rPr>
-          <w:rStyle w:val="a6"/>
-          <w:rFonts w:eastAsiaTheme="majorEastAsia"/>
-          <w:sz w:val="28"/>
-          <w:szCs w:val="28"/>
-        </w:rPr>
-        <w:t xml:space="preserve">Эссе: </w:t>
-      </w:r>
-      <w:r>
-        <w:rPr>
-          <w:rStyle w:val="a6"/>
-          <w:rFonts w:eastAsiaTheme="majorEastAsia"/>
-          <w:sz w:val="28"/>
-          <w:szCs w:val="28"/>
-        </w:rPr>
-        <w:t>Автоматизация поиска уязвимостей в программном коде с использованием больших языковых моделей (LLM).</w:t>
-      </w:r>
-    </w:p>
-    <w:p>
-      <w:pPr>
-        <w:spacing w:after="0" w:line="360" w:lineRule="auto"/>
-        <w:ind w:left="-426" w:firstLine="710"/>
+        <w:spacing w:before="0" w:beforeAutospacing="0" w:after="0" w:afterAutospacing="0" w:line="276" w:lineRule="auto"/>
+        <w:ind w:firstLine="357"/>
         <w:jc w:val="both"/>
         <w:rPr>
-          <w:rFonts w:ascii="Times New Roman" w:eastAsia="Times New Roman" w:hAnsi="Times New Roman" w:cs="Times New Roman"/>
-          <w:sz w:val="28"/>
-          <w:szCs w:val="28"/>
-          <w:lang w:eastAsia="ru-RU"/>
-        </w:rPr>
-      </w:pPr>
-      <w:r>
-        <w:rPr>
-          <w:rFonts w:ascii="Times New Roman" w:eastAsia="Times New Roman" w:hAnsi="Times New Roman" w:cs="Times New Roman"/>
-          <w:sz w:val="28"/>
-          <w:szCs w:val="28"/>
-          <w:lang w:eastAsia="ru-RU"/>
-        </w:rPr>
-        <w:t>Автоматизация поиска уязвимостей в программном коде с использованием больших языковых моделей является одной из наиболее актуальных тем в области кибербезопасности и программной инженерии. Рост числа уязвимостей в программном обеспечении и необходимость их оперативного обнаружения требуют применения современных методов машинного обучения и искусственного интеллекта [</w:t>
-      </w:r>
-      <w:r>
-        <w:rPr>
-          <w:rFonts w:ascii="Times New Roman" w:eastAsia="Times New Roman" w:hAnsi="Times New Roman" w:cs="Times New Roman"/>
-          <w:sz w:val="28"/>
-          <w:szCs w:val="28"/>
-          <w:lang w:eastAsia="ru-RU"/>
-        </w:rPr>
-        <w:t>1]</w:t>
-      </w:r>
-      <w:r>
-        <w:rPr>
-          <w:rFonts w:ascii="Times New Roman" w:eastAsia="Times New Roman" w:hAnsi="Times New Roman" w:cs="Times New Roman"/>
-          <w:sz w:val="28"/>
-          <w:szCs w:val="28"/>
-          <w:lang w:eastAsia="ru-RU"/>
-        </w:rPr>
-        <w:t>. В условиях, когда традиционные методы статического анализа кода не всегда способны выявлять сложные уязвимости, основанные на семантике кода, применение глубокого обучения и языковых моделей открывает новые возможности для повышения эффективности обнаружения уязвимостей.</w:t>
-      </w:r>
-    </w:p>
-    <w:p>
-      <w:pPr>
-        <w:spacing w:after="0" w:line="360" w:lineRule="auto"/>
-        <w:ind w:left="-426" w:firstLine="710"/>
-        <w:jc w:val="both"/>
-        <w:rPr>
-          <w:rFonts w:ascii="Times New Roman" w:eastAsia="Times New Roman" w:hAnsi="Times New Roman" w:cs="Times New Roman"/>
-          <w:sz w:val="28"/>
-          <w:szCs w:val="28"/>
-          <w:lang w:eastAsia="ru-RU"/>
-        </w:rPr>
-      </w:pPr>
-      <w:r>
-        <w:rPr>
-          <w:rFonts w:ascii="Times New Roman" w:eastAsia="Times New Roman" w:hAnsi="Times New Roman" w:cs="Times New Roman"/>
-          <w:sz w:val="28"/>
-          <w:szCs w:val="28"/>
-          <w:lang w:eastAsia="ru-RU"/>
-        </w:rPr>
-        <w:t>Проблема автоматизации обнаружения уязвимостей усугубляется тем, что существующие подходы часто демонстрируют низкую точность и высокий уровень ложных срабатываний. В отличие от традиционных правил-ориентированных методов, которые могут пропускать новые типы уязвимостей, методы на основе глубокого обучения способны выявлять паттерны, не очевидные для экспертов. Тем не менее, эффективность таких методов требует тщательной экспериментальной оценки и сравнения с существующими подходами [1].</w:t>
-      </w:r>
-    </w:p>
-    <w:p>
-      <w:pPr>
-        <w:spacing w:after="0" w:line="360" w:lineRule="auto"/>
-        <w:ind w:left="-426" w:firstLine="710"/>
-        <w:jc w:val="both"/>
-        <w:rPr>
-          <w:rFonts w:ascii="Times New Roman" w:eastAsia="Times New Roman" w:hAnsi="Times New Roman" w:cs="Times New Roman"/>
-          <w:sz w:val="28"/>
-          <w:szCs w:val="28"/>
-          <w:lang w:eastAsia="ru-RU"/>
-        </w:rPr>
-      </w:pPr>
-      <w:r>
-        <w:rPr>
-          <w:rFonts w:ascii="Times New Roman" w:eastAsia="Times New Roman" w:hAnsi="Times New Roman" w:cs="Times New Roman"/>
-          <w:sz w:val="28"/>
-          <w:szCs w:val="28"/>
-          <w:lang w:eastAsia="ru-RU"/>
-        </w:rPr>
-        <w:t>В</w:t>
-      </w:r>
-      <w:r>
-        <w:rPr>
-          <w:rFonts w:ascii="Times New Roman" w:eastAsia="Times New Roman" w:hAnsi="Times New Roman" w:cs="Times New Roman"/>
-          <w:sz w:val="28"/>
-          <w:szCs w:val="28"/>
-          <w:lang w:val="en-US" w:eastAsia="ru-RU"/>
+          <w:b w:val="0"/>
+          <w:bCs w:val="0"/>
+          <w:sz w:val="28"/>
+          <w:szCs w:val="28"/>
+          <w:lang w:val="en-US"/>
+        </w:rPr>
+      </w:pPr>
+      <w:r>
+        <w:rPr>
+          <w:b w:val="0"/>
+          <w:bCs w:val="0"/>
+          <w:sz w:val="28"/>
+          <w:szCs w:val="28"/>
+          <w:lang w:val="en-US"/>
+        </w:rPr>
+        <w:t xml:space="preserve">[1] Chakraborty S., Krishna R., Ding Y., Ray B. Deep Learning Based Vulnerability Detection: Are We There Yet? // IEEE Transactions on Software Engineering. – 2022. – </w:t>
+      </w:r>
+      <w:r>
+        <w:rPr>
+          <w:b w:val="0"/>
+          <w:bCs w:val="0"/>
+          <w:sz w:val="28"/>
+          <w:szCs w:val="28"/>
+        </w:rPr>
+        <w:t>Т</w:t>
+      </w:r>
+      <w:r>
+        <w:rPr>
+          <w:b w:val="0"/>
+          <w:bCs w:val="0"/>
+          <w:sz w:val="28"/>
+          <w:szCs w:val="28"/>
+          <w:lang w:val="en-US"/>
+        </w:rPr>
+        <w:t xml:space="preserve">. 48. – № 9. – </w:t>
+      </w:r>
+      <w:r>
+        <w:rPr>
+          <w:b w:val="0"/>
+          <w:bCs w:val="0"/>
+          <w:sz w:val="28"/>
+          <w:szCs w:val="28"/>
+        </w:rPr>
+        <w:t>С</w:t>
+      </w:r>
+      <w:r>
+        <w:rPr>
+          <w:b w:val="0"/>
+          <w:bCs w:val="0"/>
+          <w:sz w:val="28"/>
+          <w:szCs w:val="28"/>
+          <w:lang w:val="en-US"/>
+        </w:rPr>
+        <w:t>. 3280–3296. – DOI: 10.1109/TSE.2021.3087402.</w:t>
+      </w:r>
+    </w:p>
+    <w:p>
+      <w:pPr>
+        <w:pStyle w:val="3"/>
+        <w:rPr>
+          <w:sz w:val="28"/>
+          <w:szCs w:val="28"/>
+        </w:rPr>
+      </w:pPr>
+      <w:r>
+        <w:rPr>
+          <w:sz w:val="28"/>
+          <w:szCs w:val="28"/>
+        </w:rPr>
+        <w:t>Методологический</w:t>
+      </w:r>
+      <w:r>
+        <w:rPr>
+          <w:sz w:val="28"/>
+          <w:szCs w:val="28"/>
+          <w:lang w:val="en-US"/>
         </w:rPr>
         <w:t xml:space="preserve"> </w:t>
       </w:r>
       <w:r>
         <w:rPr>
-          <w:rFonts w:ascii="Times New Roman" w:eastAsia="Times New Roman" w:hAnsi="Times New Roman" w:cs="Times New Roman"/>
-          <w:sz w:val="28"/>
-          <w:szCs w:val="28"/>
-          <w:lang w:eastAsia="ru-RU"/>
-        </w:rPr>
-        <w:t>своей</w:t>
-      </w:r>
-      <w:r>
-        <w:rPr>
-          <w:rFonts w:ascii="Times New Roman" w:eastAsia="Times New Roman" w:hAnsi="Times New Roman" w:cs="Times New Roman"/>
-          <w:sz w:val="28"/>
-          <w:szCs w:val="28"/>
-          <w:lang w:val="en-US" w:eastAsia="ru-RU"/>
+          <w:sz w:val="28"/>
+          <w:szCs w:val="28"/>
+        </w:rPr>
+        <w:t>аппарат</w:t>
+      </w:r>
+      <w:r>
+        <w:rPr>
+          <w:sz w:val="28"/>
+          <w:szCs w:val="28"/>
+          <w:lang w:val="en-US"/>
         </w:rPr>
         <w:t xml:space="preserve"> </w:t>
       </w:r>
       <w:r>
         <w:rPr>
-          <w:rFonts w:ascii="Times New Roman" w:eastAsia="Times New Roman" w:hAnsi="Times New Roman" w:cs="Times New Roman"/>
-          <w:sz w:val="28"/>
-          <w:szCs w:val="28"/>
-          <w:lang w:eastAsia="ru-RU"/>
-        </w:rPr>
-        <w:t>работе</w:t>
-      </w:r>
-      <w:r>
-        <w:rPr>
-          <w:rFonts w:ascii="Times New Roman" w:eastAsia="Times New Roman" w:hAnsi="Times New Roman" w:cs="Times New Roman"/>
-          <w:sz w:val="28"/>
-          <w:szCs w:val="28"/>
-          <w:lang w:val="en-US" w:eastAsia="ru-RU"/>
-        </w:rPr>
-        <w:t xml:space="preserve"> "Deep Learning Based Vulnerability Detection: Are We There Yet?" </w:t>
-      </w:r>
-      <w:r>
-        <w:rPr>
-          <w:rFonts w:ascii="Times New Roman" w:eastAsia="Times New Roman" w:hAnsi="Times New Roman" w:cs="Times New Roman"/>
-          <w:sz w:val="28"/>
-          <w:szCs w:val="28"/>
-          <w:lang w:eastAsia="ru-RU"/>
-        </w:rPr>
-        <w:t xml:space="preserve">Чакраборти и коллеги [1] применяют комплексный методологический подход для систематического анализа эффективности методов глубокого </w:t>
-      </w:r>
-      <w:r>
-        <w:rPr>
-          <w:rFonts w:ascii="Times New Roman" w:eastAsia="Times New Roman" w:hAnsi="Times New Roman" w:cs="Times New Roman"/>
-          <w:sz w:val="28"/>
-          <w:szCs w:val="28"/>
-          <w:lang w:eastAsia="ru-RU"/>
-        </w:rPr>
-        <w:lastRenderedPageBreak/>
-        <w:t>обучения в обнаружении уязвимостей. Авторы используют метод систематического обзора литературы (systematic literature review), который позволяет структурированно собрать и проанализировать существующие исследования в данной области. Данный метод включает в себя четко определенные критерии поиска статей в научных базах данных, критерии включения и исключения исследований, а также систематическую оценку качества найденных работ. Применение этого метода обеспечивает полноту охвата темы и позволяет избежать субъективности при отборе источников.</w:t>
-      </w:r>
-    </w:p>
-    <w:p>
-      <w:pPr>
-        <w:spacing w:after="0" w:line="360" w:lineRule="auto"/>
-        <w:ind w:left="-426" w:firstLine="710"/>
-        <w:jc w:val="both"/>
-        <w:rPr>
-          <w:rFonts w:ascii="Times New Roman" w:eastAsia="Times New Roman" w:hAnsi="Times New Roman" w:cs="Times New Roman"/>
-          <w:sz w:val="28"/>
-          <w:szCs w:val="28"/>
-          <w:lang w:eastAsia="ru-RU"/>
-        </w:rPr>
-      </w:pPr>
-      <w:r>
-        <w:rPr>
-          <w:rFonts w:ascii="Times New Roman" w:eastAsia="Times New Roman" w:hAnsi="Times New Roman" w:cs="Times New Roman"/>
-          <w:sz w:val="28"/>
-          <w:szCs w:val="28"/>
-          <w:lang w:eastAsia="ru-RU"/>
-        </w:rPr>
-        <w:t>Ключевым методом, используемым авторами для подготовки статьи, является экспериментальная оценка (experimental evaluation) существующих подходов. Исследователи проводят сравнительный анализ различных моделей глубокого обучения на стандартизированных наборах данных, таких как BigVul и DiverseVul, которые содержат реальные примеры уязвимого кода. Для оценки эффективности моделей авторы применяют стандартные метрики машинного обучения: точность (precision), полноту (recall), F1-меру (F1-score) и площадь под кривой ROC (AUC-ROC). Использование этих метрик позволяет количественно оценить производительность различных подходов и провести объективное сравнение методов.</w:t>
-      </w:r>
-    </w:p>
-    <w:p>
-      <w:pPr>
-        <w:spacing w:after="0" w:line="360" w:lineRule="auto"/>
-        <w:ind w:left="-426" w:firstLine="710"/>
-        <w:jc w:val="both"/>
-        <w:rPr>
-          <w:rFonts w:ascii="Times New Roman" w:eastAsia="Times New Roman" w:hAnsi="Times New Roman" w:cs="Times New Roman"/>
-          <w:sz w:val="28"/>
-          <w:szCs w:val="28"/>
-          <w:lang w:eastAsia="ru-RU"/>
-        </w:rPr>
-      </w:pPr>
-      <w:r>
-        <w:rPr>
-          <w:rFonts w:ascii="Times New Roman" w:eastAsia="Times New Roman" w:hAnsi="Times New Roman" w:cs="Times New Roman"/>
-          <w:sz w:val="28"/>
-          <w:szCs w:val="28"/>
-          <w:lang w:eastAsia="ru-RU"/>
-        </w:rPr>
-        <w:t>Важным аспектом методологии исследования является применение метода репликации экспериментов (experimental replication). Авторы не только анализируют результаты, представленные в исходных статьях, но и воспроизводят эксперименты с использованием опубликованных кодов и датасетов. Это позволяет проверить воспроизводимость результатов и выявить потенциальные проблемы в экспериментальных настройках. Метод репликации является критически важным для обеспечения научной достоверности выводов, поскольку позволяет независимо проверить заявленные результаты исследований.</w:t>
-      </w:r>
-    </w:p>
-    <w:p>
-      <w:pPr>
-        <w:spacing w:after="0" w:line="360" w:lineRule="auto"/>
-        <w:ind w:left="-426" w:firstLine="710"/>
-        <w:jc w:val="both"/>
-        <w:rPr>
-          <w:rFonts w:ascii="Times New Roman" w:eastAsia="Times New Roman" w:hAnsi="Times New Roman" w:cs="Times New Roman"/>
-          <w:sz w:val="28"/>
-          <w:szCs w:val="28"/>
-          <w:lang w:eastAsia="ru-RU"/>
-        </w:rPr>
-      </w:pPr>
-      <w:r>
-        <w:rPr>
-          <w:rFonts w:ascii="Times New Roman" w:eastAsia="Times New Roman" w:hAnsi="Times New Roman" w:cs="Times New Roman"/>
-          <w:sz w:val="28"/>
-          <w:szCs w:val="28"/>
-          <w:lang w:eastAsia="ru-RU"/>
-        </w:rPr>
-        <w:t xml:space="preserve">Для структурирования и анализа собранных данных авторы применяют метод категоризации и таксономии (taxonomy development). Исследователи классифицируют существующие подходы по различным критериям: типу используемых нейронных сетей (CNN, RNN, Transformer), уровню гранулярности </w:t>
-      </w:r>
-      <w:r>
-        <w:rPr>
-          <w:rFonts w:ascii="Times New Roman" w:eastAsia="Times New Roman" w:hAnsi="Times New Roman" w:cs="Times New Roman"/>
-          <w:sz w:val="28"/>
-          <w:szCs w:val="28"/>
-          <w:lang w:eastAsia="ru-RU"/>
-        </w:rPr>
-        <w:lastRenderedPageBreak/>
-        <w:t>анализа (функция, файл, проект), типу представления кода (токены, AST, графы зависимостей) и другим параметрам. Разработка таксономии позволяет систематизировать знания в области и выявить пробелы в исследованиях, что является важным вкладом в развитие научной области.</w:t>
-      </w:r>
-    </w:p>
-    <w:p>
-      <w:pPr>
-        <w:spacing w:after="0" w:line="360" w:lineRule="auto"/>
-        <w:ind w:left="-426" w:firstLine="710"/>
-        <w:jc w:val="both"/>
-        <w:rPr>
-          <w:rFonts w:ascii="Times New Roman" w:eastAsia="Times New Roman" w:hAnsi="Times New Roman" w:cs="Times New Roman"/>
-          <w:sz w:val="28"/>
-          <w:szCs w:val="28"/>
-          <w:lang w:eastAsia="ru-RU"/>
-        </w:rPr>
-      </w:pPr>
-      <w:r>
-        <w:rPr>
-          <w:rFonts w:ascii="Times New Roman" w:eastAsia="Times New Roman" w:hAnsi="Times New Roman" w:cs="Times New Roman"/>
-          <w:sz w:val="28"/>
-          <w:szCs w:val="28"/>
-          <w:lang w:eastAsia="ru-RU"/>
-        </w:rPr>
-        <w:t>Метод сравнительного анализа (comparative analysis) используется авторами для выявления преимуществ и недостатков различных подходов. Исследователи сравнивают методы глубокого обучения не только между собой, но и с традиционными подходами статического анализа, такими как инструменты на основе правил. Такой сравнительный анализ позволяет определить, действительно ли методы глубокого обучения превосходят существующие решения, и в каких условиях это превосходство проявляется наиболее явно.</w:t>
-      </w:r>
-    </w:p>
-    <w:p>
-      <w:pPr>
-        <w:spacing w:after="0" w:line="360" w:lineRule="auto"/>
-        <w:ind w:left="-426" w:firstLine="710"/>
-        <w:jc w:val="both"/>
-        <w:rPr>
-          <w:rFonts w:ascii="Times New Roman" w:eastAsia="Times New Roman" w:hAnsi="Times New Roman" w:cs="Times New Roman"/>
-          <w:sz w:val="28"/>
-          <w:szCs w:val="28"/>
-          <w:lang w:eastAsia="ru-RU"/>
-        </w:rPr>
-      </w:pPr>
-      <w:r>
-        <w:rPr>
-          <w:rFonts w:ascii="Times New Roman" w:eastAsia="Times New Roman" w:hAnsi="Times New Roman" w:cs="Times New Roman"/>
-          <w:sz w:val="28"/>
-          <w:szCs w:val="28"/>
-          <w:lang w:eastAsia="ru-RU"/>
-        </w:rPr>
-        <w:t>При написании научной статьи данные методы используются следующим образом. Метод систематического обзора литературы применяется на начальном этапе исследования для сбора релевантных источников и формирования теоретической базы работы. Это позволяет авторам обосновать актуальность исследования, выявить существующие пробелы в знаниях и сформулировать исследовательские вопросы. Структурированный подход к поиску литературы обеспечивает полноту охвата темы и повышает доверие к выводам исследования.</w:t>
-      </w:r>
-    </w:p>
-    <w:p>
-      <w:pPr>
-        <w:spacing w:after="0" w:line="360" w:lineRule="auto"/>
-        <w:ind w:left="-426" w:firstLine="710"/>
-        <w:jc w:val="both"/>
-        <w:rPr>
-          <w:rFonts w:ascii="Times New Roman" w:eastAsia="Times New Roman" w:hAnsi="Times New Roman" w:cs="Times New Roman"/>
-          <w:sz w:val="28"/>
-          <w:szCs w:val="28"/>
-          <w:lang w:eastAsia="ru-RU"/>
-        </w:rPr>
-      </w:pPr>
-      <w:r>
-        <w:rPr>
-          <w:rFonts w:ascii="Times New Roman" w:eastAsia="Times New Roman" w:hAnsi="Times New Roman" w:cs="Times New Roman"/>
-          <w:sz w:val="28"/>
-          <w:szCs w:val="28"/>
-          <w:lang w:eastAsia="ru-RU"/>
-        </w:rPr>
-        <w:t>Экспериментальная оценка используется для получения эмпирических данных, подтверждающих или опровергающих гипотезы исследования. Проведение экспериментов на стандартизированных датасетах позволяет получить воспроизводимые результаты, которые могут быть проверены другими исследователями. Применение стандартных метрик оценки обеспечивает возможность сравнения результатов с другими работами в области. В контексте написания статьи экспериментальные результаты представляются в виде таблиц, графиков и диаграмм, что делает выводы наглядными и убедительными.</w:t>
-      </w:r>
-    </w:p>
-    <w:p>
-      <w:pPr>
-        <w:spacing w:after="0" w:line="360" w:lineRule="auto"/>
-        <w:ind w:left="-426" w:firstLine="710"/>
-        <w:jc w:val="both"/>
-        <w:rPr>
-          <w:rFonts w:ascii="Times New Roman" w:eastAsia="Times New Roman" w:hAnsi="Times New Roman" w:cs="Times New Roman"/>
-          <w:sz w:val="28"/>
-          <w:szCs w:val="28"/>
-          <w:lang w:eastAsia="ru-RU"/>
-        </w:rPr>
-      </w:pPr>
-      <w:r>
-        <w:rPr>
-          <w:rFonts w:ascii="Times New Roman" w:eastAsia="Times New Roman" w:hAnsi="Times New Roman" w:cs="Times New Roman"/>
-          <w:sz w:val="28"/>
-          <w:szCs w:val="28"/>
-          <w:lang w:eastAsia="ru-RU"/>
-        </w:rPr>
-        <w:t xml:space="preserve">Метод репликации экспериментов используется для повышения надежности выводов статьи. Воспроизведение экспериментов из других исследований позволяет авторам проверить достоверность заявленных результатов и выявить потенциальные проблемы в экспериментальных </w:t>
-      </w:r>
-      <w:r>
-        <w:rPr>
-          <w:rFonts w:ascii="Times New Roman" w:eastAsia="Times New Roman" w:hAnsi="Times New Roman" w:cs="Times New Roman"/>
-          <w:sz w:val="28"/>
-          <w:szCs w:val="28"/>
-          <w:lang w:eastAsia="ru-RU"/>
-        </w:rPr>
-        <w:lastRenderedPageBreak/>
-        <w:t>настройках. Это особенно важно в области машинного обучения, где результаты могут сильно зависеть от конкретных параметров модели и особенностей датасета. В статье результаты репликации могут быть представлены в разделе "Experimental Setup" или "Reproducibility Study", что демонстрирует тщательность проведенного исследования.</w:t>
-      </w:r>
-    </w:p>
-    <w:p>
-      <w:pPr>
-        <w:spacing w:after="0" w:line="360" w:lineRule="auto"/>
-        <w:ind w:left="-426" w:firstLine="710"/>
-        <w:jc w:val="both"/>
-        <w:rPr>
-          <w:rFonts w:ascii="Times New Roman" w:eastAsia="Times New Roman" w:hAnsi="Times New Roman" w:cs="Times New Roman"/>
-          <w:sz w:val="28"/>
-          <w:szCs w:val="28"/>
-          <w:lang w:eastAsia="ru-RU"/>
-        </w:rPr>
-      </w:pPr>
-      <w:r>
-        <w:rPr>
-          <w:rFonts w:ascii="Times New Roman" w:eastAsia="Times New Roman" w:hAnsi="Times New Roman" w:cs="Times New Roman"/>
-          <w:sz w:val="28"/>
-          <w:szCs w:val="28"/>
-          <w:lang w:eastAsia="ru-RU"/>
-        </w:rPr>
-        <w:t>Разработка таксономии используется для структурирования материала статьи и создания логической структуры изложения. Классификация существующих подходов позволяет авторам организовать обзор литературы в систематизированном виде, что облегчает читателю понимание различных направлений исследований. Таксономия также может быть представлена в виде таблицы или диаграммы, что делает структуру области более наглядной. В контексте написания статьи таксономия помогает авторам определить место своего исследования в общей картине области и обосновать новизну работы.</w:t>
-      </w:r>
-    </w:p>
-    <w:p>
-      <w:pPr>
-        <w:spacing w:after="0" w:line="360" w:lineRule="auto"/>
-        <w:ind w:left="-426" w:firstLine="710"/>
-        <w:jc w:val="both"/>
-        <w:rPr>
-          <w:rFonts w:ascii="Times New Roman" w:eastAsia="Times New Roman" w:hAnsi="Times New Roman" w:cs="Times New Roman"/>
-          <w:sz w:val="28"/>
-          <w:szCs w:val="28"/>
-          <w:lang w:eastAsia="ru-RU"/>
-        </w:rPr>
-      </w:pPr>
-      <w:r>
-        <w:rPr>
-          <w:rFonts w:ascii="Times New Roman" w:eastAsia="Times New Roman" w:hAnsi="Times New Roman" w:cs="Times New Roman"/>
-          <w:sz w:val="28"/>
-          <w:szCs w:val="28"/>
-          <w:lang w:eastAsia="ru-RU"/>
-        </w:rPr>
-        <w:t>Сравнительный анализ используется для формулирования выводов и рекомендаций в статье. Сравнение различных подходов позволяет авторам выявить их сильные и слабые стороны, что является основой для формулирования практических рекомендаций. Результаты сравнительного анализа могут быть представлены в виде сравнительных таблиц или графиков, демонстрирующих производительность различных методов. В заключительной части статьи сравнительный анализ позволяет авторам обобщить полученные результаты и предложить направления для будущих исследований.</w:t>
-      </w:r>
-    </w:p>
-    <w:p>
-      <w:pPr>
-        <w:spacing w:after="0" w:line="360" w:lineRule="auto"/>
-        <w:ind w:left="-426" w:firstLine="710"/>
-        <w:jc w:val="both"/>
-        <w:rPr>
-          <w:rFonts w:ascii="Times New Roman" w:eastAsia="Times New Roman" w:hAnsi="Times New Roman" w:cs="Times New Roman"/>
-          <w:sz w:val="28"/>
-          <w:szCs w:val="28"/>
-          <w:lang w:eastAsia="ru-RU"/>
-        </w:rPr>
-      </w:pPr>
-      <w:r>
-        <w:rPr>
-          <w:rFonts w:ascii="Times New Roman" w:eastAsia="Times New Roman" w:hAnsi="Times New Roman" w:cs="Times New Roman"/>
-          <w:sz w:val="28"/>
-          <w:szCs w:val="28"/>
-          <w:lang w:eastAsia="ru-RU"/>
-        </w:rPr>
-        <w:t xml:space="preserve">В заключение можно сказать, что применение комплексного методологического подхода, включающего систематический обзор литературы, экспериментальную оценку, репликацию экспериментов, разработку таксономии и сравнительный анализ, является основой для подготовки качественной научной статьи. Эти методы обеспечивают научную обоснованность выводов, воспроизводимость результатов и систематизацию знаний в области. Использование данных методов позволяет авторам не только представить результаты своего исследования, но и внести значительный вклад в развитие </w:t>
-      </w:r>
-      <w:r>
-        <w:rPr>
-          <w:rFonts w:ascii="Times New Roman" w:eastAsia="Times New Roman" w:hAnsi="Times New Roman" w:cs="Times New Roman"/>
-          <w:sz w:val="28"/>
-          <w:szCs w:val="28"/>
-          <w:lang w:eastAsia="ru-RU"/>
-        </w:rPr>
-        <w:lastRenderedPageBreak/>
-        <w:t>научной области, предоставляя структурированное понимание текущего состояния исследований и выявляя направления для дальнейшей работы.</w:t>
-      </w:r>
-    </w:p>
-    <w:p>
-      <w:pPr>
-        <w:spacing w:line="360" w:lineRule="auto"/>
-        <w:ind w:left="-426" w:firstLine="710"/>
-        <w:jc w:val="both"/>
-        <w:rPr>
-          <w:rFonts w:ascii="Times New Roman" w:eastAsia="Times New Roman" w:hAnsi="Times New Roman" w:cs="Times New Roman"/>
-          <w:sz w:val="28"/>
-          <w:szCs w:val="28"/>
-          <w:lang w:eastAsia="ru-RU"/>
-        </w:rPr>
-      </w:pPr>
-      <w:r>
-        <w:rPr>
-          <w:rFonts w:ascii="Times New Roman" w:eastAsia="Times New Roman" w:hAnsi="Times New Roman" w:cs="Times New Roman"/>
-          <w:sz w:val="28"/>
-          <w:szCs w:val="28"/>
-          <w:lang w:val="en-US" w:eastAsia="ru-RU"/>
-        </w:rPr>
-        <w:t xml:space="preserve">[1] </w:t>
-      </w:r>
-      <w:bookmarkStart w:id="3" w:name="_Hlk220076218"/>
-      <w:r>
-        <w:rPr>
-          <w:rFonts w:ascii="Times New Roman" w:eastAsia="Times New Roman" w:hAnsi="Times New Roman" w:cs="Times New Roman"/>
-          <w:sz w:val="28"/>
-          <w:szCs w:val="28"/>
-          <w:lang w:val="en-US" w:eastAsia="ru-RU"/>
-        </w:rPr>
-        <w:t xml:space="preserve">Chakraborty S., Krishna R., Ding Y., Ray B. Deep Learning Based Vulnerability Detection: Are We There Yet? / S. Chakraborty, R. Krishna, Y. Ding, B. Ray // IEEE Transactions on Software Engineering. – 2022. – </w:t>
-      </w:r>
-      <w:r>
-        <w:rPr>
-          <w:rFonts w:ascii="Times New Roman" w:eastAsia="Times New Roman" w:hAnsi="Times New Roman" w:cs="Times New Roman"/>
-          <w:sz w:val="28"/>
-          <w:szCs w:val="28"/>
-          <w:lang w:eastAsia="ru-RU"/>
-        </w:rPr>
-        <w:t>Т</w:t>
-      </w:r>
-      <w:r>
-        <w:rPr>
-          <w:rFonts w:ascii="Times New Roman" w:eastAsia="Times New Roman" w:hAnsi="Times New Roman" w:cs="Times New Roman"/>
-          <w:sz w:val="28"/>
-          <w:szCs w:val="28"/>
-          <w:lang w:val="en-US" w:eastAsia="ru-RU"/>
-        </w:rPr>
-        <w:t xml:space="preserve">. 48. – № 9. – </w:t>
-      </w:r>
-      <w:r>
-        <w:rPr>
-          <w:rFonts w:ascii="Times New Roman" w:eastAsia="Times New Roman" w:hAnsi="Times New Roman" w:cs="Times New Roman"/>
-          <w:sz w:val="28"/>
-          <w:szCs w:val="28"/>
-          <w:lang w:eastAsia="ru-RU"/>
-        </w:rPr>
-        <w:t>С</w:t>
-      </w:r>
-      <w:r>
-        <w:rPr>
-          <w:rFonts w:ascii="Times New Roman" w:eastAsia="Times New Roman" w:hAnsi="Times New Roman" w:cs="Times New Roman"/>
-          <w:sz w:val="28"/>
-          <w:szCs w:val="28"/>
-          <w:lang w:val="en-US" w:eastAsia="ru-RU"/>
-        </w:rPr>
-        <w:t xml:space="preserve">. 3280–3296. – DOI: 10.1109/TSE.2021.3087402. – </w:t>
-      </w:r>
-      <w:r>
-        <w:rPr>
-          <w:rFonts w:ascii="Times New Roman" w:eastAsia="Times New Roman" w:hAnsi="Times New Roman" w:cs="Times New Roman"/>
-          <w:sz w:val="28"/>
-          <w:szCs w:val="28"/>
-          <w:lang w:eastAsia="ru-RU"/>
-        </w:rPr>
-        <w:t>Текст</w:t>
-      </w:r>
-      <w:r>
-        <w:rPr>
-          <w:rFonts w:ascii="Times New Roman" w:eastAsia="Times New Roman" w:hAnsi="Times New Roman" w:cs="Times New Roman"/>
-          <w:sz w:val="28"/>
-          <w:szCs w:val="28"/>
-          <w:lang w:val="en-US" w:eastAsia="ru-RU"/>
-        </w:rPr>
-        <w:t xml:space="preserve">: </w:t>
-      </w:r>
-      <w:r>
-        <w:rPr>
-          <w:rFonts w:ascii="Times New Roman" w:eastAsia="Times New Roman" w:hAnsi="Times New Roman" w:cs="Times New Roman"/>
-          <w:sz w:val="28"/>
-          <w:szCs w:val="28"/>
-          <w:lang w:eastAsia="ru-RU"/>
-        </w:rPr>
-        <w:t>электронный</w:t>
-      </w:r>
-      <w:r>
-        <w:rPr>
-          <w:rFonts w:ascii="Times New Roman" w:eastAsia="Times New Roman" w:hAnsi="Times New Roman" w:cs="Times New Roman"/>
-          <w:sz w:val="28"/>
-          <w:szCs w:val="28"/>
-          <w:lang w:val="en-US" w:eastAsia="ru-RU"/>
-        </w:rPr>
-        <w:t>.</w:t>
-      </w:r>
-    </w:p>
-    <w:bookmarkEnd w:id="3"/>
-    <w:p>
-      <w:pPr>
-        <w:pStyle w:val="3"/>
-        <w:rPr>
-          <w:sz w:val="28"/>
-          <w:szCs w:val="28"/>
-        </w:rPr>
-      </w:pPr>
-      <w:r>
-        <w:rPr>
-          <w:sz w:val="28"/>
-          <w:szCs w:val="28"/>
-        </w:rPr>
-        <w:t>Методологический аппарат научного исследования. Понятийный аппарат. Оформление результатов научного исследования.</w:t>
+          <w:sz w:val="28"/>
+          <w:szCs w:val="28"/>
+        </w:rPr>
+        <w:t>научного</w:t>
+      </w:r>
+      <w:r>
+        <w:rPr>
+          <w:sz w:val="28"/>
+          <w:szCs w:val="28"/>
+          <w:lang w:val="en-US"/>
+        </w:rPr>
+        <w:t xml:space="preserve"> </w:t>
+      </w:r>
+      <w:r>
+        <w:rPr>
+          <w:sz w:val="28"/>
+          <w:szCs w:val="28"/>
+        </w:rPr>
+        <w:t>исследования</w:t>
+      </w:r>
+      <w:r>
+        <w:rPr>
+          <w:sz w:val="28"/>
+          <w:szCs w:val="28"/>
+          <w:lang w:val="en-US"/>
+        </w:rPr>
+        <w:t xml:space="preserve">. </w:t>
+      </w:r>
+      <w:r>
+        <w:rPr>
+          <w:sz w:val="28"/>
+          <w:szCs w:val="28"/>
+        </w:rPr>
+        <w:t>Понятийный аппарат. Оформление результатов научного исследования.</w:t>
       </w:r>
     </w:p>
     <w:p>
@@ -2869,10 +3265,20 @@
       <w:r>
         <w:rPr>
           <w:rFonts w:ascii="Times New Roman" w:hAnsi="Times New Roman" w:cs="Times New Roman"/>
-          <w:sz w:val="28"/>
-          <w:szCs w:val="28"/>
-        </w:rPr>
-        <w:t xml:space="preserve">научных </w:t>
+          <w:b/>
+          <w:bCs/>
+          <w:sz w:val="28"/>
+          <w:szCs w:val="28"/>
+        </w:rPr>
+        <w:t>научных</w:t>
+      </w:r>
+      <w:r>
+        <w:rPr>
+          <w:rFonts w:ascii="Times New Roman" w:hAnsi="Times New Roman" w:cs="Times New Roman"/>
+          <w:sz w:val="28"/>
+          <w:szCs w:val="28"/>
+        </w:rPr>
+        <w:t xml:space="preserve"> </w:t>
       </w:r>
       <w:r>
         <w:rPr>
@@ -2987,18 +3393,6 @@
     </w:p>
     <w:p>
       <w:pPr>
-        <w:spacing w:before="100" w:beforeAutospacing="1" w:after="100" w:afterAutospacing="1"/>
-        <w:rPr>
-          <w:rFonts w:ascii="Times New Roman" w:hAnsi="Times New Roman" w:cs="Times New Roman"/>
-          <w:b/>
-          <w:bCs/>
-          <w:sz w:val="28"/>
-          <w:szCs w:val="28"/>
-        </w:rPr>
-      </w:pPr>
-    </w:p>
-    <w:p>
-      <w:pPr>
         <w:spacing w:before="100" w:beforeAutospacing="1" w:after="100" w:afterAutospacing="1" w:line="240" w:lineRule="auto"/>
         <w:outlineLvl w:val="2"/>
         <w:rPr>
@@ -3105,7 +3499,7 @@
           <w:szCs w:val="28"/>
           <w:lang w:eastAsia="ru-RU"/>
         </w:rPr>
-        <w:t xml:space="preserve">оказать, что применение больших языковых моделей позволяет повысить точность и полноту автоматического обнаружения уязвимостей в программном коде по </w:t>
+        <w:t xml:space="preserve">оказать, что </w:t>
       </w:r>
       <w:r>
         <w:rPr>
@@ -3115,7 +3509,7 @@
           <w:lang w:eastAsia="ru-RU"/>
         </w:rPr>
         <w:lastRenderedPageBreak/>
-        <w:t>сравнению с традиционными методами статического анализа, обеспечивая при этом возможность выявления семантически сложных уязвимостей, которые не обнаруживаются правилами-ориентированными подходами.</w:t>
+        <w:t>применение больших языковых моделей позволяет повысить точность и полноту автоматического обнаружения уязвимостей в программном коде по сравнению с традиционными методами статического анализа, обеспечивая при этом возможность выявления семантически сложных уязвимостей, которые не обнаруживаются правилами-ориентированными подходами.</w:t>
       </w:r>
     </w:p>
     <w:p>
@@ -3360,17 +3754,7 @@
     </w:p>
     <w:p>
       <w:pPr>
-        <w:spacing w:before="100" w:beforeAutospacing="1" w:after="100" w:afterAutospacing="1"/>
-        <w:rPr>
-          <w:rFonts w:ascii="Times New Roman" w:hAnsi="Times New Roman" w:cs="Times New Roman"/>
-          <w:sz w:val="28"/>
-          <w:szCs w:val="28"/>
-        </w:rPr>
-      </w:pPr>
-    </w:p>
-    <w:p>
-      <w:pPr>
-        <w:spacing w:after="0" w:line="360" w:lineRule="auto"/>
+        <w:spacing w:after="0"/>
         <w:ind w:left="-426" w:firstLine="710"/>
         <w:jc w:val="both"/>
         <w:rPr>
@@ -3490,14 +3874,14 @@
     </w:p>
     <w:p>
       <w:pPr>
-        <w:spacing w:after="0" w:line="360" w:lineRule="auto"/>
+        <w:spacing w:after="0"/>
         <w:ind w:left="-426" w:firstLine="710"/>
         <w:jc w:val="both"/>
         <w:rPr>
           <w:rFonts w:ascii="Times New Roman" w:eastAsia="Times New Roman" w:hAnsi="Times New Roman" w:cs="Times New Roman"/>
           <w:sz w:val="28"/>
           <w:szCs w:val="28"/>
-          <w:lang w:val="en-US" w:eastAsia="ru-RU"/>
+          <w:lang w:eastAsia="ru-RU"/>
         </w:rPr>
       </w:pPr>
       <w:r>
@@ -3512,14 +3896,14 @@
     </w:p>
     <w:p>
       <w:pPr>
-        <w:spacing w:after="0" w:line="360" w:lineRule="auto"/>
+        <w:spacing w:after="0"/>
         <w:ind w:left="-426" w:firstLine="710"/>
         <w:jc w:val="both"/>
         <w:rPr>
           <w:rFonts w:ascii="Times New Roman" w:eastAsia="Times New Roman" w:hAnsi="Times New Roman" w:cs="Times New Roman"/>
           <w:sz w:val="28"/>
           <w:szCs w:val="28"/>
-          <w:lang w:val="en-US" w:eastAsia="ru-RU"/>
+          <w:lang w:eastAsia="ru-RU"/>
         </w:rPr>
       </w:pPr>
       <w:r>
@@ -3529,8 +3913,9 @@
           <w:szCs w:val="28"/>
           <w:lang w:eastAsia="ru-RU"/>
         </w:rPr>
-        <w:t xml:space="preserve">В статье анализируется более 30 современных методов, использующих различные архитектуры нейронных сетей, включая сверточные нейронные сети, рекуррентные нейронные сети и модели на основе трансформеров. Особое внимание уделено экспериментальной оценке производительности различных подходов на стандартизированных наборах данных, таких как BigVul и DiverseVul, содержащих реальные примеры уязвимого кода из открытых проектов. На основе изучения существующих исследований и проведения </w:t>
-      </w:r>
+        <w:t xml:space="preserve">В статье анализируется более 30 современных методов, использующих различные архитектуры нейронных сетей, включая сверточные нейронные сети, рекуррентные нейронные сети и модели на основе трансформеров. Особое внимание уделено экспериментальной оценке производительности различных подходов на стандартизированных наборах данных, таких как </w:t>
+      </w:r>
+      <w:proofErr w:type="spellStart"/>
       <w:r>
         <w:rPr>
           <w:rFonts w:ascii="Times New Roman" w:eastAsia="Times New Roman" w:hAnsi="Times New Roman" w:cs="Times New Roman"/>
@@ -3538,20 +3923,49 @@
           <w:szCs w:val="28"/>
           <w:lang w:eastAsia="ru-RU"/>
         </w:rPr>
-        <w:lastRenderedPageBreak/>
-        <w:t xml:space="preserve">собственных экспериментов установлено, что методы глубокого обучения демонстрируют значительный потенциал для обнаружения уязвимостей, однако их эффективность сильно зависит от качества обучающих данных, выбора архитектуры модели и способа представления кода. </w:t>
-      </w:r>
-    </w:p>
-    <w:p>
-      <w:pPr>
-        <w:spacing w:after="0" w:line="360" w:lineRule="auto"/>
+        <w:t>BigVul</w:t>
+      </w:r>
+      <w:proofErr w:type="spellEnd"/>
+      <w:r>
+        <w:rPr>
+          <w:rFonts w:ascii="Times New Roman" w:eastAsia="Times New Roman" w:hAnsi="Times New Roman" w:cs="Times New Roman"/>
+          <w:sz w:val="28"/>
+          <w:szCs w:val="28"/>
+          <w:lang w:eastAsia="ru-RU"/>
+        </w:rPr>
+        <w:t xml:space="preserve"> и </w:t>
+      </w:r>
+      <w:proofErr w:type="spellStart"/>
+      <w:r>
+        <w:rPr>
+          <w:rFonts w:ascii="Times New Roman" w:eastAsia="Times New Roman" w:hAnsi="Times New Roman" w:cs="Times New Roman"/>
+          <w:sz w:val="28"/>
+          <w:szCs w:val="28"/>
+          <w:lang w:eastAsia="ru-RU"/>
+        </w:rPr>
+        <w:t>DiverseVul</w:t>
+      </w:r>
+      <w:proofErr w:type="spellEnd"/>
+      <w:r>
+        <w:rPr>
+          <w:rFonts w:ascii="Times New Roman" w:eastAsia="Times New Roman" w:hAnsi="Times New Roman" w:cs="Times New Roman"/>
+          <w:sz w:val="28"/>
+          <w:szCs w:val="28"/>
+          <w:lang w:eastAsia="ru-RU"/>
+        </w:rPr>
+        <w:t xml:space="preserve">, содержащих реальные примеры уязвимого кода из открытых проектов. На основе изучения существующих исследований и проведения собственных экспериментов установлено, что методы глубокого обучения демонстрируют значительный потенциал для обнаружения уязвимостей, однако их эффективность сильно зависит от качества обучающих данных, выбора архитектуры модели и способа представления кода. </w:t>
+      </w:r>
+    </w:p>
+    <w:p>
+      <w:pPr>
+        <w:spacing w:after="0"/>
         <w:ind w:left="-426" w:firstLine="710"/>
         <w:jc w:val="both"/>
         <w:rPr>
           <w:rFonts w:ascii="Times New Roman" w:eastAsia="Times New Roman" w:hAnsi="Times New Roman" w:cs="Times New Roman"/>
           <w:sz w:val="28"/>
           <w:szCs w:val="28"/>
-          <w:lang w:val="en-US" w:eastAsia="ru-RU"/>
+          <w:lang w:eastAsia="ru-RU"/>
         </w:rPr>
       </w:pPr>
       <w:r>
@@ -3561,21 +3975,9 @@
           <w:szCs w:val="28"/>
           <w:lang w:eastAsia="ru-RU"/>
         </w:rPr>
+        <w:lastRenderedPageBreak/>
         <w:t>Автор приходит к выводу, что, несмотря на прогресс в области применения глубокого обучения для обнаружения уязвимостей, существующие методы еще не достигли уровня, достаточного для полной замены традиционных методов статического анализа, и требуют дальнейших исследований для повышения точности и снижения уровня ложных срабатываний.</w:t>
       </w:r>
-    </w:p>
-    <w:p>
-      <w:pPr>
-        <w:spacing w:after="0" w:line="360" w:lineRule="auto"/>
-        <w:ind w:firstLine="708"/>
-        <w:jc w:val="both"/>
-        <w:rPr>
-          <w:rFonts w:ascii="Times New Roman" w:hAnsi="Times New Roman" w:cs="Times New Roman"/>
-          <w:bCs/>
-          <w:sz w:val="28"/>
-          <w:szCs w:val="28"/>
-        </w:rPr>
-      </w:pPr>
     </w:p>
     <w:sectPr>
       <w:pgSz w:w="11906" w:h="16838"/>
@@ -5207,6 +5609,155 @@
     </w:lvl>
   </w:abstractNum>
   <w:abstractNum w:abstractNumId="13" w15:restartNumberingAfterBreak="0">
+    <w:nsid w:val="2B464D67"/>
+    <w:multiLevelType w:val="multilevel"/>
+    <w:tmpl w:val="4CCEFE10"/>
+    <w:lvl w:ilvl="0">
+      <w:start w:val="1"/>
+      <w:numFmt w:val="bullet"/>
+      <w:lvlText w:val=""/>
+      <w:lvlJc w:val="left"/>
+      <w:pPr>
+        <w:tabs>
+          <w:tab w:val="num" w:pos="720"/>
+        </w:tabs>
+        <w:ind w:left="720" w:hanging="360"/>
+      </w:pPr>
+      <w:rPr>
+        <w:rFonts w:ascii="Symbol" w:hAnsi="Symbol" w:hint="default"/>
+        <w:sz w:val="20"/>
+      </w:rPr>
+    </w:lvl>
+    <w:lvl w:ilvl="1">
+      <w:start w:val="1"/>
+      <w:numFmt w:val="bullet"/>
+      <w:lvlText w:val="o"/>
+      <w:lvlJc w:val="left"/>
+      <w:pPr>
+        <w:tabs>
+          <w:tab w:val="num" w:pos="1440"/>
+        </w:tabs>
+        <w:ind w:left="1440" w:hanging="360"/>
+      </w:pPr>
+      <w:rPr>
+        <w:rFonts w:ascii="Courier New" w:hAnsi="Courier New" w:hint="default"/>
+        <w:sz w:val="20"/>
+      </w:rPr>
+    </w:lvl>
+    <w:lvl w:ilvl="2" w:tentative="1">
+      <w:start w:val="1"/>
+      <w:numFmt w:val="bullet"/>
+      <w:lvlText w:val=""/>
+      <w:lvlJc w:val="left"/>
+      <w:pPr>
+        <w:tabs>
+          <w:tab w:val="num" w:pos="2160"/>
+        </w:tabs>
+        <w:ind w:left="2160" w:hanging="360"/>
+      </w:pPr>
+      <w:rPr>
+        <w:rFonts w:ascii="Wingdings" w:hAnsi="Wingdings" w:hint="default"/>
+        <w:sz w:val="20"/>
+      </w:rPr>
+    </w:lvl>
+    <w:lvl w:ilvl="3" w:tentative="1">
+      <w:start w:val="1"/>
+      <w:numFmt w:val="bullet"/>
+      <w:lvlText w:val=""/>
+      <w:lvlJc w:val="left"/>
+      <w:pPr>
+        <w:tabs>
+          <w:tab w:val="num" w:pos="2880"/>
+        </w:tabs>
+        <w:ind w:left="2880" w:hanging="360"/>
+      </w:pPr>
+      <w:rPr>
+        <w:rFonts w:ascii="Wingdings" w:hAnsi="Wingdings" w:hint="default"/>
+        <w:sz w:val="20"/>
+      </w:rPr>
+    </w:lvl>
+    <w:lvl w:ilvl="4" w:tentative="1">
+      <w:start w:val="1"/>
+      <w:numFmt w:val="bullet"/>
+      <w:lvlText w:val=""/>
+      <w:lvlJc w:val="left"/>
+      <w:pPr>
+        <w:tabs>
+          <w:tab w:val="num" w:pos="3600"/>
+        </w:tabs>
+        <w:ind w:left="3600" w:hanging="360"/>
+      </w:pPr>
+      <w:rPr>
+        <w:rFonts w:ascii="Wingdings" w:hAnsi="Wingdings" w:hint="default"/>
+        <w:sz w:val="20"/>
+      </w:rPr>
+    </w:lvl>
+    <w:lvl w:ilvl="5" w:tentative="1">
+      <w:start w:val="1"/>
+      <w:numFmt w:val="bullet"/>
+      <w:lvlText w:val=""/>
+      <w:lvlJc w:val="left"/>
+      <w:pPr>
+        <w:tabs>
+          <w:tab w:val="num" w:pos="4320"/>
+        </w:tabs>
+        <w:ind w:left="4320" w:hanging="360"/>
+      </w:pPr>
+      <w:rPr>
+        <w:rFonts w:ascii="Wingdings" w:hAnsi="Wingdings" w:hint="default"/>
+        <w:sz w:val="20"/>
+      </w:rPr>
+    </w:lvl>
+    <w:lvl w:ilvl="6" w:tentative="1">
+      <w:start w:val="1"/>
+      <w:numFmt w:val="bullet"/>
+      <w:lvlText w:val=""/>
+      <w:lvlJc w:val="left"/>
+      <w:pPr>
+        <w:tabs>
+          <w:tab w:val="num" w:pos="5040"/>
+        </w:tabs>
+        <w:ind w:left="5040" w:hanging="360"/>
+      </w:pPr>
+      <w:rPr>
+        <w:rFonts w:ascii="Wingdings" w:hAnsi="Wingdings" w:hint="default"/>
+        <w:sz w:val="20"/>
+      </w:rPr>
+    </w:lvl>
+    <w:lvl w:ilvl="7" w:tentative="1">
+      <w:start w:val="1"/>
+      <w:numFmt w:val="bullet"/>
+      <w:lvlText w:val=""/>
+      <w:lvlJc w:val="left"/>
+      <w:pPr>
+        <w:tabs>
+          <w:tab w:val="num" w:pos="5760"/>
+        </w:tabs>
+        <w:ind w:left="5760" w:hanging="360"/>
+      </w:pPr>
+      <w:rPr>
+        <w:rFonts w:ascii="Wingdings" w:hAnsi="Wingdings" w:hint="default"/>
+        <w:sz w:val="20"/>
+      </w:rPr>
+    </w:lvl>
+    <w:lvl w:ilvl="8" w:tentative="1">
+      <w:start w:val="1"/>
+      <w:numFmt w:val="bullet"/>
+      <w:lvlText w:val=""/>
+      <w:lvlJc w:val="left"/>
+      <w:pPr>
+        <w:tabs>
+          <w:tab w:val="num" w:pos="6480"/>
+        </w:tabs>
+        <w:ind w:left="6480" w:hanging="360"/>
+      </w:pPr>
+      <w:rPr>
+        <w:rFonts w:ascii="Wingdings" w:hAnsi="Wingdings" w:hint="default"/>
+        <w:sz w:val="20"/>
+      </w:rPr>
+    </w:lvl>
+  </w:abstractNum>
+  <w:abstractNum w:abstractNumId="14" w15:restartNumberingAfterBreak="0">
     <w:nsid w:val="3ADF2ADE"/>
     <w:multiLevelType w:val="multilevel"/>
     <w:tmpl w:val="75BA032A"/>
@@ -5319,7 +5870,7 @@
       </w:pPr>
     </w:lvl>
   </w:abstractNum>
-  <w:abstractNum w:abstractNumId="14" w15:restartNumberingAfterBreak="0">
+  <w:abstractNum w:abstractNumId="15" w15:restartNumberingAfterBreak="0">
     <w:nsid w:val="3CD90215"/>
     <w:multiLevelType w:val="multilevel"/>
     <w:tmpl w:val="4148B612"/>
@@ -5468,7 +6019,7 @@
       </w:rPr>
     </w:lvl>
   </w:abstractNum>
-  <w:abstractNum w:abstractNumId="15" w15:restartNumberingAfterBreak="0">
+  <w:abstractNum w:abstractNumId="16" w15:restartNumberingAfterBreak="0">
     <w:nsid w:val="3DCD2A19"/>
     <w:multiLevelType w:val="multilevel"/>
     <w:tmpl w:val="85C43766"/>
@@ -5617,7 +6168,7 @@
       </w:rPr>
     </w:lvl>
   </w:abstractNum>
-  <w:abstractNum w:abstractNumId="16" w15:restartNumberingAfterBreak="0">
+  <w:abstractNum w:abstractNumId="17" w15:restartNumberingAfterBreak="0">
     <w:nsid w:val="3EA86186"/>
     <w:multiLevelType w:val="multilevel"/>
     <w:tmpl w:val="5BE03852"/>
@@ -5730,7 +6281,7 @@
       </w:pPr>
     </w:lvl>
   </w:abstractNum>
-  <w:abstractNum w:abstractNumId="17" w15:restartNumberingAfterBreak="0">
+  <w:abstractNum w:abstractNumId="18" w15:restartNumberingAfterBreak="0">
     <w:nsid w:val="41E24551"/>
     <w:multiLevelType w:val="multilevel"/>
     <w:tmpl w:val="CED8DD1A"/>
@@ -5843,7 +6394,7 @@
       </w:pPr>
     </w:lvl>
   </w:abstractNum>
-  <w:abstractNum w:abstractNumId="18" w15:restartNumberingAfterBreak="0">
+  <w:abstractNum w:abstractNumId="19" w15:restartNumberingAfterBreak="0">
     <w:nsid w:val="44D60D95"/>
     <w:multiLevelType w:val="multilevel"/>
     <w:tmpl w:val="69A4343E"/>
@@ -5992,7 +6543,7 @@
       </w:rPr>
     </w:lvl>
   </w:abstractNum>
-  <w:abstractNum w:abstractNumId="19" w15:restartNumberingAfterBreak="0">
+  <w:abstractNum w:abstractNumId="20" w15:restartNumberingAfterBreak="0">
     <w:nsid w:val="44E4315B"/>
     <w:multiLevelType w:val="multilevel"/>
     <w:tmpl w:val="502AC8E2"/>
@@ -6141,7 +6692,7 @@
       </w:rPr>
     </w:lvl>
   </w:abstractNum>
-  <w:abstractNum w:abstractNumId="20" w15:restartNumberingAfterBreak="0">
+  <w:abstractNum w:abstractNumId="21" w15:restartNumberingAfterBreak="0">
     <w:nsid w:val="49EE6AB7"/>
     <w:multiLevelType w:val="multilevel"/>
     <w:tmpl w:val="5E6266D8"/>
@@ -6254,7 +6805,156 @@
       </w:pPr>
     </w:lvl>
   </w:abstractNum>
-  <w:abstractNum w:abstractNumId="21" w15:restartNumberingAfterBreak="0">
+  <w:abstractNum w:abstractNumId="22" w15:restartNumberingAfterBreak="0">
+    <w:nsid w:val="4A0443D2"/>
+    <w:multiLevelType w:val="multilevel"/>
+    <w:tmpl w:val="25A8FF6C"/>
+    <w:lvl w:ilvl="0">
+      <w:start w:val="1"/>
+      <w:numFmt w:val="bullet"/>
+      <w:lvlText w:val=""/>
+      <w:lvlJc w:val="left"/>
+      <w:pPr>
+        <w:tabs>
+          <w:tab w:val="num" w:pos="720"/>
+        </w:tabs>
+        <w:ind w:left="720" w:hanging="360"/>
+      </w:pPr>
+      <w:rPr>
+        <w:rFonts w:ascii="Symbol" w:hAnsi="Symbol" w:hint="default"/>
+        <w:sz w:val="20"/>
+      </w:rPr>
+    </w:lvl>
+    <w:lvl w:ilvl="1">
+      <w:start w:val="1"/>
+      <w:numFmt w:val="bullet"/>
+      <w:lvlText w:val="o"/>
+      <w:lvlJc w:val="left"/>
+      <w:pPr>
+        <w:tabs>
+          <w:tab w:val="num" w:pos="1440"/>
+        </w:tabs>
+        <w:ind w:left="1440" w:hanging="360"/>
+      </w:pPr>
+      <w:rPr>
+        <w:rFonts w:ascii="Courier New" w:hAnsi="Courier New" w:hint="default"/>
+        <w:sz w:val="20"/>
+      </w:rPr>
+    </w:lvl>
+    <w:lvl w:ilvl="2" w:tentative="1">
+      <w:start w:val="1"/>
+      <w:numFmt w:val="bullet"/>
+      <w:lvlText w:val=""/>
+      <w:lvlJc w:val="left"/>
+      <w:pPr>
+        <w:tabs>
+          <w:tab w:val="num" w:pos="2160"/>
+        </w:tabs>
+        <w:ind w:left="2160" w:hanging="360"/>
+      </w:pPr>
+      <w:rPr>
+        <w:rFonts w:ascii="Wingdings" w:hAnsi="Wingdings" w:hint="default"/>
+        <w:sz w:val="20"/>
+      </w:rPr>
+    </w:lvl>
+    <w:lvl w:ilvl="3" w:tentative="1">
+      <w:start w:val="1"/>
+      <w:numFmt w:val="bullet"/>
+      <w:lvlText w:val=""/>
+      <w:lvlJc w:val="left"/>
+      <w:pPr>
+        <w:tabs>
+          <w:tab w:val="num" w:pos="2880"/>
+        </w:tabs>
+        <w:ind w:left="2880" w:hanging="360"/>
+      </w:pPr>
+      <w:rPr>
+        <w:rFonts w:ascii="Wingdings" w:hAnsi="Wingdings" w:hint="default"/>
+        <w:sz w:val="20"/>
+      </w:rPr>
+    </w:lvl>
+    <w:lvl w:ilvl="4" w:tentative="1">
+      <w:start w:val="1"/>
+      <w:numFmt w:val="bullet"/>
+      <w:lvlText w:val=""/>
+      <w:lvlJc w:val="left"/>
+      <w:pPr>
+        <w:tabs>
+          <w:tab w:val="num" w:pos="3600"/>
+        </w:tabs>
+        <w:ind w:left="3600" w:hanging="360"/>
+      </w:pPr>
+      <w:rPr>
+        <w:rFonts w:ascii="Wingdings" w:hAnsi="Wingdings" w:hint="default"/>
+        <w:sz w:val="20"/>
+      </w:rPr>
+    </w:lvl>
+    <w:lvl w:ilvl="5" w:tentative="1">
+      <w:start w:val="1"/>
+      <w:numFmt w:val="bullet"/>
+      <w:lvlText w:val=""/>
+      <w:lvlJc w:val="left"/>
+      <w:pPr>
+        <w:tabs>
+          <w:tab w:val="num" w:pos="4320"/>
+        </w:tabs>
+        <w:ind w:left="4320" w:hanging="360"/>
+      </w:pPr>
+      <w:rPr>
+        <w:rFonts w:ascii="Wingdings" w:hAnsi="Wingdings" w:hint="default"/>
+        <w:sz w:val="20"/>
+      </w:rPr>
+    </w:lvl>
+    <w:lvl w:ilvl="6" w:tentative="1">
+      <w:start w:val="1"/>
+      <w:numFmt w:val="bullet"/>
+      <w:lvlText w:val=""/>
+      <w:lvlJc w:val="left"/>
+      <w:pPr>
+        <w:tabs>
+          <w:tab w:val="num" w:pos="5040"/>
+        </w:tabs>
+        <w:ind w:left="5040" w:hanging="360"/>
+      </w:pPr>
+      <w:rPr>
+        <w:rFonts w:ascii="Wingdings" w:hAnsi="Wingdings" w:hint="default"/>
+        <w:sz w:val="20"/>
+      </w:rPr>
+    </w:lvl>
+    <w:lvl w:ilvl="7" w:tentative="1">
+      <w:start w:val="1"/>
+      <w:numFmt w:val="bullet"/>
+      <w:lvlText w:val=""/>
+      <w:lvlJc w:val="left"/>
+      <w:pPr>
+        <w:tabs>
+          <w:tab w:val="num" w:pos="5760"/>
+        </w:tabs>
+        <w:ind w:left="5760" w:hanging="360"/>
+      </w:pPr>
+      <w:rPr>
+        <w:rFonts w:ascii="Wingdings" w:hAnsi="Wingdings" w:hint="default"/>
+        <w:sz w:val="20"/>
+      </w:rPr>
+    </w:lvl>
+    <w:lvl w:ilvl="8" w:tentative="1">
+      <w:start w:val="1"/>
+      <w:numFmt w:val="bullet"/>
+      <w:lvlText w:val=""/>
+      <w:lvlJc w:val="left"/>
+      <w:pPr>
+        <w:tabs>
+          <w:tab w:val="num" w:pos="6480"/>
+        </w:tabs>
+        <w:ind w:left="6480" w:hanging="360"/>
+      </w:pPr>
+      <w:rPr>
+        <w:rFonts w:ascii="Wingdings" w:hAnsi="Wingdings" w:hint="default"/>
+        <w:sz w:val="20"/>
+      </w:rPr>
+    </w:lvl>
+  </w:abstractNum>
+  <w:abstractNum w:abstractNumId="23" w15:restartNumberingAfterBreak="0">
     <w:nsid w:val="4CFF1B58"/>
     <w:multiLevelType w:val="multilevel"/>
     <w:tmpl w:val="5106A828"/>
@@ -6403,7 +7103,7 @@
       </w:rPr>
     </w:lvl>
   </w:abstractNum>
-  <w:abstractNum w:abstractNumId="22" w15:restartNumberingAfterBreak="0">
+  <w:abstractNum w:abstractNumId="24" w15:restartNumberingAfterBreak="0">
     <w:nsid w:val="4E5E4000"/>
     <w:multiLevelType w:val="multilevel"/>
     <w:tmpl w:val="14B6D634"/>
@@ -6552,7 +7252,156 @@
       </w:rPr>
     </w:lvl>
   </w:abstractNum>
-  <w:abstractNum w:abstractNumId="23" w15:restartNumberingAfterBreak="0">
+  <w:abstractNum w:abstractNumId="25" w15:restartNumberingAfterBreak="0">
+    <w:nsid w:val="55B5571A"/>
+    <w:multiLevelType w:val="multilevel"/>
+    <w:tmpl w:val="8986549E"/>
+    <w:lvl w:ilvl="0">
+      <w:start w:val="1"/>
+      <w:numFmt w:val="bullet"/>
+      <w:lvlText w:val=""/>
+      <w:lvlJc w:val="left"/>
+      <w:pPr>
+        <w:tabs>
+          <w:tab w:val="num" w:pos="720"/>
+        </w:tabs>
+        <w:ind w:left="720" w:hanging="360"/>
+      </w:pPr>
+      <w:rPr>
+        <w:rFonts w:ascii="Symbol" w:hAnsi="Symbol" w:hint="default"/>
+        <w:sz w:val="20"/>
+      </w:rPr>
+    </w:lvl>
+    <w:lvl w:ilvl="1" w:tentative="1">
+      <w:start w:val="1"/>
+      <w:numFmt w:val="bullet"/>
+      <w:lvlText w:val="o"/>
+      <w:lvlJc w:val="left"/>
+      <w:pPr>
+        <w:tabs>
+          <w:tab w:val="num" w:pos="1440"/>
+        </w:tabs>
+        <w:ind w:left="1440" w:hanging="360"/>
+      </w:pPr>
+      <w:rPr>
+        <w:rFonts w:ascii="Courier New" w:hAnsi="Courier New" w:hint="default"/>
+        <w:sz w:val="20"/>
+      </w:rPr>
+    </w:lvl>
+    <w:lvl w:ilvl="2" w:tentative="1">
+      <w:start w:val="1"/>
+      <w:numFmt w:val="bullet"/>
+      <w:lvlText w:val=""/>
+      <w:lvlJc w:val="left"/>
+      <w:pPr>
+        <w:tabs>
+          <w:tab w:val="num" w:pos="2160"/>
+        </w:tabs>
+        <w:ind w:left="2160" w:hanging="360"/>
+      </w:pPr>
+      <w:rPr>
+        <w:rFonts w:ascii="Wingdings" w:hAnsi="Wingdings" w:hint="default"/>
+        <w:sz w:val="20"/>
+      </w:rPr>
+    </w:lvl>
+    <w:lvl w:ilvl="3" w:tentative="1">
+      <w:start w:val="1"/>
+      <w:numFmt w:val="bullet"/>
+      <w:lvlText w:val=""/>
+      <w:lvlJc w:val="left"/>
+      <w:pPr>
+        <w:tabs>
+          <w:tab w:val="num" w:pos="2880"/>
+        </w:tabs>
+        <w:ind w:left="2880" w:hanging="360"/>
+      </w:pPr>
+      <w:rPr>
+        <w:rFonts w:ascii="Wingdings" w:hAnsi="Wingdings" w:hint="default"/>
+        <w:sz w:val="20"/>
+      </w:rPr>
+    </w:lvl>
+    <w:lvl w:ilvl="4" w:tentative="1">
+      <w:start w:val="1"/>
+      <w:numFmt w:val="bullet"/>
+      <w:lvlText w:val=""/>
+      <w:lvlJc w:val="left"/>
+      <w:pPr>
+        <w:tabs>
+          <w:tab w:val="num" w:pos="3600"/>
+        </w:tabs>
+        <w:ind w:left="3600" w:hanging="360"/>
+      </w:pPr>
+      <w:rPr>
+        <w:rFonts w:ascii="Wingdings" w:hAnsi="Wingdings" w:hint="default"/>
+        <w:sz w:val="20"/>
+      </w:rPr>
+    </w:lvl>
+    <w:lvl w:ilvl="5" w:tentative="1">
+      <w:start w:val="1"/>
+      <w:numFmt w:val="bullet"/>
+      <w:lvlText w:val=""/>
+      <w:lvlJc w:val="left"/>
+      <w:pPr>
+        <w:tabs>
+          <w:tab w:val="num" w:pos="4320"/>
+        </w:tabs>
+        <w:ind w:left="4320" w:hanging="360"/>
+      </w:pPr>
+      <w:rPr>
+        <w:rFonts w:ascii="Wingdings" w:hAnsi="Wingdings" w:hint="default"/>
+        <w:sz w:val="20"/>
+      </w:rPr>
+    </w:lvl>
+    <w:lvl w:ilvl="6" w:tentative="1">
+      <w:start w:val="1"/>
+      <w:numFmt w:val="bullet"/>
+      <w:lvlText w:val=""/>
+      <w:lvlJc w:val="left"/>
+      <w:pPr>
+        <w:tabs>
+          <w:tab w:val="num" w:pos="5040"/>
+        </w:tabs>
+        <w:ind w:left="5040" w:hanging="360"/>
+      </w:pPr>
+      <w:rPr>
+        <w:rFonts w:ascii="Wingdings" w:hAnsi="Wingdings" w:hint="default"/>
+        <w:sz w:val="20"/>
+      </w:rPr>
+    </w:lvl>
+    <w:lvl w:ilvl="7" w:tentative="1">
+      <w:start w:val="1"/>
+      <w:numFmt w:val="bullet"/>
+      <w:lvlText w:val=""/>
+      <w:lvlJc w:val="left"/>
+      <w:pPr>
+        <w:tabs>
+          <w:tab w:val="num" w:pos="5760"/>
+        </w:tabs>
+        <w:ind w:left="5760" w:hanging="360"/>
+      </w:pPr>
+      <w:rPr>
+        <w:rFonts w:ascii="Wingdings" w:hAnsi="Wingdings" w:hint="default"/>
+        <w:sz w:val="20"/>
+      </w:rPr>
+    </w:lvl>
+    <w:lvl w:ilvl="8" w:tentative="1">
+      <w:start w:val="1"/>
+      <w:numFmt w:val="bullet"/>
+      <w:lvlText w:val=""/>
+      <w:lvlJc w:val="left"/>
+      <w:pPr>
+        <w:tabs>
+          <w:tab w:val="num" w:pos="6480"/>
+        </w:tabs>
+        <w:ind w:left="6480" w:hanging="360"/>
+      </w:pPr>
+      <w:rPr>
+        <w:rFonts w:ascii="Wingdings" w:hAnsi="Wingdings" w:hint="default"/>
+        <w:sz w:val="20"/>
+      </w:rPr>
+    </w:lvl>
+  </w:abstractNum>
+  <w:abstractNum w:abstractNumId="26" w15:restartNumberingAfterBreak="0">
     <w:nsid w:val="55B84DFF"/>
     <w:multiLevelType w:val="hybridMultilevel"/>
     <w:tmpl w:val="2998F470"/>
@@ -6665,7 +7514,7 @@
       </w:rPr>
     </w:lvl>
   </w:abstractNum>
-  <w:abstractNum w:abstractNumId="24" w15:restartNumberingAfterBreak="0">
+  <w:abstractNum w:abstractNumId="27" w15:restartNumberingAfterBreak="0">
     <w:nsid w:val="57CA367B"/>
     <w:multiLevelType w:val="multilevel"/>
     <w:tmpl w:val="898E7EFA"/>
@@ -6814,7 +7663,7 @@
       </w:rPr>
     </w:lvl>
   </w:abstractNum>
-  <w:abstractNum w:abstractNumId="25" w15:restartNumberingAfterBreak="0">
+  <w:abstractNum w:abstractNumId="28" w15:restartNumberingAfterBreak="0">
     <w:nsid w:val="5AA81694"/>
     <w:multiLevelType w:val="multilevel"/>
     <w:tmpl w:val="C0041366"/>
@@ -6927,7 +7776,7 @@
       </w:pPr>
     </w:lvl>
   </w:abstractNum>
-  <w:abstractNum w:abstractNumId="26" w15:restartNumberingAfterBreak="0">
+  <w:abstractNum w:abstractNumId="29" w15:restartNumberingAfterBreak="0">
     <w:nsid w:val="5CEC146E"/>
     <w:multiLevelType w:val="multilevel"/>
     <w:tmpl w:val="CBEA6858"/>
@@ -7040,7 +7889,7 @@
       </w:pPr>
     </w:lvl>
   </w:abstractNum>
-  <w:abstractNum w:abstractNumId="27" w15:restartNumberingAfterBreak="0">
+  <w:abstractNum w:abstractNumId="30" w15:restartNumberingAfterBreak="0">
     <w:nsid w:val="5E6A62F7"/>
     <w:multiLevelType w:val="multilevel"/>
     <w:tmpl w:val="BD12FF96"/>
@@ -7153,7 +8002,7 @@
       </w:pPr>
     </w:lvl>
   </w:abstractNum>
-  <w:abstractNum w:abstractNumId="28" w15:restartNumberingAfterBreak="0">
+  <w:abstractNum w:abstractNumId="31" w15:restartNumberingAfterBreak="0">
     <w:nsid w:val="68B11D67"/>
     <w:multiLevelType w:val="multilevel"/>
     <w:tmpl w:val="615EB25A"/>
@@ -7302,7 +8151,7 @@
       </w:rPr>
     </w:lvl>
   </w:abstractNum>
-  <w:abstractNum w:abstractNumId="29" w15:restartNumberingAfterBreak="0">
+  <w:abstractNum w:abstractNumId="32" w15:restartNumberingAfterBreak="0">
     <w:nsid w:val="6DBC0692"/>
     <w:multiLevelType w:val="multilevel"/>
     <w:tmpl w:val="8B5A9BDA"/>
@@ -7415,7 +8264,156 @@
       </w:pPr>
     </w:lvl>
   </w:abstractNum>
-  <w:abstractNum w:abstractNumId="30" w15:restartNumberingAfterBreak="0">
+  <w:abstractNum w:abstractNumId="33" w15:restartNumberingAfterBreak="0">
+    <w:nsid w:val="6FA84D2D"/>
+    <w:multiLevelType w:val="multilevel"/>
+    <w:tmpl w:val="F760E13E"/>
+    <w:lvl w:ilvl="0">
+      <w:start w:val="1"/>
+      <w:numFmt w:val="bullet"/>
+      <w:lvlText w:val=""/>
+      <w:lvlJc w:val="left"/>
+      <w:pPr>
+        <w:tabs>
+          <w:tab w:val="num" w:pos="720"/>
+        </w:tabs>
+        <w:ind w:left="720" w:hanging="360"/>
+      </w:pPr>
+      <w:rPr>
+        <w:rFonts w:ascii="Symbol" w:hAnsi="Symbol" w:hint="default"/>
+        <w:sz w:val="20"/>
+      </w:rPr>
+    </w:lvl>
+    <w:lvl w:ilvl="1">
+      <w:start w:val="1"/>
+      <w:numFmt w:val="bullet"/>
+      <w:lvlText w:val="o"/>
+      <w:lvlJc w:val="left"/>
+      <w:pPr>
+        <w:tabs>
+          <w:tab w:val="num" w:pos="1440"/>
+        </w:tabs>
+        <w:ind w:left="1440" w:hanging="360"/>
+      </w:pPr>
+      <w:rPr>
+        <w:rFonts w:ascii="Courier New" w:hAnsi="Courier New" w:hint="default"/>
+        <w:sz w:val="20"/>
+      </w:rPr>
+    </w:lvl>
+    <w:lvl w:ilvl="2" w:tentative="1">
+      <w:start w:val="1"/>
+      <w:numFmt w:val="bullet"/>
+      <w:lvlText w:val=""/>
+      <w:lvlJc w:val="left"/>
+      <w:pPr>
+        <w:tabs>
+          <w:tab w:val="num" w:pos="2160"/>
+        </w:tabs>
+        <w:ind w:left="2160" w:hanging="360"/>
+      </w:pPr>
+      <w:rPr>
+        <w:rFonts w:ascii="Wingdings" w:hAnsi="Wingdings" w:hint="default"/>
+        <w:sz w:val="20"/>
+      </w:rPr>
+    </w:lvl>
+    <w:lvl w:ilvl="3" w:tentative="1">
+      <w:start w:val="1"/>
+      <w:numFmt w:val="bullet"/>
+      <w:lvlText w:val=""/>
+      <w:lvlJc w:val="left"/>
+      <w:pPr>
+        <w:tabs>
+          <w:tab w:val="num" w:pos="2880"/>
+        </w:tabs>
+        <w:ind w:left="2880" w:hanging="360"/>
+      </w:pPr>
+      <w:rPr>
+        <w:rFonts w:ascii="Wingdings" w:hAnsi="Wingdings" w:hint="default"/>
+        <w:sz w:val="20"/>
+      </w:rPr>
+    </w:lvl>
+    <w:lvl w:ilvl="4" w:tentative="1">
+      <w:start w:val="1"/>
+      <w:numFmt w:val="bullet"/>
+      <w:lvlText w:val=""/>
+      <w:lvlJc w:val="left"/>
+      <w:pPr>
+        <w:tabs>
+          <w:tab w:val="num" w:pos="3600"/>
+        </w:tabs>
+        <w:ind w:left="3600" w:hanging="360"/>
+      </w:pPr>
+      <w:rPr>
+        <w:rFonts w:ascii="Wingdings" w:hAnsi="Wingdings" w:hint="default"/>
+        <w:sz w:val="20"/>
+      </w:rPr>
+    </w:lvl>
+    <w:lvl w:ilvl="5" w:tentative="1">
+      <w:start w:val="1"/>
+      <w:numFmt w:val="bullet"/>
+      <w:lvlText w:val=""/>
+      <w:lvlJc w:val="left"/>
+      <w:pPr>
+        <w:tabs>
+          <w:tab w:val="num" w:pos="4320"/>
+        </w:tabs>
+        <w:ind w:left="4320" w:hanging="360"/>
+      </w:pPr>
+      <w:rPr>
+        <w:rFonts w:ascii="Wingdings" w:hAnsi="Wingdings" w:hint="default"/>
+        <w:sz w:val="20"/>
+      </w:rPr>
+    </w:lvl>
+    <w:lvl w:ilvl="6" w:tentative="1">
+      <w:start w:val="1"/>
+      <w:numFmt w:val="bullet"/>
+      <w:lvlText w:val=""/>
+      <w:lvlJc w:val="left"/>
+      <w:pPr>
+        <w:tabs>
+          <w:tab w:val="num" w:pos="5040"/>
+        </w:tabs>
+        <w:ind w:left="5040" w:hanging="360"/>
+      </w:pPr>
+      <w:rPr>
+        <w:rFonts w:ascii="Wingdings" w:hAnsi="Wingdings" w:hint="default"/>
+        <w:sz w:val="20"/>
+      </w:rPr>
+    </w:lvl>
+    <w:lvl w:ilvl="7" w:tentative="1">
+      <w:start w:val="1"/>
+      <w:numFmt w:val="bullet"/>
+      <w:lvlText w:val=""/>
+      <w:lvlJc w:val="left"/>
+      <w:pPr>
+        <w:tabs>
+          <w:tab w:val="num" w:pos="5760"/>
+        </w:tabs>
+        <w:ind w:left="5760" w:hanging="360"/>
+      </w:pPr>
+      <w:rPr>
+        <w:rFonts w:ascii="Wingdings" w:hAnsi="Wingdings" w:hint="default"/>
+        <w:sz w:val="20"/>
+      </w:rPr>
+    </w:lvl>
+    <w:lvl w:ilvl="8" w:tentative="1">
+      <w:start w:val="1"/>
+      <w:numFmt w:val="bullet"/>
+      <w:lvlText w:val=""/>
+      <w:lvlJc w:val="left"/>
+      <w:pPr>
+        <w:tabs>
+          <w:tab w:val="num" w:pos="6480"/>
+        </w:tabs>
+        <w:ind w:left="6480" w:hanging="360"/>
+      </w:pPr>
+      <w:rPr>
+        <w:rFonts w:ascii="Wingdings" w:hAnsi="Wingdings" w:hint="default"/>
+        <w:sz w:val="20"/>
+      </w:rPr>
+    </w:lvl>
+  </w:abstractNum>
+  <w:abstractNum w:abstractNumId="34" w15:restartNumberingAfterBreak="0">
     <w:nsid w:val="73512BA6"/>
     <w:multiLevelType w:val="multilevel"/>
     <w:tmpl w:val="6B24C402"/>
@@ -7564,7 +8562,7 @@
       </w:rPr>
     </w:lvl>
   </w:abstractNum>
-  <w:abstractNum w:abstractNumId="31" w15:restartNumberingAfterBreak="0">
+  <w:abstractNum w:abstractNumId="35" w15:restartNumberingAfterBreak="0">
     <w:nsid w:val="74B22A8D"/>
     <w:multiLevelType w:val="multilevel"/>
     <w:tmpl w:val="2CFE7536"/>
@@ -7713,7 +8711,7 @@
       </w:rPr>
     </w:lvl>
   </w:abstractNum>
-  <w:abstractNum w:abstractNumId="32" w15:restartNumberingAfterBreak="0">
+  <w:abstractNum w:abstractNumId="36" w15:restartNumberingAfterBreak="0">
     <w:nsid w:val="77264767"/>
     <w:multiLevelType w:val="multilevel"/>
     <w:tmpl w:val="EE827232"/>
@@ -7826,7 +8824,7 @@
       </w:pPr>
     </w:lvl>
   </w:abstractNum>
-  <w:abstractNum w:abstractNumId="33" w15:restartNumberingAfterBreak="0">
+  <w:abstractNum w:abstractNumId="37" w15:restartNumberingAfterBreak="0">
     <w:nsid w:val="78372493"/>
     <w:multiLevelType w:val="multilevel"/>
     <w:tmpl w:val="A90494A8"/>
@@ -7975,7 +8973,7 @@
       </w:rPr>
     </w:lvl>
   </w:abstractNum>
-  <w:abstractNum w:abstractNumId="34" w15:restartNumberingAfterBreak="0">
+  <w:abstractNum w:abstractNumId="38" w15:restartNumberingAfterBreak="0">
     <w:nsid w:val="792148ED"/>
     <w:multiLevelType w:val="multilevel"/>
     <w:tmpl w:val="C23C089C"/>
@@ -8124,7 +9122,7 @@
       </w:rPr>
     </w:lvl>
   </w:abstractNum>
-  <w:abstractNum w:abstractNumId="35" w15:restartNumberingAfterBreak="0">
+  <w:abstractNum w:abstractNumId="39" w15:restartNumberingAfterBreak="0">
     <w:nsid w:val="7C64590C"/>
     <w:multiLevelType w:val="multilevel"/>
     <w:tmpl w:val="CE1CC420"/>
@@ -8273,7 +9271,7 @@
       </w:rPr>
     </w:lvl>
   </w:abstractNum>
-  <w:abstractNum w:abstractNumId="36" w15:restartNumberingAfterBreak="0">
+  <w:abstractNum w:abstractNumId="40" w15:restartNumberingAfterBreak="0">
     <w:nsid w:val="7FB50F58"/>
     <w:multiLevelType w:val="multilevel"/>
     <w:tmpl w:val="9E42C4D0"/>
@@ -8386,7 +9384,7 @@
       </w:pPr>
     </w:lvl>
   </w:abstractNum>
-  <w:abstractNum w:abstractNumId="37" w15:restartNumberingAfterBreak="0">
+  <w:abstractNum w:abstractNumId="41" w15:restartNumberingAfterBreak="0">
     <w:nsid w:val="7FEF395D"/>
     <w:multiLevelType w:val="multilevel"/>
     <w:tmpl w:val="A4D2ABFA"/>
@@ -8545,25 +9543,25 @@
     <w:abstractNumId w:val="8"/>
   </w:num>
   <w:num w:numId="4" w16cid:durableId="2059743242">
-    <w:abstractNumId w:val="17"/>
+    <w:abstractNumId w:val="18"/>
   </w:num>
   <w:num w:numId="5" w16cid:durableId="1544637474">
     <w:abstractNumId w:val="0"/>
   </w:num>
   <w:num w:numId="6" w16cid:durableId="64109541">
-    <w:abstractNumId w:val="25"/>
+    <w:abstractNumId w:val="28"/>
   </w:num>
   <w:num w:numId="7" w16cid:durableId="222638183">
-    <w:abstractNumId w:val="13"/>
+    <w:abstractNumId w:val="14"/>
   </w:num>
   <w:num w:numId="8" w16cid:durableId="1208955088">
     <w:abstractNumId w:val="2"/>
   </w:num>
   <w:num w:numId="9" w16cid:durableId="1355880274">
-    <w:abstractNumId w:val="30"/>
+    <w:abstractNumId w:val="34"/>
   </w:num>
   <w:num w:numId="10" w16cid:durableId="1458262116">
-    <w:abstractNumId w:val="26"/>
+    <w:abstractNumId w:val="29"/>
   </w:num>
   <w:num w:numId="11" w16cid:durableId="2062636035">
     <w:abstractNumId w:val="11"/>
@@ -8572,31 +9570,31 @@
     <w:abstractNumId w:val="3"/>
   </w:num>
   <w:num w:numId="13" w16cid:durableId="1699969470">
-    <w:abstractNumId w:val="35"/>
+    <w:abstractNumId w:val="39"/>
   </w:num>
   <w:num w:numId="14" w16cid:durableId="466703787">
-    <w:abstractNumId w:val="15"/>
+    <w:abstractNumId w:val="16"/>
   </w:num>
   <w:num w:numId="15" w16cid:durableId="1240755033">
-    <w:abstractNumId w:val="21"/>
+    <w:abstractNumId w:val="23"/>
   </w:num>
   <w:num w:numId="16" w16cid:durableId="1696345522">
     <w:abstractNumId w:val="9"/>
   </w:num>
   <w:num w:numId="17" w16cid:durableId="1458063682">
-    <w:abstractNumId w:val="36"/>
+    <w:abstractNumId w:val="40"/>
   </w:num>
   <w:num w:numId="18" w16cid:durableId="952248801">
-    <w:abstractNumId w:val="34"/>
+    <w:abstractNumId w:val="38"/>
   </w:num>
   <w:num w:numId="19" w16cid:durableId="1411732646">
     <w:abstractNumId w:val="10"/>
   </w:num>
   <w:num w:numId="20" w16cid:durableId="568075822">
-    <w:abstractNumId w:val="23"/>
+    <w:abstractNumId w:val="26"/>
   </w:num>
   <w:num w:numId="21" w16cid:durableId="1978995299">
-    <w:abstractNumId w:val="32"/>
+    <w:abstractNumId w:val="36"/>
   </w:num>
   <w:num w:numId="22" w16cid:durableId="1113860771">
     <w:abstractNumId w:val="1"/>
@@ -8605,49 +9603,61 @@
     <w:abstractNumId w:val="6"/>
   </w:num>
   <w:num w:numId="24" w16cid:durableId="31657349">
-    <w:abstractNumId w:val="20"/>
+    <w:abstractNumId w:val="21"/>
   </w:num>
   <w:num w:numId="25" w16cid:durableId="292100842">
-    <w:abstractNumId w:val="29"/>
+    <w:abstractNumId w:val="32"/>
   </w:num>
   <w:num w:numId="26" w16cid:durableId="1633242378">
     <w:abstractNumId w:val="12"/>
   </w:num>
   <w:num w:numId="27" w16cid:durableId="1646280925">
-    <w:abstractNumId w:val="18"/>
+    <w:abstractNumId w:val="19"/>
   </w:num>
   <w:num w:numId="28" w16cid:durableId="1902515097">
-    <w:abstractNumId w:val="24"/>
+    <w:abstractNumId w:val="27"/>
   </w:num>
   <w:num w:numId="29" w16cid:durableId="130095424">
-    <w:abstractNumId w:val="28"/>
+    <w:abstractNumId w:val="31"/>
   </w:num>
   <w:num w:numId="30" w16cid:durableId="495347662">
-    <w:abstractNumId w:val="19"/>
+    <w:abstractNumId w:val="20"/>
   </w:num>
   <w:num w:numId="31" w16cid:durableId="959187619">
     <w:abstractNumId w:val="7"/>
   </w:num>
   <w:num w:numId="32" w16cid:durableId="1750688632">
-    <w:abstractNumId w:val="31"/>
+    <w:abstractNumId w:val="35"/>
   </w:num>
   <w:num w:numId="33" w16cid:durableId="1708606176">
-    <w:abstractNumId w:val="14"/>
+    <w:abstractNumId w:val="15"/>
   </w:num>
   <w:num w:numId="34" w16cid:durableId="1616598318">
+    <w:abstractNumId w:val="41"/>
+  </w:num>
+  <w:num w:numId="35" w16cid:durableId="215168165">
+    <w:abstractNumId w:val="30"/>
+  </w:num>
+  <w:num w:numId="36" w16cid:durableId="552933570">
     <w:abstractNumId w:val="37"/>
   </w:num>
-  <w:num w:numId="35" w16cid:durableId="215168165">
-    <w:abstractNumId w:val="27"/>
+  <w:num w:numId="37" w16cid:durableId="1036389355">
+    <w:abstractNumId w:val="24"/>
   </w:num>
-  <w:num w:numId="36" w16cid:durableId="552933570">
+  <w:num w:numId="38" w16cid:durableId="484049954">
+    <w:abstractNumId w:val="17"/>
+  </w:num>
+  <w:num w:numId="39" w16cid:durableId="504901404">
+    <w:abstractNumId w:val="13"/>
+  </w:num>
+  <w:num w:numId="40" w16cid:durableId="1427190375">
     <w:abstractNumId w:val="33"/>
   </w:num>
-  <w:num w:numId="37" w16cid:durableId="1036389355">
+  <w:num w:numId="41" w16cid:durableId="1527644288">
+    <w:abstractNumId w:val="25"/>
+  </w:num>
+  <w:num w:numId="42" w16cid:durableId="840584758">
     <w:abstractNumId w:val="22"/>
-  </w:num>
-  <w:num w:numId="38" w16cid:durableId="484049954">
-    <w:abstractNumId w:val="16"/>
   </w:num>
 </w:numbering>
 </file>

--- a/methodology_of_scientific_research/practics/2/Ковалев Д.П. ВКБ43 ПР2.docx
+++ b/methodology_of_scientific_research/practics/2/Ковалев Д.П. ВКБ43 ПР2.docx
@@ -19,7 +19,7 @@
           <w:lang w:eastAsia="ru-RU"/>
         </w:rPr>
         <w:drawing>
-          <wp:inline distT="0" distB="0" distL="0" distR="0" wp14:anchorId="31A86893" wp14:editId="2B8D675A">
+          <wp:inline distT="0" distB="0" distL="0" distR="0" wp14:anchorId="31A86893" wp14:editId="2D11562E">
             <wp:extent cx="640080" cy="685800"/>
             <wp:effectExtent l="0" t="0" r="7620" b="0"/>
             <wp:docPr id="1" name="Рисунок 1"/>
@@ -431,7 +431,6 @@
         </w:rPr>
         <w:t xml:space="preserve">доцент кафедры </w:t>
       </w:r>
-      <w:proofErr w:type="spellStart"/>
       <w:r>
         <w:rPr>
           <w:rFonts w:ascii="Times New Roman" w:hAnsi="Times New Roman" w:cs="Times New Roman"/>
@@ -439,17 +438,7 @@
           <w:sz w:val="28"/>
           <w:szCs w:val="28"/>
         </w:rPr>
-        <w:t>Сафарьян</w:t>
-      </w:r>
-      <w:proofErr w:type="spellEnd"/>
-      <w:r>
-        <w:rPr>
-          <w:rFonts w:ascii="Times New Roman" w:hAnsi="Times New Roman" w:cs="Times New Roman"/>
-          <w:bCs/>
-          <w:sz w:val="28"/>
-          <w:szCs w:val="28"/>
-        </w:rPr>
-        <w:t xml:space="preserve"> Ольга Александровна</w:t>
+        <w:t>Сафарьян Ольга Александровна</w:t>
       </w:r>
     </w:p>
     <w:p>
@@ -830,19 +819,8 @@
           <w:szCs w:val="28"/>
           <w:lang w:eastAsia="ru-RU"/>
         </w:rPr>
-        <w:t xml:space="preserve"> </w:t>
-      </w:r>
-      <w:proofErr w:type="spellStart"/>
-      <w:r>
-        <w:rPr>
-          <w:rFonts w:ascii="Times New Roman" w:eastAsia="Times New Roman" w:hAnsi="Times New Roman" w:cs="Times New Roman"/>
-          <w:sz w:val="28"/>
-          <w:szCs w:val="28"/>
-          <w:lang w:eastAsia="ru-RU"/>
-        </w:rPr>
-        <w:t>всеобщные</w:t>
-      </w:r>
-      <w:proofErr w:type="spellEnd"/>
+        <w:t xml:space="preserve"> всеобщные</w:t>
+      </w:r>
       <w:r>
         <w:rPr>
           <w:rFonts w:ascii="Times New Roman" w:eastAsia="Times New Roman" w:hAnsi="Times New Roman" w:cs="Times New Roman"/>
@@ -877,27 +855,7 @@
           <w:szCs w:val="28"/>
           <w:lang w:eastAsia="ru-RU"/>
         </w:rPr>
-        <w:t xml:space="preserve">, общенаучные, </w:t>
-      </w:r>
-      <w:proofErr w:type="spellStart"/>
-      <w:r>
-        <w:rPr>
-          <w:rFonts w:ascii="Times New Roman" w:eastAsia="Times New Roman" w:hAnsi="Times New Roman" w:cs="Times New Roman"/>
-          <w:sz w:val="28"/>
-          <w:szCs w:val="28"/>
-          <w:lang w:eastAsia="ru-RU"/>
-        </w:rPr>
-        <w:t>частнонаучные</w:t>
-      </w:r>
-      <w:proofErr w:type="spellEnd"/>
-      <w:r>
-        <w:rPr>
-          <w:rFonts w:ascii="Times New Roman" w:eastAsia="Times New Roman" w:hAnsi="Times New Roman" w:cs="Times New Roman"/>
-          <w:sz w:val="28"/>
-          <w:szCs w:val="28"/>
-          <w:lang w:eastAsia="ru-RU"/>
-        </w:rPr>
-        <w:t xml:space="preserve"> (конкретной науки), дисциплинарные. </w:t>
+        <w:t xml:space="preserve">, общенаучные, частнонаучные (конкретной науки), дисциплинарные. </w:t>
       </w:r>
     </w:p>
     <w:p>
@@ -1111,17 +1069,7 @@
           <w:sz w:val="28"/>
           <w:szCs w:val="28"/>
         </w:rPr>
-        <w:t>2.1. М</w:t>
-      </w:r>
-      <w:r>
-        <w:rPr>
-          <w:rFonts w:ascii="Times New Roman" w:hAnsi="Times New Roman" w:cs="Times New Roman"/>
-          <w:b/>
-          <w:bCs/>
-          <w:sz w:val="28"/>
-          <w:szCs w:val="28"/>
-        </w:rPr>
-        <w:t>етоды и формы знания эмпирического уровня исследования: наблюдение, сравнение, измерение, эксперимент); обработка и систематизация знаний эмпирического уровня научного исследования.</w:t>
+        <w:t>2.1. Методы и формы знания эмпирического уровня исследования: наблюдение, сравнение, измерение, эксперимент); обработка и систематизация знаний эмпирического уровня научного исследования.</w:t>
       </w:r>
     </w:p>
     <w:p>
@@ -1701,6 +1649,7 @@
           <w:rFonts w:ascii="Times New Roman" w:hAnsi="Times New Roman" w:cs="Times New Roman"/>
           <w:sz w:val="28"/>
           <w:szCs w:val="28"/>
+          <w:lang w:val="en-US"/>
         </w:rPr>
       </w:pPr>
       <w:r>
@@ -2560,47 +2509,7 @@
           <w:szCs w:val="28"/>
           <w:lang w:val="en-US"/>
         </w:rPr>
-        <w:t>: “</w:t>
-      </w:r>
-      <w:r>
-        <w:rPr>
-          <w:rStyle w:val="a6"/>
-          <w:rFonts w:ascii="Times New Roman" w:eastAsiaTheme="majorEastAsia" w:hAnsi="Times New Roman" w:cs="Times New Roman"/>
-          <w:sz w:val="28"/>
-          <w:szCs w:val="28"/>
-          <w:lang w:val="en-US"/>
-        </w:rPr>
-        <w:t>Deep Learning based Vulnerability Detection:</w:t>
-      </w:r>
-      <w:r>
-        <w:rPr>
-          <w:rStyle w:val="a6"/>
-          <w:rFonts w:ascii="Times New Roman" w:eastAsiaTheme="majorEastAsia" w:hAnsi="Times New Roman" w:cs="Times New Roman"/>
-          <w:sz w:val="28"/>
-          <w:szCs w:val="28"/>
-          <w:lang w:val="en-US"/>
-        </w:rPr>
-        <w:t xml:space="preserve"> </w:t>
-      </w:r>
-      <w:r>
-        <w:rPr>
-          <w:rStyle w:val="a6"/>
-          <w:rFonts w:ascii="Times New Roman" w:eastAsiaTheme="majorEastAsia" w:hAnsi="Times New Roman" w:cs="Times New Roman"/>
-          <w:sz w:val="28"/>
-          <w:szCs w:val="28"/>
-          <w:lang w:val="en-US"/>
-        </w:rPr>
-        <w:t>Are We There Yet?</w:t>
-      </w:r>
-      <w:r>
-        <w:rPr>
-          <w:rStyle w:val="a6"/>
-          <w:rFonts w:ascii="Times New Roman" w:eastAsiaTheme="majorEastAsia" w:hAnsi="Times New Roman" w:cs="Times New Roman"/>
-          <w:sz w:val="28"/>
-          <w:szCs w:val="28"/>
-          <w:lang w:val="en-US"/>
-        </w:rPr>
-        <w:t>”</w:t>
+        <w:t>: “Deep Learning based Vulnerability Detection: Are We There Yet?”</w:t>
       </w:r>
       <w:r>
         <w:rPr>
@@ -2652,36 +2561,8 @@
           <w:sz w:val="28"/>
           <w:szCs w:val="28"/>
         </w:rPr>
-        <w:t xml:space="preserve">Статья </w:t>
-      </w:r>
-      <w:proofErr w:type="spellStart"/>
-      <w:r>
-        <w:rPr>
-          <w:rFonts w:ascii="Times New Roman" w:hAnsi="Times New Roman" w:cs="Times New Roman"/>
-          <w:sz w:val="28"/>
-          <w:szCs w:val="28"/>
-        </w:rPr>
-        <w:t>Чакраборти</w:t>
-      </w:r>
-      <w:proofErr w:type="spellEnd"/>
-      <w:r>
-        <w:rPr>
-          <w:rFonts w:ascii="Times New Roman" w:hAnsi="Times New Roman" w:cs="Times New Roman"/>
-          <w:sz w:val="28"/>
-          <w:szCs w:val="28"/>
-        </w:rPr>
-        <w:t xml:space="preserve"> и коллег «Deep Learning Based </w:t>
-      </w:r>
-      <w:proofErr w:type="spellStart"/>
-      <w:r>
-        <w:rPr>
-          <w:rFonts w:ascii="Times New Roman" w:hAnsi="Times New Roman" w:cs="Times New Roman"/>
-          <w:sz w:val="28"/>
-          <w:szCs w:val="28"/>
-        </w:rPr>
-        <w:t>Vulnerability</w:t>
-      </w:r>
-      <w:proofErr w:type="spellEnd"/>
+        <w:t>Статья Чакраборти и коллег «Deep Learning Based Vulnerability Detection: Are We There Yet?» посвящена критическому анализу эффективности методов глубокого обучения для автоматического обнаружения уязвимостей в программном коде. Основная идея авторов заключается в том, что, несмотря на многочисленные публикации, демонстрирующие высокую эффективность моделей глубокого обучения в задаче обнаружения уязвимостей, реальная производительность этих методов может</w:t>
+      </w:r>
       <w:r>
         <w:rPr>
           <w:rFonts w:ascii="Times New Roman" w:hAnsi="Times New Roman" w:cs="Times New Roman"/>
@@ -2690,77 +2571,13 @@
         </w:rPr>
         <w:t xml:space="preserve"> </w:t>
       </w:r>
-      <w:proofErr w:type="spellStart"/>
-      <w:r>
-        <w:rPr>
-          <w:rFonts w:ascii="Times New Roman" w:hAnsi="Times New Roman" w:cs="Times New Roman"/>
-          <w:sz w:val="28"/>
-          <w:szCs w:val="28"/>
-        </w:rPr>
-        <w:t>Detection</w:t>
-      </w:r>
-      <w:proofErr w:type="spellEnd"/>
-      <w:r>
-        <w:rPr>
-          <w:rFonts w:ascii="Times New Roman" w:hAnsi="Times New Roman" w:cs="Times New Roman"/>
-          <w:sz w:val="28"/>
-          <w:szCs w:val="28"/>
-        </w:rPr>
-        <w:t xml:space="preserve">: </w:t>
-      </w:r>
-      <w:proofErr w:type="spellStart"/>
-      <w:r>
-        <w:rPr>
-          <w:rFonts w:ascii="Times New Roman" w:hAnsi="Times New Roman" w:cs="Times New Roman"/>
-          <w:sz w:val="28"/>
-          <w:szCs w:val="28"/>
-        </w:rPr>
-        <w:t>Are</w:t>
-      </w:r>
-      <w:proofErr w:type="spellEnd"/>
-      <w:r>
-        <w:rPr>
-          <w:rFonts w:ascii="Times New Roman" w:hAnsi="Times New Roman" w:cs="Times New Roman"/>
-          <w:sz w:val="28"/>
-          <w:szCs w:val="28"/>
-        </w:rPr>
-        <w:t xml:space="preserve"> We </w:t>
-      </w:r>
-      <w:proofErr w:type="spellStart"/>
-      <w:r>
-        <w:rPr>
-          <w:rFonts w:ascii="Times New Roman" w:hAnsi="Times New Roman" w:cs="Times New Roman"/>
-          <w:sz w:val="28"/>
-          <w:szCs w:val="28"/>
-        </w:rPr>
-        <w:t>There</w:t>
-      </w:r>
-      <w:proofErr w:type="spellEnd"/>
-      <w:r>
-        <w:rPr>
-          <w:rFonts w:ascii="Times New Roman" w:hAnsi="Times New Roman" w:cs="Times New Roman"/>
-          <w:sz w:val="28"/>
-          <w:szCs w:val="28"/>
-        </w:rPr>
-        <w:t xml:space="preserve"> </w:t>
-      </w:r>
-      <w:proofErr w:type="spellStart"/>
-      <w:r>
-        <w:rPr>
-          <w:rFonts w:ascii="Times New Roman" w:hAnsi="Times New Roman" w:cs="Times New Roman"/>
-          <w:sz w:val="28"/>
-          <w:szCs w:val="28"/>
-        </w:rPr>
-        <w:t>Yet</w:t>
-      </w:r>
-      <w:proofErr w:type="spellEnd"/>
-      <w:r>
-        <w:rPr>
-          <w:rFonts w:ascii="Times New Roman" w:hAnsi="Times New Roman" w:cs="Times New Roman"/>
-          <w:sz w:val="28"/>
-          <w:szCs w:val="28"/>
-        </w:rPr>
-        <w:t>?» посвящена критическому анализу эффективности методов глубокого обучения для автоматического обнаружения уязвимостей в программном коде. Основная идея авторов заключается в том, что, несмотря на многочисленные публикации, демонстрирующие высокую эффективность моделей глубокого обучения в задаче обнаружения уязвимостей, реальная производительность этих методов может быть значительно переоценена из-за проблем с качеством данных, экспериментальными настройками и воспроизводимостью результатов.</w:t>
+      <w:r>
+        <w:rPr>
+          <w:rFonts w:ascii="Times New Roman" w:hAnsi="Times New Roman" w:cs="Times New Roman"/>
+          <w:sz w:val="28"/>
+          <w:szCs w:val="28"/>
+        </w:rPr>
+        <w:t>быть значительно переоценена из-за проблем с качеством данных, экспериментальными настройками и воспроизводимостью результатов.</w:t>
       </w:r>
     </w:p>
     <w:p>
@@ -2813,43 +2630,7 @@
           <w:szCs w:val="28"/>
         </w:rPr>
         <w:lastRenderedPageBreak/>
-        <w:t>воспроизвели результаты ряда известных работ в данной области, используя опубликованные исходные коды и датасеты, что позволило независимо проверить заявленные показатели эффективности моделей. Авторы провели экспериментальную оценку на стандартизированных наборах данных, применяя ключевые метрики машинного обучения: точность (</w:t>
-      </w:r>
-      <w:proofErr w:type="spellStart"/>
-      <w:r>
-        <w:rPr>
-          <w:rFonts w:ascii="Times New Roman" w:hAnsi="Times New Roman" w:cs="Times New Roman"/>
-          <w:sz w:val="28"/>
-          <w:szCs w:val="28"/>
-        </w:rPr>
-        <w:t>precision</w:t>
-      </w:r>
-      <w:proofErr w:type="spellEnd"/>
-      <w:r>
-        <w:rPr>
-          <w:rFonts w:ascii="Times New Roman" w:hAnsi="Times New Roman" w:cs="Times New Roman"/>
-          <w:sz w:val="28"/>
-          <w:szCs w:val="28"/>
-        </w:rPr>
-        <w:t>), отражающую долю верно обнаруженных уязвимостей среди всех предсказанных моделью; полноту (</w:t>
-      </w:r>
-      <w:proofErr w:type="spellStart"/>
-      <w:r>
-        <w:rPr>
-          <w:rFonts w:ascii="Times New Roman" w:hAnsi="Times New Roman" w:cs="Times New Roman"/>
-          <w:sz w:val="28"/>
-          <w:szCs w:val="28"/>
-        </w:rPr>
-        <w:t>recall</w:t>
-      </w:r>
-      <w:proofErr w:type="spellEnd"/>
-      <w:r>
-        <w:rPr>
-          <w:rFonts w:ascii="Times New Roman" w:hAnsi="Times New Roman" w:cs="Times New Roman"/>
-          <w:sz w:val="28"/>
-          <w:szCs w:val="28"/>
-        </w:rPr>
-        <w:t xml:space="preserve">), показывающую долю найденных уязвимостей среди всех реально существующих в коде; F1-меру как гармоническое среднее точности и полноты, позволяющее сбалансированно оценить качество модели; а также площадь под кривой ROC (AUC-ROC), оценивающую способность модели различать уязвимый и безопасный код при различных порогах классификации. </w:t>
+        <w:t xml:space="preserve">воспроизвели результаты ряда известных работ в данной области, используя опубликованные исходные коды и датасеты, что позволило независимо проверить заявленные показатели эффективности моделей. Авторы провели экспериментальную оценку на стандартизированных наборах данных, применяя ключевые метрики машинного обучения: точность (precision), отражающую долю верно обнаруженных уязвимостей среди всех предсказанных моделью; полноту (recall), показывающую долю найденных уязвимостей среди всех реально существующих в коде; F1-меру как гармоническое среднее точности и полноты, позволяющее сбалансированно оценить качество модели; а также площадь под кривой ROC (AUC-ROC), оценивающую способность модели различать уязвимый и безопасный код при различных порогах классификации. </w:t>
       </w:r>
       <w:r>
         <w:rPr>
@@ -2923,25 +2704,63 @@
           <w:sz w:val="28"/>
           <w:szCs w:val="28"/>
         </w:rPr>
-        <w:t xml:space="preserve">В заключение следует отметить, что выдвинутая авторами гипотеза была доказана. Основными научными методами доказательства послужили репликация экспериментов и сравнительный анализ. Воспроизведение экспериментов позволило объективно выявить значительный разрыв между заявленными и реальными показателями моделей, а сравнительный </w:t>
-      </w:r>
-      <w:proofErr w:type="spellStart"/>
-      <w:r>
-        <w:rPr>
-          <w:rFonts w:ascii="Times New Roman" w:hAnsi="Times New Roman" w:cs="Times New Roman"/>
-          <w:sz w:val="28"/>
-          <w:szCs w:val="28"/>
-        </w:rPr>
-        <w:t>нализ</w:t>
-      </w:r>
-      <w:proofErr w:type="spellEnd"/>
-      <w:r>
-        <w:rPr>
-          <w:rFonts w:ascii="Times New Roman" w:hAnsi="Times New Roman" w:cs="Times New Roman"/>
-          <w:sz w:val="28"/>
-          <w:szCs w:val="28"/>
-        </w:rPr>
-        <w:t xml:space="preserve"> продемонстрировал, что преимущество методов глубокого обучения </w:t>
+        <w:t>В заключение следует отметить, что выдвинутая авторами гипотеза была доказана. Основными научными методами доказательства послужили репликация экспериментов и сравнительный анализ. Воспроизведение экспериментов</w:t>
+      </w:r>
+      <w:r>
+        <w:rPr>
+          <w:rFonts w:ascii="Times New Roman" w:hAnsi="Times New Roman" w:cs="Times New Roman"/>
+          <w:sz w:val="28"/>
+          <w:szCs w:val="28"/>
+        </w:rPr>
+        <w:t xml:space="preserve"> </w:t>
+      </w:r>
+      <w:r>
+        <w:rPr>
+          <w:rFonts w:ascii="Times New Roman" w:hAnsi="Times New Roman" w:cs="Times New Roman"/>
+          <w:sz w:val="28"/>
+          <w:szCs w:val="28"/>
+        </w:rPr>
+        <w:t>позволило объективно выявить значительный разрыв</w:t>
+      </w:r>
+      <w:r>
+        <w:rPr>
+          <w:rFonts w:ascii="Times New Roman" w:hAnsi="Times New Roman" w:cs="Times New Roman"/>
+          <w:sz w:val="28"/>
+          <w:szCs w:val="28"/>
+        </w:rPr>
+        <w:t xml:space="preserve"> </w:t>
+      </w:r>
+      <w:r>
+        <w:rPr>
+          <w:rFonts w:ascii="Times New Roman" w:hAnsi="Times New Roman" w:cs="Times New Roman"/>
+          <w:sz w:val="28"/>
+          <w:szCs w:val="28"/>
+        </w:rPr>
+        <w:t xml:space="preserve">между заявленными и реальными показателями моделей, а сравнительный </w:t>
+      </w:r>
+      <w:r>
+        <w:rPr>
+          <w:rFonts w:ascii="Times New Roman" w:hAnsi="Times New Roman" w:cs="Times New Roman"/>
+          <w:sz w:val="28"/>
+          <w:szCs w:val="28"/>
+        </w:rPr>
+        <w:t>анализ</w:t>
+      </w:r>
+      <w:r>
+        <w:rPr>
+          <w:rFonts w:ascii="Times New Roman" w:hAnsi="Times New Roman" w:cs="Times New Roman"/>
+          <w:sz w:val="28"/>
+          <w:szCs w:val="28"/>
+        </w:rPr>
+        <w:t xml:space="preserve"> </w:t>
+      </w:r>
+      <w:r>
+        <w:rPr>
+          <w:rFonts w:ascii="Times New Roman" w:hAnsi="Times New Roman" w:cs="Times New Roman"/>
+          <w:sz w:val="28"/>
+          <w:szCs w:val="28"/>
+        </w:rPr>
+        <w:t xml:space="preserve">продемонстрировал, что преимущество методов глубокого обучения </w:t>
       </w:r>
       <w:r>
         <w:rPr>
@@ -2970,7 +2789,23 @@
           <w:sz w:val="28"/>
           <w:szCs w:val="28"/>
         </w:rPr>
-        <w:t xml:space="preserve">Таким образом, авторы убедительно доказали, что существующие методы глубокого обучения пока не способны обеспечить надёжное автоматическое обнаружение уязвимостей на практике, и подчеркнули необходимость разработки более </w:t>
+        <w:t>Таким образом, авторы убедительно доказали, что существующие методы глубокого обучения пока не способны обеспечить надёжное</w:t>
+      </w:r>
+      <w:r>
+        <w:rPr>
+          <w:rFonts w:ascii="Times New Roman" w:hAnsi="Times New Roman" w:cs="Times New Roman"/>
+          <w:sz w:val="28"/>
+          <w:szCs w:val="28"/>
+        </w:rPr>
+        <w:t xml:space="preserve"> </w:t>
+      </w:r>
+      <w:r>
+        <w:rPr>
+          <w:rFonts w:ascii="Times New Roman" w:hAnsi="Times New Roman" w:cs="Times New Roman"/>
+          <w:sz w:val="28"/>
+          <w:szCs w:val="28"/>
+        </w:rPr>
+        <w:t xml:space="preserve">автоматическое обнаружение уязвимостей на практике, и подчеркнули необходимость разработки более </w:t>
       </w:r>
       <w:r>
         <w:rPr>
@@ -3018,7 +2853,39 @@
           <w:sz w:val="28"/>
           <w:szCs w:val="28"/>
         </w:rPr>
-        <w:t>строгих стандартов экспериментальной оценки для дальнейшего развития данной области [1]</w:t>
+        <w:t>строгих стандартов экспериментальной оценки для дальнейшего</w:t>
+      </w:r>
+      <w:r>
+        <w:rPr>
+          <w:rFonts w:ascii="Times New Roman" w:hAnsi="Times New Roman" w:cs="Times New Roman"/>
+          <w:sz w:val="28"/>
+          <w:szCs w:val="28"/>
+        </w:rPr>
+        <w:t xml:space="preserve"> </w:t>
+      </w:r>
+      <w:r>
+        <w:rPr>
+          <w:rFonts w:ascii="Times New Roman" w:hAnsi="Times New Roman" w:cs="Times New Roman"/>
+          <w:sz w:val="28"/>
+          <w:szCs w:val="28"/>
+        </w:rPr>
+        <w:t>развития данной области</w:t>
+      </w:r>
+      <w:r>
+        <w:rPr>
+          <w:rFonts w:ascii="Times New Roman" w:hAnsi="Times New Roman" w:cs="Times New Roman"/>
+          <w:sz w:val="28"/>
+          <w:szCs w:val="28"/>
+        </w:rPr>
+        <w:t xml:space="preserve"> </w:t>
+      </w:r>
+      <w:r>
+        <w:rPr>
+          <w:rFonts w:ascii="Times New Roman" w:hAnsi="Times New Roman" w:cs="Times New Roman"/>
+          <w:sz w:val="28"/>
+          <w:szCs w:val="28"/>
+        </w:rPr>
+        <w:t>[1]</w:t>
       </w:r>
       <w:r>
         <w:rPr>
@@ -3111,7 +2978,6 @@
         <w:rPr>
           <w:sz w:val="28"/>
           <w:szCs w:val="28"/>
-          <w:lang w:val="en-US"/>
         </w:rPr>
         <w:t xml:space="preserve"> </w:t>
       </w:r>
@@ -3126,7 +2992,6 @@
         <w:rPr>
           <w:sz w:val="28"/>
           <w:szCs w:val="28"/>
-          <w:lang w:val="en-US"/>
         </w:rPr>
         <w:t xml:space="preserve"> </w:t>
       </w:r>
@@ -3141,7 +3006,6 @@
         <w:rPr>
           <w:sz w:val="28"/>
           <w:szCs w:val="28"/>
-          <w:lang w:val="en-US"/>
         </w:rPr>
         <w:t xml:space="preserve"> </w:t>
       </w:r>
@@ -3156,7 +3020,6 @@
         <w:rPr>
           <w:sz w:val="28"/>
           <w:szCs w:val="28"/>
-          <w:lang w:val="en-US"/>
         </w:rPr>
         <w:t xml:space="preserve">. </w:t>
       </w:r>
@@ -3887,11 +3750,71 @@
       <w:r>
         <w:rPr>
           <w:rFonts w:ascii="Times New Roman" w:eastAsia="Times New Roman" w:hAnsi="Times New Roman" w:cs="Times New Roman"/>
-          <w:sz w:val="28"/>
-          <w:szCs w:val="28"/>
-          <w:lang w:eastAsia="ru-RU"/>
-        </w:rPr>
-        <w:t xml:space="preserve">В данной статье рассматривается проблема эффективности методов глубокого обучения для автоматического обнаружения уязвимостей в программном коде. Статья посвящена комплексному исследованию существующих подходов к применению нейронных сетей и языковых моделей для анализа исходного кода с целью выявления потенциальных уязвимостей безопасности. </w:t>
+          <w:b/>
+          <w:bCs/>
+          <w:sz w:val="28"/>
+          <w:szCs w:val="28"/>
+          <w:lang w:eastAsia="ru-RU"/>
+        </w:rPr>
+        <w:t>Статья посвящена актуальной на сегодняшний</w:t>
+      </w:r>
+      <w:r>
+        <w:rPr>
+          <w:rFonts w:ascii="Times New Roman" w:eastAsia="Times New Roman" w:hAnsi="Times New Roman" w:cs="Times New Roman"/>
+          <w:b/>
+          <w:bCs/>
+          <w:sz w:val="28"/>
+          <w:szCs w:val="28"/>
+          <w:lang w:eastAsia="ru-RU"/>
+        </w:rPr>
+        <w:t xml:space="preserve"> </w:t>
+      </w:r>
+      <w:r>
+        <w:rPr>
+          <w:rFonts w:ascii="Times New Roman" w:eastAsia="Times New Roman" w:hAnsi="Times New Roman" w:cs="Times New Roman"/>
+          <w:b/>
+          <w:bCs/>
+          <w:sz w:val="28"/>
+          <w:szCs w:val="28"/>
+          <w:lang w:eastAsia="ru-RU"/>
+        </w:rPr>
+        <w:t>день проблеме</w:t>
+      </w:r>
+      <w:r>
+        <w:rPr>
+          <w:rFonts w:ascii="Times New Roman" w:eastAsia="Times New Roman" w:hAnsi="Times New Roman" w:cs="Times New Roman"/>
+          <w:sz w:val="28"/>
+          <w:szCs w:val="28"/>
+          <w:lang w:eastAsia="ru-RU"/>
+        </w:rPr>
+        <w:t xml:space="preserve"> </w:t>
+      </w:r>
+      <w:r>
+        <w:rPr>
+          <w:rFonts w:ascii="Times New Roman" w:eastAsia="Times New Roman" w:hAnsi="Times New Roman" w:cs="Times New Roman"/>
+          <w:sz w:val="28"/>
+          <w:szCs w:val="28"/>
+          <w:lang w:eastAsia="ru-RU"/>
+        </w:rPr>
+        <w:t>эффективности методов глубокого обучения для автоматического обнаружения уязвимостей в программном</w:t>
+      </w:r>
+      <w:r>
+        <w:rPr>
+          <w:rFonts w:ascii="Times New Roman" w:eastAsia="Times New Roman" w:hAnsi="Times New Roman" w:cs="Times New Roman"/>
+          <w:sz w:val="28"/>
+          <w:szCs w:val="28"/>
+          <w:lang w:eastAsia="ru-RU"/>
+        </w:rPr>
+        <w:t xml:space="preserve"> </w:t>
+      </w:r>
+      <w:r>
+        <w:rPr>
+          <w:rFonts w:ascii="Times New Roman" w:eastAsia="Times New Roman" w:hAnsi="Times New Roman" w:cs="Times New Roman"/>
+          <w:sz w:val="28"/>
+          <w:szCs w:val="28"/>
+          <w:lang w:eastAsia="ru-RU"/>
+        </w:rPr>
+        <w:t>коде.</w:t>
       </w:r>
     </w:p>
     <w:p>
@@ -3909,51 +3832,102 @@
       <w:r>
         <w:rPr>
           <w:rFonts w:ascii="Times New Roman" w:eastAsia="Times New Roman" w:hAnsi="Times New Roman" w:cs="Times New Roman"/>
-          <w:sz w:val="28"/>
-          <w:szCs w:val="28"/>
-          <w:lang w:eastAsia="ru-RU"/>
-        </w:rPr>
-        <w:t xml:space="preserve">В статье анализируется более 30 современных методов, использующих различные архитектуры нейронных сетей, включая сверточные нейронные сети, рекуррентные нейронные сети и модели на основе трансформеров. Особое внимание уделено экспериментальной оценке производительности различных подходов на стандартизированных наборах данных, таких как </w:t>
-      </w:r>
-      <w:proofErr w:type="spellStart"/>
-      <w:r>
-        <w:rPr>
-          <w:rFonts w:ascii="Times New Roman" w:eastAsia="Times New Roman" w:hAnsi="Times New Roman" w:cs="Times New Roman"/>
-          <w:sz w:val="28"/>
-          <w:szCs w:val="28"/>
-          <w:lang w:eastAsia="ru-RU"/>
-        </w:rPr>
-        <w:t>BigVul</w:t>
-      </w:r>
-      <w:proofErr w:type="spellEnd"/>
-      <w:r>
-        <w:rPr>
-          <w:rFonts w:ascii="Times New Roman" w:eastAsia="Times New Roman" w:hAnsi="Times New Roman" w:cs="Times New Roman"/>
-          <w:sz w:val="28"/>
-          <w:szCs w:val="28"/>
-          <w:lang w:eastAsia="ru-RU"/>
-        </w:rPr>
-        <w:t xml:space="preserve"> и </w:t>
-      </w:r>
-      <w:proofErr w:type="spellStart"/>
-      <w:r>
-        <w:rPr>
-          <w:rFonts w:ascii="Times New Roman" w:eastAsia="Times New Roman" w:hAnsi="Times New Roman" w:cs="Times New Roman"/>
-          <w:sz w:val="28"/>
-          <w:szCs w:val="28"/>
-          <w:lang w:eastAsia="ru-RU"/>
-        </w:rPr>
-        <w:t>DiverseVul</w:t>
-      </w:r>
-      <w:proofErr w:type="spellEnd"/>
-      <w:r>
-        <w:rPr>
-          <w:rFonts w:ascii="Times New Roman" w:eastAsia="Times New Roman" w:hAnsi="Times New Roman" w:cs="Times New Roman"/>
-          <w:sz w:val="28"/>
-          <w:szCs w:val="28"/>
-          <w:lang w:eastAsia="ru-RU"/>
-        </w:rPr>
-        <w:t xml:space="preserve">, содержащих реальные примеры уязвимого кода из открытых проектов. На основе изучения существующих исследований и проведения собственных экспериментов установлено, что методы глубокого обучения демонстрируют значительный потенциал для обнаружения уязвимостей, однако их эффективность сильно зависит от качества обучающих данных, выбора архитектуры модели и способа представления кода. </w:t>
+          <w:b/>
+          <w:bCs/>
+          <w:sz w:val="28"/>
+          <w:szCs w:val="28"/>
+          <w:lang w:eastAsia="ru-RU"/>
+        </w:rPr>
+        <w:t>В</w:t>
+      </w:r>
+      <w:r>
+        <w:rPr>
+          <w:rFonts w:ascii="Times New Roman" w:eastAsia="Times New Roman" w:hAnsi="Times New Roman" w:cs="Times New Roman"/>
+          <w:b/>
+          <w:bCs/>
+          <w:sz w:val="28"/>
+          <w:szCs w:val="28"/>
+          <w:lang w:eastAsia="ru-RU"/>
+        </w:rPr>
+        <w:t xml:space="preserve"> </w:t>
+      </w:r>
+      <w:r>
+        <w:rPr>
+          <w:rFonts w:ascii="Times New Roman" w:eastAsia="Times New Roman" w:hAnsi="Times New Roman" w:cs="Times New Roman"/>
+          <w:b/>
+          <w:bCs/>
+          <w:sz w:val="28"/>
+          <w:szCs w:val="28"/>
+          <w:lang w:eastAsia="ru-RU"/>
+        </w:rPr>
+        <w:t>качестве исследовательской задачи авторами была определена попытка</w:t>
+      </w:r>
+      <w:r>
+        <w:rPr>
+          <w:rFonts w:ascii="Times New Roman" w:eastAsia="Times New Roman" w:hAnsi="Times New Roman" w:cs="Times New Roman"/>
+          <w:b/>
+          <w:bCs/>
+          <w:sz w:val="28"/>
+          <w:szCs w:val="28"/>
+          <w:lang w:eastAsia="ru-RU"/>
+        </w:rPr>
+        <w:t xml:space="preserve"> </w:t>
+      </w:r>
+      <w:r>
+        <w:rPr>
+          <w:rFonts w:ascii="Times New Roman" w:eastAsia="Times New Roman" w:hAnsi="Times New Roman" w:cs="Times New Roman"/>
+          <w:b/>
+          <w:bCs/>
+          <w:sz w:val="28"/>
+          <w:szCs w:val="28"/>
+          <w:lang w:eastAsia="ru-RU"/>
+        </w:rPr>
+        <w:t>оценить</w:t>
+      </w:r>
+      <w:r>
+        <w:rPr>
+          <w:rFonts w:ascii="Times New Roman" w:eastAsia="Times New Roman" w:hAnsi="Times New Roman" w:cs="Times New Roman"/>
+          <w:sz w:val="28"/>
+          <w:szCs w:val="28"/>
+          <w:lang w:eastAsia="ru-RU"/>
+        </w:rPr>
+        <w:t>, достигли ли современные подходы на</w:t>
+      </w:r>
+      <w:r>
+        <w:rPr>
+          <w:rFonts w:ascii="Times New Roman" w:eastAsia="Times New Roman" w:hAnsi="Times New Roman" w:cs="Times New Roman"/>
+          <w:sz w:val="28"/>
+          <w:szCs w:val="28"/>
+          <w:lang w:eastAsia="ru-RU"/>
+        </w:rPr>
+        <w:t xml:space="preserve"> </w:t>
+      </w:r>
+      <w:r>
+        <w:rPr>
+          <w:rFonts w:ascii="Times New Roman" w:eastAsia="Times New Roman" w:hAnsi="Times New Roman" w:cs="Times New Roman"/>
+          <w:sz w:val="28"/>
+          <w:szCs w:val="28"/>
+          <w:lang w:eastAsia="ru-RU"/>
+        </w:rPr>
+        <w:t>основе глубокого обучения</w:t>
+      </w:r>
+      <w:r>
+        <w:rPr>
+          <w:rFonts w:ascii="Times New Roman" w:eastAsia="Times New Roman" w:hAnsi="Times New Roman" w:cs="Times New Roman"/>
+          <w:sz w:val="28"/>
+          <w:szCs w:val="28"/>
+          <w:lang w:eastAsia="ru-RU"/>
+        </w:rPr>
+        <w:t xml:space="preserve"> </w:t>
+      </w:r>
+      <w:r>
+        <w:rPr>
+          <w:rFonts w:ascii="Times New Roman" w:eastAsia="Times New Roman" w:hAnsi="Times New Roman" w:cs="Times New Roman"/>
+          <w:sz w:val="28"/>
+          <w:szCs w:val="28"/>
+          <w:lang w:eastAsia="ru-RU"/>
+        </w:rPr>
+        <w:t>уровня зрелости, достаточного для практического применения в системах защиты программного обеспечения.</w:t>
       </w:r>
     </w:p>
     <w:p>
@@ -3971,12 +3945,805 @@
       <w:r>
         <w:rPr>
           <w:rFonts w:ascii="Times New Roman" w:eastAsia="Times New Roman" w:hAnsi="Times New Roman" w:cs="Times New Roman"/>
+          <w:b/>
+          <w:bCs/>
+          <w:sz w:val="28"/>
+          <w:szCs w:val="28"/>
+          <w:lang w:eastAsia="ru-RU"/>
+        </w:rPr>
+        <w:t>Статья посвящена пристальному анализу</w:t>
+      </w:r>
+      <w:r>
+        <w:rPr>
+          <w:rFonts w:ascii="Times New Roman" w:eastAsia="Times New Roman" w:hAnsi="Times New Roman" w:cs="Times New Roman"/>
+          <w:sz w:val="28"/>
+          <w:szCs w:val="28"/>
+          <w:lang w:eastAsia="ru-RU"/>
+        </w:rPr>
+        <w:t xml:space="preserve"> </w:t>
+      </w:r>
+      <w:r>
+        <w:rPr>
+          <w:rFonts w:ascii="Times New Roman" w:eastAsia="Times New Roman" w:hAnsi="Times New Roman" w:cs="Times New Roman"/>
+          <w:sz w:val="28"/>
+          <w:szCs w:val="28"/>
+          <w:lang w:eastAsia="ru-RU"/>
+        </w:rPr>
+        <w:t>существующих подходов к применению нейронных сетей</w:t>
+      </w:r>
+      <w:r>
+        <w:rPr>
+          <w:rFonts w:ascii="Times New Roman" w:eastAsia="Times New Roman" w:hAnsi="Times New Roman" w:cs="Times New Roman"/>
+          <w:sz w:val="28"/>
+          <w:szCs w:val="28"/>
+          <w:lang w:eastAsia="ru-RU"/>
+        </w:rPr>
+        <w:t xml:space="preserve"> </w:t>
+      </w:r>
+      <w:r>
+        <w:rPr>
+          <w:rFonts w:ascii="Times New Roman" w:eastAsia="Times New Roman" w:hAnsi="Times New Roman" w:cs="Times New Roman"/>
+          <w:sz w:val="28"/>
+          <w:szCs w:val="28"/>
+          <w:lang w:eastAsia="ru-RU"/>
+        </w:rPr>
+        <w:t>и языковых моделей для</w:t>
+      </w:r>
+      <w:r>
+        <w:rPr>
+          <w:rFonts w:ascii="Times New Roman" w:eastAsia="Times New Roman" w:hAnsi="Times New Roman" w:cs="Times New Roman"/>
+          <w:sz w:val="28"/>
+          <w:szCs w:val="28"/>
+          <w:lang w:eastAsia="ru-RU"/>
+        </w:rPr>
+        <w:t xml:space="preserve"> </w:t>
+      </w:r>
+      <w:r>
+        <w:rPr>
+          <w:rFonts w:ascii="Times New Roman" w:eastAsia="Times New Roman" w:hAnsi="Times New Roman" w:cs="Times New Roman"/>
+          <w:sz w:val="28"/>
+          <w:szCs w:val="28"/>
+          <w:lang w:eastAsia="ru-RU"/>
+        </w:rPr>
+        <w:t>анализа исходного кода</w:t>
+      </w:r>
+      <w:r>
+        <w:rPr>
+          <w:rFonts w:ascii="Times New Roman" w:eastAsia="Times New Roman" w:hAnsi="Times New Roman" w:cs="Times New Roman"/>
+          <w:sz w:val="28"/>
+          <w:szCs w:val="28"/>
+          <w:lang w:eastAsia="ru-RU"/>
+        </w:rPr>
+        <w:t xml:space="preserve"> </w:t>
+      </w:r>
+      <w:r>
+        <w:rPr>
+          <w:rFonts w:ascii="Times New Roman" w:eastAsia="Times New Roman" w:hAnsi="Times New Roman" w:cs="Times New Roman"/>
+          <w:sz w:val="28"/>
+          <w:szCs w:val="28"/>
+          <w:lang w:eastAsia="ru-RU"/>
+        </w:rPr>
+        <w:t>с целью выявления потенциальных уязвимостей безопасности.</w:t>
+      </w:r>
+    </w:p>
+    <w:p>
+      <w:pPr>
+        <w:spacing w:after="0"/>
+        <w:ind w:left="-426" w:firstLine="710"/>
+        <w:jc w:val="both"/>
+        <w:rPr>
+          <w:rFonts w:ascii="Times New Roman" w:eastAsia="Times New Roman" w:hAnsi="Times New Roman" w:cs="Times New Roman"/>
+          <w:sz w:val="28"/>
+          <w:szCs w:val="28"/>
+          <w:lang w:eastAsia="ru-RU"/>
+        </w:rPr>
+      </w:pPr>
+      <w:r>
+        <w:rPr>
+          <w:rFonts w:ascii="Times New Roman" w:eastAsia="Times New Roman" w:hAnsi="Times New Roman" w:cs="Times New Roman"/>
+          <w:b/>
+          <w:bCs/>
+          <w:sz w:val="28"/>
+          <w:szCs w:val="28"/>
+          <w:lang w:eastAsia="ru-RU"/>
+        </w:rPr>
+        <w:t>Основное содержание исследования</w:t>
+      </w:r>
+      <w:r>
+        <w:rPr>
+          <w:rFonts w:ascii="Times New Roman" w:eastAsia="Times New Roman" w:hAnsi="Times New Roman" w:cs="Times New Roman"/>
+          <w:b/>
+          <w:bCs/>
+          <w:sz w:val="28"/>
+          <w:szCs w:val="28"/>
+          <w:lang w:eastAsia="ru-RU"/>
+        </w:rPr>
+        <w:t xml:space="preserve"> </w:t>
+      </w:r>
+      <w:r>
+        <w:rPr>
+          <w:rFonts w:ascii="Times New Roman" w:eastAsia="Times New Roman" w:hAnsi="Times New Roman" w:cs="Times New Roman"/>
+          <w:b/>
+          <w:bCs/>
+          <w:sz w:val="28"/>
+          <w:szCs w:val="28"/>
+          <w:lang w:eastAsia="ru-RU"/>
+        </w:rPr>
+        <w:t>составляет анализ</w:t>
+      </w:r>
+      <w:r>
+        <w:rPr>
+          <w:rFonts w:ascii="Times New Roman" w:eastAsia="Times New Roman" w:hAnsi="Times New Roman" w:cs="Times New Roman"/>
+          <w:sz w:val="28"/>
+          <w:szCs w:val="28"/>
+          <w:lang w:eastAsia="ru-RU"/>
+        </w:rPr>
+        <w:t xml:space="preserve"> </w:t>
+      </w:r>
+      <w:r>
+        <w:rPr>
+          <w:rFonts w:ascii="Times New Roman" w:eastAsia="Times New Roman" w:hAnsi="Times New Roman" w:cs="Times New Roman"/>
+          <w:sz w:val="28"/>
+          <w:szCs w:val="28"/>
+          <w:lang w:eastAsia="ru-RU"/>
+        </w:rPr>
+        <w:t>более 30 современных методов, использующих различные архитектуры нейронных сетей, включая сверточные нейронные сети</w:t>
+      </w:r>
+      <w:r>
+        <w:rPr>
+          <w:rFonts w:ascii="Times New Roman" w:eastAsia="Times New Roman" w:hAnsi="Times New Roman" w:cs="Times New Roman"/>
+          <w:sz w:val="28"/>
+          <w:szCs w:val="28"/>
+          <w:lang w:eastAsia="ru-RU"/>
+        </w:rPr>
+        <w:t xml:space="preserve"> </w:t>
+      </w:r>
+      <w:r>
+        <w:rPr>
+          <w:rFonts w:ascii="Times New Roman" w:eastAsia="Times New Roman" w:hAnsi="Times New Roman" w:cs="Times New Roman"/>
+          <w:sz w:val="28"/>
+          <w:szCs w:val="28"/>
+          <w:lang w:eastAsia="ru-RU"/>
+        </w:rPr>
+        <w:t>(CNN), рекуррентные</w:t>
+      </w:r>
+      <w:r>
+        <w:rPr>
+          <w:rFonts w:ascii="Times New Roman" w:eastAsia="Times New Roman" w:hAnsi="Times New Roman" w:cs="Times New Roman"/>
+          <w:sz w:val="28"/>
+          <w:szCs w:val="28"/>
+          <w:lang w:eastAsia="ru-RU"/>
+        </w:rPr>
+        <w:t xml:space="preserve"> </w:t>
+      </w:r>
+      <w:r>
+        <w:rPr>
+          <w:rFonts w:ascii="Times New Roman" w:eastAsia="Times New Roman" w:hAnsi="Times New Roman" w:cs="Times New Roman"/>
+          <w:sz w:val="28"/>
+          <w:szCs w:val="28"/>
+          <w:lang w:eastAsia="ru-RU"/>
+        </w:rPr>
+        <w:t>нейронные сети (RNN) и модели на основе</w:t>
+      </w:r>
+      <w:r>
+        <w:rPr>
+          <w:rFonts w:ascii="Times New Roman" w:eastAsia="Times New Roman" w:hAnsi="Times New Roman" w:cs="Times New Roman"/>
+          <w:sz w:val="28"/>
+          <w:szCs w:val="28"/>
+          <w:lang w:eastAsia="ru-RU"/>
+        </w:rPr>
+        <w:t xml:space="preserve"> </w:t>
+      </w:r>
+      <w:r>
+        <w:rPr>
+          <w:rFonts w:ascii="Times New Roman" w:eastAsia="Times New Roman" w:hAnsi="Times New Roman" w:cs="Times New Roman"/>
+          <w:sz w:val="28"/>
+          <w:szCs w:val="28"/>
+          <w:lang w:eastAsia="ru-RU"/>
+        </w:rPr>
+        <w:t>трансформеров.</w:t>
+      </w:r>
+      <w:r>
+        <w:rPr>
+          <w:rFonts w:ascii="Times New Roman" w:eastAsia="Times New Roman" w:hAnsi="Times New Roman" w:cs="Times New Roman"/>
+          <w:sz w:val="28"/>
+          <w:szCs w:val="28"/>
+          <w:lang w:eastAsia="ru-RU"/>
+        </w:rPr>
+        <w:t xml:space="preserve"> </w:t>
+      </w:r>
+      <w:r>
+        <w:rPr>
+          <w:rFonts w:ascii="Times New Roman" w:eastAsia="Times New Roman" w:hAnsi="Times New Roman" w:cs="Times New Roman"/>
+          <w:b/>
+          <w:bCs/>
+          <w:sz w:val="28"/>
+          <w:szCs w:val="28"/>
+          <w:lang w:eastAsia="ru-RU"/>
+        </w:rPr>
+        <w:t>Даётся сравнение</w:t>
+      </w:r>
+      <w:r>
+        <w:rPr>
+          <w:rFonts w:ascii="Times New Roman" w:eastAsia="Times New Roman" w:hAnsi="Times New Roman" w:cs="Times New Roman"/>
+          <w:sz w:val="28"/>
+          <w:szCs w:val="28"/>
+          <w:lang w:eastAsia="ru-RU"/>
+        </w:rPr>
+        <w:t xml:space="preserve"> </w:t>
+      </w:r>
+      <w:r>
+        <w:rPr>
+          <w:rFonts w:ascii="Times New Roman" w:eastAsia="Times New Roman" w:hAnsi="Times New Roman" w:cs="Times New Roman"/>
+          <w:sz w:val="28"/>
+          <w:szCs w:val="28"/>
+          <w:lang w:eastAsia="ru-RU"/>
+        </w:rPr>
+        <w:t>производительности различных архитектур и</w:t>
+      </w:r>
+      <w:r>
+        <w:rPr>
+          <w:rFonts w:ascii="Times New Roman" w:eastAsia="Times New Roman" w:hAnsi="Times New Roman" w:cs="Times New Roman"/>
+          <w:sz w:val="28"/>
+          <w:szCs w:val="28"/>
+          <w:lang w:eastAsia="ru-RU"/>
+        </w:rPr>
+        <w:t xml:space="preserve"> </w:t>
+      </w:r>
+      <w:r>
+        <w:rPr>
+          <w:rFonts w:ascii="Times New Roman" w:eastAsia="Times New Roman" w:hAnsi="Times New Roman" w:cs="Times New Roman"/>
+          <w:sz w:val="28"/>
+          <w:szCs w:val="28"/>
+          <w:lang w:eastAsia="ru-RU"/>
+        </w:rPr>
+        <w:t>подходов к</w:t>
+      </w:r>
+      <w:r>
+        <w:rPr>
+          <w:rFonts w:ascii="Times New Roman" w:eastAsia="Times New Roman" w:hAnsi="Times New Roman" w:cs="Times New Roman"/>
+          <w:sz w:val="28"/>
+          <w:szCs w:val="28"/>
+          <w:lang w:eastAsia="ru-RU"/>
+        </w:rPr>
+        <w:t xml:space="preserve"> </w:t>
+      </w:r>
+      <w:r>
+        <w:rPr>
+          <w:rFonts w:ascii="Times New Roman" w:eastAsia="Times New Roman" w:hAnsi="Times New Roman" w:cs="Times New Roman"/>
+          <w:sz w:val="28"/>
+          <w:szCs w:val="28"/>
+          <w:lang w:eastAsia="ru-RU"/>
+        </w:rPr>
+        <w:t>представлению кода.</w:t>
+      </w:r>
+    </w:p>
+    <w:p>
+      <w:pPr>
+        <w:spacing w:after="0"/>
+        <w:ind w:left="-426" w:firstLine="710"/>
+        <w:jc w:val="both"/>
+        <w:rPr>
+          <w:rFonts w:ascii="Times New Roman" w:eastAsia="Times New Roman" w:hAnsi="Times New Roman" w:cs="Times New Roman"/>
+          <w:sz w:val="28"/>
+          <w:szCs w:val="28"/>
+          <w:lang w:eastAsia="ru-RU"/>
+        </w:rPr>
+      </w:pPr>
+      <w:r>
+        <w:rPr>
+          <w:rFonts w:ascii="Times New Roman" w:eastAsia="Times New Roman" w:hAnsi="Times New Roman" w:cs="Times New Roman"/>
+          <w:b/>
+          <w:bCs/>
+          <w:sz w:val="28"/>
+          <w:szCs w:val="28"/>
+          <w:lang w:eastAsia="ru-RU"/>
+        </w:rPr>
+        <w:t>Особое внимание уделено</w:t>
+      </w:r>
+      <w:r>
+        <w:rPr>
+          <w:rFonts w:ascii="Times New Roman" w:eastAsia="Times New Roman" w:hAnsi="Times New Roman" w:cs="Times New Roman"/>
+          <w:sz w:val="28"/>
+          <w:szCs w:val="28"/>
+          <w:lang w:eastAsia="ru-RU"/>
+        </w:rPr>
+        <w:t xml:space="preserve"> </w:t>
+      </w:r>
+      <w:r>
+        <w:rPr>
+          <w:rFonts w:ascii="Times New Roman" w:eastAsia="Times New Roman" w:hAnsi="Times New Roman" w:cs="Times New Roman"/>
+          <w:sz w:val="28"/>
+          <w:szCs w:val="28"/>
+          <w:lang w:eastAsia="ru-RU"/>
+        </w:rPr>
+        <w:t>экспериментальной</w:t>
+      </w:r>
+      <w:r>
+        <w:rPr>
+          <w:rFonts w:ascii="Times New Roman" w:eastAsia="Times New Roman" w:hAnsi="Times New Roman" w:cs="Times New Roman"/>
+          <w:sz w:val="28"/>
+          <w:szCs w:val="28"/>
+          <w:lang w:eastAsia="ru-RU"/>
+        </w:rPr>
+        <w:t xml:space="preserve"> </w:t>
+      </w:r>
+      <w:r>
+        <w:rPr>
+          <w:rFonts w:ascii="Times New Roman" w:eastAsia="Times New Roman" w:hAnsi="Times New Roman" w:cs="Times New Roman"/>
+          <w:sz w:val="28"/>
+          <w:szCs w:val="28"/>
+          <w:lang w:eastAsia="ru-RU"/>
+        </w:rPr>
+        <w:t>оценке производительности различных</w:t>
+      </w:r>
+      <w:r>
+        <w:rPr>
+          <w:rFonts w:ascii="Times New Roman" w:eastAsia="Times New Roman" w:hAnsi="Times New Roman" w:cs="Times New Roman"/>
+          <w:sz w:val="28"/>
+          <w:szCs w:val="28"/>
+          <w:lang w:eastAsia="ru-RU"/>
+        </w:rPr>
+        <w:t xml:space="preserve"> </w:t>
+      </w:r>
+      <w:r>
+        <w:rPr>
+          <w:rFonts w:ascii="Times New Roman" w:eastAsia="Times New Roman" w:hAnsi="Times New Roman" w:cs="Times New Roman"/>
+          <w:sz w:val="28"/>
+          <w:szCs w:val="28"/>
+          <w:lang w:eastAsia="ru-RU"/>
+        </w:rPr>
+        <w:t xml:space="preserve">подходов на стандартизированных наборах данных, таких как BigVul и DiverseVul, содержащих реальные примеры уязвимого кода из открытых </w:t>
+      </w:r>
+      <w:r>
+        <w:rPr>
+          <w:rFonts w:ascii="Times New Roman" w:eastAsia="Times New Roman" w:hAnsi="Times New Roman" w:cs="Times New Roman"/>
           <w:sz w:val="28"/>
           <w:szCs w:val="28"/>
           <w:lang w:eastAsia="ru-RU"/>
         </w:rPr>
         <w:lastRenderedPageBreak/>
-        <w:t>Автор приходит к выводу, что, несмотря на прогресс в области применения глубокого обучения для обнаружения уязвимостей, существующие методы еще не достигли уровня, достаточного для полной замены традиционных методов статического анализа, и требуют дальнейших исследований для повышения точности и снижения уровня ложных срабатываний.</w:t>
+        <w:t>проектов.</w:t>
+      </w:r>
+      <w:r>
+        <w:rPr>
+          <w:rFonts w:ascii="Times New Roman" w:eastAsia="Times New Roman" w:hAnsi="Times New Roman" w:cs="Times New Roman"/>
+          <w:sz w:val="28"/>
+          <w:szCs w:val="28"/>
+          <w:lang w:eastAsia="ru-RU"/>
+        </w:rPr>
+        <w:t xml:space="preserve"> </w:t>
+      </w:r>
+      <w:r>
+        <w:rPr>
+          <w:rFonts w:ascii="Times New Roman" w:eastAsia="Times New Roman" w:hAnsi="Times New Roman" w:cs="Times New Roman"/>
+          <w:b/>
+          <w:bCs/>
+          <w:sz w:val="28"/>
+          <w:szCs w:val="28"/>
+          <w:lang w:eastAsia="ru-RU"/>
+        </w:rPr>
+        <w:t>Значительное внимание уделяется</w:t>
+      </w:r>
+      <w:r>
+        <w:rPr>
+          <w:rFonts w:ascii="Times New Roman" w:eastAsia="Times New Roman" w:hAnsi="Times New Roman" w:cs="Times New Roman"/>
+          <w:sz w:val="28"/>
+          <w:szCs w:val="28"/>
+          <w:lang w:eastAsia="ru-RU"/>
+        </w:rPr>
+        <w:t xml:space="preserve"> </w:t>
+      </w:r>
+      <w:r>
+        <w:rPr>
+          <w:rFonts w:ascii="Times New Roman" w:eastAsia="Times New Roman" w:hAnsi="Times New Roman" w:cs="Times New Roman"/>
+          <w:sz w:val="28"/>
+          <w:szCs w:val="28"/>
+          <w:lang w:eastAsia="ru-RU"/>
+        </w:rPr>
+        <w:t>вопросам качества обучающих данных и</w:t>
+      </w:r>
+      <w:r>
+        <w:rPr>
+          <w:rFonts w:ascii="Times New Roman" w:eastAsia="Times New Roman" w:hAnsi="Times New Roman" w:cs="Times New Roman"/>
+          <w:sz w:val="28"/>
+          <w:szCs w:val="28"/>
+          <w:lang w:eastAsia="ru-RU"/>
+        </w:rPr>
+        <w:t xml:space="preserve"> </w:t>
+      </w:r>
+      <w:r>
+        <w:rPr>
+          <w:rFonts w:ascii="Times New Roman" w:eastAsia="Times New Roman" w:hAnsi="Times New Roman" w:cs="Times New Roman"/>
+          <w:sz w:val="28"/>
+          <w:szCs w:val="28"/>
+          <w:lang w:eastAsia="ru-RU"/>
+        </w:rPr>
+        <w:t>их</w:t>
+      </w:r>
+      <w:r>
+        <w:rPr>
+          <w:rFonts w:ascii="Times New Roman" w:eastAsia="Times New Roman" w:hAnsi="Times New Roman" w:cs="Times New Roman"/>
+          <w:sz w:val="28"/>
+          <w:szCs w:val="28"/>
+          <w:lang w:eastAsia="ru-RU"/>
+        </w:rPr>
+        <w:t xml:space="preserve"> </w:t>
+      </w:r>
+      <w:r>
+        <w:rPr>
+          <w:rFonts w:ascii="Times New Roman" w:eastAsia="Times New Roman" w:hAnsi="Times New Roman" w:cs="Times New Roman"/>
+          <w:sz w:val="28"/>
+          <w:szCs w:val="28"/>
+          <w:lang w:eastAsia="ru-RU"/>
+        </w:rPr>
+        <w:t>влиянию на результативность моделей.</w:t>
+      </w:r>
+      <w:r>
+        <w:rPr>
+          <w:rFonts w:ascii="Times New Roman" w:eastAsia="Times New Roman" w:hAnsi="Times New Roman" w:cs="Times New Roman"/>
+          <w:sz w:val="28"/>
+          <w:szCs w:val="28"/>
+          <w:lang w:eastAsia="ru-RU"/>
+        </w:rPr>
+        <w:t xml:space="preserve"> </w:t>
+      </w:r>
+      <w:r>
+        <w:rPr>
+          <w:rFonts w:ascii="Times New Roman" w:eastAsia="Times New Roman" w:hAnsi="Times New Roman" w:cs="Times New Roman"/>
+          <w:b/>
+          <w:bCs/>
+          <w:sz w:val="28"/>
+          <w:szCs w:val="28"/>
+          <w:lang w:eastAsia="ru-RU"/>
+        </w:rPr>
+        <w:t>На</w:t>
+      </w:r>
+      <w:r>
+        <w:rPr>
+          <w:rFonts w:ascii="Times New Roman" w:eastAsia="Times New Roman" w:hAnsi="Times New Roman" w:cs="Times New Roman"/>
+          <w:b/>
+          <w:bCs/>
+          <w:sz w:val="28"/>
+          <w:szCs w:val="28"/>
+          <w:lang w:eastAsia="ru-RU"/>
+        </w:rPr>
+        <w:t xml:space="preserve"> </w:t>
+      </w:r>
+      <w:r>
+        <w:rPr>
+          <w:rFonts w:ascii="Times New Roman" w:eastAsia="Times New Roman" w:hAnsi="Times New Roman" w:cs="Times New Roman"/>
+          <w:b/>
+          <w:bCs/>
+          <w:sz w:val="28"/>
+          <w:szCs w:val="28"/>
+          <w:lang w:eastAsia="ru-RU"/>
+        </w:rPr>
+        <w:t>основе изучения</w:t>
+      </w:r>
+      <w:r>
+        <w:rPr>
+          <w:rFonts w:ascii="Times New Roman" w:eastAsia="Times New Roman" w:hAnsi="Times New Roman" w:cs="Times New Roman"/>
+          <w:sz w:val="28"/>
+          <w:szCs w:val="28"/>
+          <w:lang w:eastAsia="ru-RU"/>
+        </w:rPr>
+        <w:t xml:space="preserve"> </w:t>
+      </w:r>
+      <w:r>
+        <w:rPr>
+          <w:rFonts w:ascii="Times New Roman" w:eastAsia="Times New Roman" w:hAnsi="Times New Roman" w:cs="Times New Roman"/>
+          <w:sz w:val="28"/>
+          <w:szCs w:val="28"/>
+          <w:lang w:eastAsia="ru-RU"/>
+        </w:rPr>
+        <w:t>существующих исследований и проведения</w:t>
+      </w:r>
+      <w:r>
+        <w:rPr>
+          <w:rFonts w:ascii="Times New Roman" w:eastAsia="Times New Roman" w:hAnsi="Times New Roman" w:cs="Times New Roman"/>
+          <w:sz w:val="28"/>
+          <w:szCs w:val="28"/>
+          <w:lang w:eastAsia="ru-RU"/>
+        </w:rPr>
+        <w:t xml:space="preserve"> </w:t>
+      </w:r>
+      <w:r>
+        <w:rPr>
+          <w:rFonts w:ascii="Times New Roman" w:eastAsia="Times New Roman" w:hAnsi="Times New Roman" w:cs="Times New Roman"/>
+          <w:sz w:val="28"/>
+          <w:szCs w:val="28"/>
+          <w:lang w:eastAsia="ru-RU"/>
+        </w:rPr>
+        <w:t>собственных экспериментов</w:t>
+      </w:r>
+      <w:r>
+        <w:rPr>
+          <w:rFonts w:ascii="Times New Roman" w:eastAsia="Times New Roman" w:hAnsi="Times New Roman" w:cs="Times New Roman"/>
+          <w:sz w:val="28"/>
+          <w:szCs w:val="28"/>
+          <w:lang w:eastAsia="ru-RU"/>
+        </w:rPr>
+        <w:t xml:space="preserve"> </w:t>
+      </w:r>
+      <w:r>
+        <w:rPr>
+          <w:rFonts w:ascii="Times New Roman" w:eastAsia="Times New Roman" w:hAnsi="Times New Roman" w:cs="Times New Roman"/>
+          <w:b/>
+          <w:bCs/>
+          <w:sz w:val="28"/>
+          <w:szCs w:val="28"/>
+          <w:lang w:eastAsia="ru-RU"/>
+        </w:rPr>
+        <w:t>установлено</w:t>
+      </w:r>
+      <w:r>
+        <w:rPr>
+          <w:rFonts w:ascii="Times New Roman" w:eastAsia="Times New Roman" w:hAnsi="Times New Roman" w:cs="Times New Roman"/>
+          <w:sz w:val="28"/>
+          <w:szCs w:val="28"/>
+          <w:lang w:eastAsia="ru-RU"/>
+        </w:rPr>
+        <w:t>, что методы глубокого обучения демонстрируют значительный потенциал для обнаружения уязвимостей, однако их эффективность сильно зависит от качества</w:t>
+      </w:r>
+      <w:r>
+        <w:rPr>
+          <w:rFonts w:ascii="Times New Roman" w:eastAsia="Times New Roman" w:hAnsi="Times New Roman" w:cs="Times New Roman"/>
+          <w:sz w:val="28"/>
+          <w:szCs w:val="28"/>
+          <w:lang w:eastAsia="ru-RU"/>
+        </w:rPr>
+        <w:t xml:space="preserve"> </w:t>
+      </w:r>
+      <w:r>
+        <w:rPr>
+          <w:rFonts w:ascii="Times New Roman" w:eastAsia="Times New Roman" w:hAnsi="Times New Roman" w:cs="Times New Roman"/>
+          <w:sz w:val="28"/>
+          <w:szCs w:val="28"/>
+          <w:lang w:eastAsia="ru-RU"/>
+        </w:rPr>
+        <w:t>обучающих данных, выбора архитектуры модели и способа представления кода.</w:t>
+      </w:r>
+      <w:r>
+        <w:rPr>
+          <w:rFonts w:ascii="Times New Roman" w:eastAsia="Times New Roman" w:hAnsi="Times New Roman" w:cs="Times New Roman"/>
+          <w:sz w:val="28"/>
+          <w:szCs w:val="28"/>
+          <w:lang w:eastAsia="ru-RU"/>
+        </w:rPr>
+        <w:t xml:space="preserve"> </w:t>
+      </w:r>
+      <w:r>
+        <w:rPr>
+          <w:rFonts w:ascii="Times New Roman" w:eastAsia="Times New Roman" w:hAnsi="Times New Roman" w:cs="Times New Roman"/>
+          <w:b/>
+          <w:bCs/>
+          <w:sz w:val="28"/>
+          <w:szCs w:val="28"/>
+          <w:lang w:eastAsia="ru-RU"/>
+        </w:rPr>
+        <w:t>Выделяются и описываются характерные особенности</w:t>
+      </w:r>
+      <w:r>
+        <w:rPr>
+          <w:rFonts w:ascii="Times New Roman" w:eastAsia="Times New Roman" w:hAnsi="Times New Roman" w:cs="Times New Roman"/>
+          <w:sz w:val="28"/>
+          <w:szCs w:val="28"/>
+          <w:lang w:eastAsia="ru-RU"/>
+        </w:rPr>
+        <w:t xml:space="preserve"> </w:t>
+      </w:r>
+      <w:r>
+        <w:rPr>
+          <w:rFonts w:ascii="Times New Roman" w:eastAsia="Times New Roman" w:hAnsi="Times New Roman" w:cs="Times New Roman"/>
+          <w:sz w:val="28"/>
+          <w:szCs w:val="28"/>
+          <w:lang w:eastAsia="ru-RU"/>
+        </w:rPr>
+        <w:t>различных подходов к</w:t>
+      </w:r>
+      <w:r>
+        <w:rPr>
+          <w:rFonts w:ascii="Times New Roman" w:eastAsia="Times New Roman" w:hAnsi="Times New Roman" w:cs="Times New Roman"/>
+          <w:sz w:val="28"/>
+          <w:szCs w:val="28"/>
+          <w:lang w:eastAsia="ru-RU"/>
+        </w:rPr>
+        <w:t xml:space="preserve"> </w:t>
+      </w:r>
+      <w:r>
+        <w:rPr>
+          <w:rFonts w:ascii="Times New Roman" w:eastAsia="Times New Roman" w:hAnsi="Times New Roman" w:cs="Times New Roman"/>
+          <w:sz w:val="28"/>
+          <w:szCs w:val="28"/>
+          <w:lang w:eastAsia="ru-RU"/>
+        </w:rPr>
+        <w:t>кодированию программного кода для</w:t>
+      </w:r>
+      <w:r>
+        <w:rPr>
+          <w:rFonts w:ascii="Times New Roman" w:eastAsia="Times New Roman" w:hAnsi="Times New Roman" w:cs="Times New Roman"/>
+          <w:sz w:val="28"/>
+          <w:szCs w:val="28"/>
+          <w:lang w:eastAsia="ru-RU"/>
+        </w:rPr>
+        <w:t xml:space="preserve"> </w:t>
+      </w:r>
+      <w:r>
+        <w:rPr>
+          <w:rFonts w:ascii="Times New Roman" w:eastAsia="Times New Roman" w:hAnsi="Times New Roman" w:cs="Times New Roman"/>
+          <w:sz w:val="28"/>
+          <w:szCs w:val="28"/>
+          <w:lang w:eastAsia="ru-RU"/>
+        </w:rPr>
+        <w:t>нейронных сетей.</w:t>
+      </w:r>
+    </w:p>
+    <w:p>
+      <w:pPr>
+        <w:spacing w:after="0"/>
+        <w:ind w:left="-426" w:firstLine="710"/>
+        <w:jc w:val="both"/>
+        <w:rPr>
+          <w:rFonts w:ascii="Times New Roman" w:eastAsia="Times New Roman" w:hAnsi="Times New Roman" w:cs="Times New Roman"/>
+          <w:sz w:val="28"/>
+          <w:szCs w:val="28"/>
+          <w:lang w:eastAsia="ru-RU"/>
+        </w:rPr>
+      </w:pPr>
+      <w:r>
+        <w:rPr>
+          <w:rFonts w:ascii="Times New Roman" w:eastAsia="Times New Roman" w:hAnsi="Times New Roman" w:cs="Times New Roman"/>
+          <w:b/>
+          <w:bCs/>
+          <w:sz w:val="28"/>
+          <w:szCs w:val="28"/>
+          <w:lang w:eastAsia="ru-RU"/>
+        </w:rPr>
+        <w:t>Авторы приходят</w:t>
+      </w:r>
+      <w:r>
+        <w:rPr>
+          <w:rFonts w:ascii="Times New Roman" w:eastAsia="Times New Roman" w:hAnsi="Times New Roman" w:cs="Times New Roman"/>
+          <w:b/>
+          <w:bCs/>
+          <w:sz w:val="28"/>
+          <w:szCs w:val="28"/>
+          <w:lang w:eastAsia="ru-RU"/>
+        </w:rPr>
+        <w:t xml:space="preserve"> </w:t>
+      </w:r>
+      <w:r>
+        <w:rPr>
+          <w:rFonts w:ascii="Times New Roman" w:eastAsia="Times New Roman" w:hAnsi="Times New Roman" w:cs="Times New Roman"/>
+          <w:b/>
+          <w:bCs/>
+          <w:sz w:val="28"/>
+          <w:szCs w:val="28"/>
+          <w:lang w:eastAsia="ru-RU"/>
+        </w:rPr>
+        <w:t>к выводу, что</w:t>
+      </w:r>
+      <w:r>
+        <w:rPr>
+          <w:rFonts w:ascii="Times New Roman" w:eastAsia="Times New Roman" w:hAnsi="Times New Roman" w:cs="Times New Roman"/>
+          <w:sz w:val="28"/>
+          <w:szCs w:val="28"/>
+          <w:lang w:eastAsia="ru-RU"/>
+        </w:rPr>
+        <w:t>, несмотря на прогресс в области применения глубокого обучения для обнаружения уязвимостей, существующие методы еще не достигли уровня, достаточного для полной замены традиционных методов статического анализа.</w:t>
+      </w:r>
+      <w:r>
+        <w:rPr>
+          <w:rFonts w:ascii="Times New Roman" w:eastAsia="Times New Roman" w:hAnsi="Times New Roman" w:cs="Times New Roman"/>
+          <w:sz w:val="28"/>
+          <w:szCs w:val="28"/>
+          <w:lang w:eastAsia="ru-RU"/>
+        </w:rPr>
+        <w:t xml:space="preserve"> </w:t>
+      </w:r>
+      <w:r>
+        <w:rPr>
+          <w:rFonts w:ascii="Times New Roman" w:eastAsia="Times New Roman" w:hAnsi="Times New Roman" w:cs="Times New Roman"/>
+          <w:b/>
+          <w:bCs/>
+          <w:sz w:val="28"/>
+          <w:szCs w:val="28"/>
+          <w:lang w:eastAsia="ru-RU"/>
+        </w:rPr>
+        <w:t>Обосновывается мысль о том, что данная проблема требует дальнейших исследований</w:t>
+      </w:r>
+      <w:r>
+        <w:rPr>
+          <w:rFonts w:ascii="Times New Roman" w:eastAsia="Times New Roman" w:hAnsi="Times New Roman" w:cs="Times New Roman"/>
+          <w:sz w:val="28"/>
+          <w:szCs w:val="28"/>
+          <w:lang w:eastAsia="ru-RU"/>
+        </w:rPr>
+        <w:t xml:space="preserve"> </w:t>
+      </w:r>
+      <w:r>
+        <w:rPr>
+          <w:rFonts w:ascii="Times New Roman" w:eastAsia="Times New Roman" w:hAnsi="Times New Roman" w:cs="Times New Roman"/>
+          <w:sz w:val="28"/>
+          <w:szCs w:val="28"/>
+          <w:lang w:eastAsia="ru-RU"/>
+        </w:rPr>
+        <w:t>для повышения точности и полноты, а также снижения уровня</w:t>
+      </w:r>
+      <w:r>
+        <w:rPr>
+          <w:rFonts w:ascii="Times New Roman" w:eastAsia="Times New Roman" w:hAnsi="Times New Roman" w:cs="Times New Roman"/>
+          <w:sz w:val="28"/>
+          <w:szCs w:val="28"/>
+          <w:lang w:eastAsia="ru-RU"/>
+        </w:rPr>
+        <w:t xml:space="preserve"> </w:t>
+      </w:r>
+      <w:r>
+        <w:rPr>
+          <w:rFonts w:ascii="Times New Roman" w:eastAsia="Times New Roman" w:hAnsi="Times New Roman" w:cs="Times New Roman"/>
+          <w:sz w:val="28"/>
+          <w:szCs w:val="28"/>
+          <w:lang w:eastAsia="ru-RU"/>
+        </w:rPr>
+        <w:t>ложных срабатываний.</w:t>
+      </w:r>
+      <w:r>
+        <w:rPr>
+          <w:rFonts w:ascii="Times New Roman" w:eastAsia="Times New Roman" w:hAnsi="Times New Roman" w:cs="Times New Roman"/>
+          <w:sz w:val="28"/>
+          <w:szCs w:val="28"/>
+          <w:lang w:eastAsia="ru-RU"/>
+        </w:rPr>
+        <w:t xml:space="preserve"> </w:t>
+      </w:r>
+      <w:r>
+        <w:rPr>
+          <w:rFonts w:ascii="Times New Roman" w:eastAsia="Times New Roman" w:hAnsi="Times New Roman" w:cs="Times New Roman"/>
+          <w:b/>
+          <w:bCs/>
+          <w:sz w:val="28"/>
+          <w:szCs w:val="28"/>
+          <w:lang w:eastAsia="ru-RU"/>
+        </w:rPr>
+        <w:t>Такой взгляд будет интересен специалистам в области</w:t>
+      </w:r>
+      <w:r>
+        <w:rPr>
+          <w:rFonts w:ascii="Times New Roman" w:eastAsia="Times New Roman" w:hAnsi="Times New Roman" w:cs="Times New Roman"/>
+          <w:sz w:val="28"/>
+          <w:szCs w:val="28"/>
+          <w:lang w:eastAsia="ru-RU"/>
+        </w:rPr>
+        <w:t xml:space="preserve"> </w:t>
+      </w:r>
+      <w:r>
+        <w:rPr>
+          <w:rFonts w:ascii="Times New Roman" w:eastAsia="Times New Roman" w:hAnsi="Times New Roman" w:cs="Times New Roman"/>
+          <w:sz w:val="28"/>
+          <w:szCs w:val="28"/>
+          <w:lang w:eastAsia="ru-RU"/>
+        </w:rPr>
+        <w:t>безопасности программного обеспечения и</w:t>
+      </w:r>
+      <w:r>
+        <w:rPr>
+          <w:rFonts w:ascii="Times New Roman" w:eastAsia="Times New Roman" w:hAnsi="Times New Roman" w:cs="Times New Roman"/>
+          <w:sz w:val="28"/>
+          <w:szCs w:val="28"/>
+          <w:lang w:eastAsia="ru-RU"/>
+        </w:rPr>
+        <w:t xml:space="preserve"> </w:t>
+      </w:r>
+      <w:r>
+        <w:rPr>
+          <w:rFonts w:ascii="Times New Roman" w:eastAsia="Times New Roman" w:hAnsi="Times New Roman" w:cs="Times New Roman"/>
+          <w:sz w:val="28"/>
+          <w:szCs w:val="28"/>
+          <w:lang w:eastAsia="ru-RU"/>
+        </w:rPr>
+        <w:t>машинного обучения.</w:t>
       </w:r>
     </w:p>
     <w:sectPr>

--- a/methodology_of_scientific_research/practics/2/Ковалев Д.П. ВКБ43 ПР2.docx
+++ b/methodology_of_scientific_research/practics/2/Ковалев Д.П. ВКБ43 ПР2.docx
@@ -19,7 +19,7 @@
           <w:lang w:eastAsia="ru-RU"/>
         </w:rPr>
         <w:drawing>
-          <wp:inline distT="0" distB="0" distL="0" distR="0" wp14:anchorId="31A86893" wp14:editId="2D11562E">
+          <wp:inline distT="0" distB="0" distL="0" distR="0" wp14:anchorId="31A86893" wp14:editId="22C446A2">
             <wp:extent cx="640080" cy="685800"/>
             <wp:effectExtent l="0" t="0" r="7620" b="0"/>
             <wp:docPr id="1" name="Рисунок 1"/>
@@ -431,6 +431,7 @@
         </w:rPr>
         <w:t xml:space="preserve">доцент кафедры </w:t>
       </w:r>
+      <w:proofErr w:type="spellStart"/>
       <w:r>
         <w:rPr>
           <w:rFonts w:ascii="Times New Roman" w:hAnsi="Times New Roman" w:cs="Times New Roman"/>
@@ -438,7 +439,17 @@
           <w:sz w:val="28"/>
           <w:szCs w:val="28"/>
         </w:rPr>
-        <w:t>Сафарьян Ольга Александровна</w:t>
+        <w:t>Сафарьян</w:t>
+      </w:r>
+      <w:proofErr w:type="spellEnd"/>
+      <w:r>
+        <w:rPr>
+          <w:rFonts w:ascii="Times New Roman" w:hAnsi="Times New Roman" w:cs="Times New Roman"/>
+          <w:bCs/>
+          <w:sz w:val="28"/>
+          <w:szCs w:val="28"/>
+        </w:rPr>
+        <w:t xml:space="preserve"> Ольга Александровна</w:t>
       </w:r>
     </w:p>
     <w:p>
@@ -514,13 +525,23 @@
           <w:szCs w:val="28"/>
         </w:rPr>
       </w:pPr>
-      <w:r>
-        <w:rPr>
-          <w:rFonts w:ascii="Times New Roman" w:hAnsi="Times New Roman" w:cs="Times New Roman"/>
-          <w:sz w:val="28"/>
-          <w:szCs w:val="28"/>
-        </w:rPr>
-        <w:t>Ростов-на-Дону</w:t>
+      <w:proofErr w:type="spellStart"/>
+      <w:r>
+        <w:rPr>
+          <w:rFonts w:ascii="Times New Roman" w:hAnsi="Times New Roman" w:cs="Times New Roman"/>
+          <w:sz w:val="28"/>
+          <w:szCs w:val="28"/>
+        </w:rPr>
+        <w:t>Ростов</w:t>
+      </w:r>
+      <w:proofErr w:type="spellEnd"/>
+      <w:r>
+        <w:rPr>
+          <w:rFonts w:ascii="Times New Roman" w:hAnsi="Times New Roman" w:cs="Times New Roman"/>
+          <w:sz w:val="28"/>
+          <w:szCs w:val="28"/>
+        </w:rPr>
+        <w:t>-на-Дону</w:t>
       </w:r>
     </w:p>
     <w:p>
@@ -819,8 +840,9 @@
           <w:szCs w:val="28"/>
           <w:lang w:eastAsia="ru-RU"/>
         </w:rPr>
-        <w:t xml:space="preserve"> всеобщные</w:t>
-      </w:r>
+        <w:t xml:space="preserve"> </w:t>
+      </w:r>
+      <w:proofErr w:type="spellStart"/>
       <w:r>
         <w:rPr>
           <w:rFonts w:ascii="Times New Roman" w:eastAsia="Times New Roman" w:hAnsi="Times New Roman" w:cs="Times New Roman"/>
@@ -828,6 +850,16 @@
           <w:szCs w:val="28"/>
           <w:lang w:eastAsia="ru-RU"/>
         </w:rPr>
+        <w:t>всеобщные</w:t>
+      </w:r>
+      <w:proofErr w:type="spellEnd"/>
+      <w:r>
+        <w:rPr>
+          <w:rFonts w:ascii="Times New Roman" w:eastAsia="Times New Roman" w:hAnsi="Times New Roman" w:cs="Times New Roman"/>
+          <w:sz w:val="28"/>
+          <w:szCs w:val="28"/>
+          <w:lang w:eastAsia="ru-RU"/>
+        </w:rPr>
         <w:t xml:space="preserve"> (</w:t>
       </w:r>
       <w:r>
@@ -855,7 +887,27 @@
           <w:szCs w:val="28"/>
           <w:lang w:eastAsia="ru-RU"/>
         </w:rPr>
-        <w:t xml:space="preserve">, общенаучные, частнонаучные (конкретной науки), дисциплинарные. </w:t>
+        <w:t xml:space="preserve">, общенаучные, </w:t>
+      </w:r>
+      <w:proofErr w:type="spellStart"/>
+      <w:r>
+        <w:rPr>
+          <w:rFonts w:ascii="Times New Roman" w:eastAsia="Times New Roman" w:hAnsi="Times New Roman" w:cs="Times New Roman"/>
+          <w:sz w:val="28"/>
+          <w:szCs w:val="28"/>
+          <w:lang w:eastAsia="ru-RU"/>
+        </w:rPr>
+        <w:t>частнонаучные</w:t>
+      </w:r>
+      <w:proofErr w:type="spellEnd"/>
+      <w:r>
+        <w:rPr>
+          <w:rFonts w:ascii="Times New Roman" w:eastAsia="Times New Roman" w:hAnsi="Times New Roman" w:cs="Times New Roman"/>
+          <w:sz w:val="28"/>
+          <w:szCs w:val="28"/>
+          <w:lang w:eastAsia="ru-RU"/>
+        </w:rPr>
+        <w:t xml:space="preserve"> (конкретной науки), дисциплинарные. </w:t>
       </w:r>
     </w:p>
     <w:p>
@@ -1649,7 +1701,6 @@
           <w:rFonts w:ascii="Times New Roman" w:hAnsi="Times New Roman" w:cs="Times New Roman"/>
           <w:sz w:val="28"/>
           <w:szCs w:val="28"/>
-          <w:lang w:val="en-US"/>
         </w:rPr>
       </w:pPr>
       <w:r>
@@ -2561,7 +2612,115 @@
           <w:sz w:val="28"/>
           <w:szCs w:val="28"/>
         </w:rPr>
-        <w:t>Статья Чакраборти и коллег «Deep Learning Based Vulnerability Detection: Are We There Yet?» посвящена критическому анализу эффективности методов глубокого обучения для автоматического обнаружения уязвимостей в программном коде. Основная идея авторов заключается в том, что, несмотря на многочисленные публикации, демонстрирующие высокую эффективность моделей глубокого обучения в задаче обнаружения уязвимостей, реальная производительность этих методов может</w:t>
+        <w:t xml:space="preserve">Статья </w:t>
+      </w:r>
+      <w:proofErr w:type="spellStart"/>
+      <w:r>
+        <w:rPr>
+          <w:rFonts w:ascii="Times New Roman" w:hAnsi="Times New Roman" w:cs="Times New Roman"/>
+          <w:sz w:val="28"/>
+          <w:szCs w:val="28"/>
+        </w:rPr>
+        <w:t>Чакраборти</w:t>
+      </w:r>
+      <w:proofErr w:type="spellEnd"/>
+      <w:r>
+        <w:rPr>
+          <w:rFonts w:ascii="Times New Roman" w:hAnsi="Times New Roman" w:cs="Times New Roman"/>
+          <w:sz w:val="28"/>
+          <w:szCs w:val="28"/>
+        </w:rPr>
+        <w:t xml:space="preserve"> и коллег «Deep Learning Based </w:t>
+      </w:r>
+      <w:proofErr w:type="spellStart"/>
+      <w:r>
+        <w:rPr>
+          <w:rFonts w:ascii="Times New Roman" w:hAnsi="Times New Roman" w:cs="Times New Roman"/>
+          <w:sz w:val="28"/>
+          <w:szCs w:val="28"/>
+        </w:rPr>
+        <w:t>Vulnerability</w:t>
+      </w:r>
+      <w:proofErr w:type="spellEnd"/>
+      <w:r>
+        <w:rPr>
+          <w:rFonts w:ascii="Times New Roman" w:hAnsi="Times New Roman" w:cs="Times New Roman"/>
+          <w:sz w:val="28"/>
+          <w:szCs w:val="28"/>
+        </w:rPr>
+        <w:t xml:space="preserve"> </w:t>
+      </w:r>
+      <w:proofErr w:type="spellStart"/>
+      <w:r>
+        <w:rPr>
+          <w:rFonts w:ascii="Times New Roman" w:hAnsi="Times New Roman" w:cs="Times New Roman"/>
+          <w:sz w:val="28"/>
+          <w:szCs w:val="28"/>
+        </w:rPr>
+        <w:t>Detection</w:t>
+      </w:r>
+      <w:proofErr w:type="spellEnd"/>
+      <w:r>
+        <w:rPr>
+          <w:rFonts w:ascii="Times New Roman" w:hAnsi="Times New Roman" w:cs="Times New Roman"/>
+          <w:sz w:val="28"/>
+          <w:szCs w:val="28"/>
+        </w:rPr>
+        <w:t xml:space="preserve">: </w:t>
+      </w:r>
+      <w:proofErr w:type="spellStart"/>
+      <w:r>
+        <w:rPr>
+          <w:rFonts w:ascii="Times New Roman" w:hAnsi="Times New Roman" w:cs="Times New Roman"/>
+          <w:sz w:val="28"/>
+          <w:szCs w:val="28"/>
+        </w:rPr>
+        <w:t>Are</w:t>
+      </w:r>
+      <w:proofErr w:type="spellEnd"/>
+      <w:r>
+        <w:rPr>
+          <w:rFonts w:ascii="Times New Roman" w:hAnsi="Times New Roman" w:cs="Times New Roman"/>
+          <w:sz w:val="28"/>
+          <w:szCs w:val="28"/>
+        </w:rPr>
+        <w:t xml:space="preserve"> We </w:t>
+      </w:r>
+      <w:proofErr w:type="spellStart"/>
+      <w:r>
+        <w:rPr>
+          <w:rFonts w:ascii="Times New Roman" w:hAnsi="Times New Roman" w:cs="Times New Roman"/>
+          <w:sz w:val="28"/>
+          <w:szCs w:val="28"/>
+        </w:rPr>
+        <w:t>There</w:t>
+      </w:r>
+      <w:proofErr w:type="spellEnd"/>
+      <w:r>
+        <w:rPr>
+          <w:rFonts w:ascii="Times New Roman" w:hAnsi="Times New Roman" w:cs="Times New Roman"/>
+          <w:sz w:val="28"/>
+          <w:szCs w:val="28"/>
+        </w:rPr>
+        <w:t xml:space="preserve"> </w:t>
+      </w:r>
+      <w:proofErr w:type="spellStart"/>
+      <w:r>
+        <w:rPr>
+          <w:rFonts w:ascii="Times New Roman" w:hAnsi="Times New Roman" w:cs="Times New Roman"/>
+          <w:sz w:val="28"/>
+          <w:szCs w:val="28"/>
+        </w:rPr>
+        <w:t>Yet</w:t>
+      </w:r>
+      <w:proofErr w:type="spellEnd"/>
+      <w:r>
+        <w:rPr>
+          <w:rFonts w:ascii="Times New Roman" w:hAnsi="Times New Roman" w:cs="Times New Roman"/>
+          <w:sz w:val="28"/>
+          <w:szCs w:val="28"/>
+        </w:rPr>
+        <w:t>?» посвящена критическому анализу эффективности методов глубокого обучения для автоматического обнаружения уязвимостей в программном коде. Основная идея авторов заключается в том, что, несмотря на многочисленные публикации, демонстрирующие высокую эффективность моделей глубокого обучения в задаче обнаружения уязвимостей, реальная производительность этих методов может</w:t>
       </w:r>
       <w:r>
         <w:rPr>
@@ -2630,7 +2789,43 @@
           <w:szCs w:val="28"/>
         </w:rPr>
         <w:lastRenderedPageBreak/>
-        <w:t xml:space="preserve">воспроизвели результаты ряда известных работ в данной области, используя опубликованные исходные коды и датасеты, что позволило независимо проверить заявленные показатели эффективности моделей. Авторы провели экспериментальную оценку на стандартизированных наборах данных, применяя ключевые метрики машинного обучения: точность (precision), отражающую долю верно обнаруженных уязвимостей среди всех предсказанных моделью; полноту (recall), показывающую долю найденных уязвимостей среди всех реально существующих в коде; F1-меру как гармоническое среднее точности и полноты, позволяющее сбалансированно оценить качество модели; а также площадь под кривой ROC (AUC-ROC), оценивающую способность модели различать уязвимый и безопасный код при различных порогах классификации. </w:t>
+        <w:t>воспроизвели результаты ряда известных работ в данной области, используя опубликованные исходные коды и датасеты, что позволило независимо проверить заявленные показатели эффективности моделей. Авторы провели экспериментальную оценку на стандартизированных наборах данных, применяя ключевые метрики машинного обучения: точность (</w:t>
+      </w:r>
+      <w:proofErr w:type="spellStart"/>
+      <w:r>
+        <w:rPr>
+          <w:rFonts w:ascii="Times New Roman" w:hAnsi="Times New Roman" w:cs="Times New Roman"/>
+          <w:sz w:val="28"/>
+          <w:szCs w:val="28"/>
+        </w:rPr>
+        <w:t>precision</w:t>
+      </w:r>
+      <w:proofErr w:type="spellEnd"/>
+      <w:r>
+        <w:rPr>
+          <w:rFonts w:ascii="Times New Roman" w:hAnsi="Times New Roman" w:cs="Times New Roman"/>
+          <w:sz w:val="28"/>
+          <w:szCs w:val="28"/>
+        </w:rPr>
+        <w:t>), отражающую долю верно обнаруженных уязвимостей среди всех предсказанных моделью; полноту (</w:t>
+      </w:r>
+      <w:proofErr w:type="spellStart"/>
+      <w:r>
+        <w:rPr>
+          <w:rFonts w:ascii="Times New Roman" w:hAnsi="Times New Roman" w:cs="Times New Roman"/>
+          <w:sz w:val="28"/>
+          <w:szCs w:val="28"/>
+        </w:rPr>
+        <w:t>recall</w:t>
+      </w:r>
+      <w:proofErr w:type="spellEnd"/>
+      <w:r>
+        <w:rPr>
+          <w:rFonts w:ascii="Times New Roman" w:hAnsi="Times New Roman" w:cs="Times New Roman"/>
+          <w:sz w:val="28"/>
+          <w:szCs w:val="28"/>
+        </w:rPr>
+        <w:t xml:space="preserve">), показывающую долю найденных уязвимостей среди всех реально существующих в коде; F1-меру как гармоническое среднее точности и полноты, позволяющее сбалансированно оценить качество модели; а также площадь под кривой ROC (AUC-ROC), оценивающую способность модели различать уязвимый и безопасный код при различных порогах классификации. </w:t>
       </w:r>
       <w:r>
         <w:rPr>
@@ -2918,7 +3113,26 @@
           <w:szCs w:val="28"/>
           <w:lang w:val="en-US"/>
         </w:rPr>
-        <w:t xml:space="preserve">[1] Chakraborty S., Krishna R., Ding Y., Ray B. Deep Learning Based Vulnerability Detection: Are We There Yet? // IEEE Transactions on Software Engineering. – 2022. – </w:t>
+        <w:t>[1] Chakraborty S., Krishna R., Ding Y., Ray B. Deep Learning Based Vulnerability Detection: Are We There Yet? // IEEE Transactions on Software Engineering. – 202</w:t>
+      </w:r>
+      <w:r>
+        <w:rPr>
+          <w:b w:val="0"/>
+          <w:bCs w:val="0"/>
+          <w:sz w:val="28"/>
+          <w:szCs w:val="28"/>
+        </w:rPr>
+        <w:t>1</w:t>
+      </w:r>
+      <w:r>
+        <w:rPr>
+          <w:b w:val="0"/>
+          <w:bCs w:val="0"/>
+          <w:sz w:val="28"/>
+          <w:szCs w:val="28"/>
+          <w:lang w:val="en-US"/>
+        </w:rPr>
+        <w:t xml:space="preserve">. – </w:t>
       </w:r>
       <w:r>
         <w:rPr>
@@ -3690,7 +3904,7 @@
           <w:szCs w:val="28"/>
           <w:lang w:val="en-US"/>
         </w:rPr>
-        <w:t xml:space="preserve">: Chakraborty S., Krishna R., Ding Y., Ray B. "Deep Learning Based Vulnerability Detection: Are We There Yet?" // IEEE Transactions on Software Engineering. – 2022. – </w:t>
+        <w:t>: Chakraborty S., Krishna R., Ding Y., Ray B. "Deep Learning Based Vulnerability Detection: Are We There Yet?" // IEEE Transactions on Software Engineering. – 202</w:t>
       </w:r>
       <w:r>
         <w:rPr>
@@ -3699,8 +3913,9 @@
           <w:bCs/>
           <w:sz w:val="28"/>
           <w:szCs w:val="28"/>
-        </w:rPr>
-        <w:t>Т</w:t>
+          <w:lang w:val="en-US"/>
+        </w:rPr>
+        <w:t>1</w:t>
       </w:r>
       <w:r>
         <w:rPr>
@@ -3711,7 +3926,7 @@
           <w:szCs w:val="28"/>
           <w:lang w:val="en-US"/>
         </w:rPr>
-        <w:t xml:space="preserve">. 48. – № 9. – </w:t>
+        <w:t xml:space="preserve">. – </w:t>
       </w:r>
       <w:r>
         <w:rPr>
@@ -3721,7 +3936,7 @@
           <w:sz w:val="28"/>
           <w:szCs w:val="28"/>
         </w:rPr>
-        <w:t>С</w:t>
+        <w:t>Т</w:t>
       </w:r>
       <w:r>
         <w:rPr>
@@ -3732,7 +3947,39 @@
           <w:szCs w:val="28"/>
           <w:lang w:val="en-US"/>
         </w:rPr>
-        <w:t>. 3280–3296.</w:t>
+        <w:t xml:space="preserve">. 48. – № 9. – </w:t>
+      </w:r>
+      <w:r>
+        <w:rPr>
+          <w:rFonts w:ascii="Times New Roman" w:hAnsi="Times New Roman" w:cs="Times New Roman"/>
+          <w:b/>
+          <w:bCs/>
+          <w:sz w:val="28"/>
+          <w:szCs w:val="28"/>
+        </w:rPr>
+        <w:t>С</w:t>
+      </w:r>
+      <w:r>
+        <w:rPr>
+          <w:rFonts w:ascii="Times New Roman" w:hAnsi="Times New Roman" w:cs="Times New Roman"/>
+          <w:b/>
+          <w:bCs/>
+          <w:sz w:val="28"/>
+          <w:szCs w:val="28"/>
+          <w:lang w:val="en-US"/>
+        </w:rPr>
+        <w:t>. 3280–3296</w:t>
+      </w:r>
+      <w:r>
+        <w:rPr>
+          <w:rFonts w:ascii="Times New Roman" w:hAnsi="Times New Roman" w:cs="Times New Roman"/>
+          <w:b/>
+          <w:bCs/>
+          <w:sz w:val="28"/>
+          <w:szCs w:val="28"/>
+          <w:lang w:val="en-US"/>
+        </w:rPr>
+        <w:t xml:space="preserve">. </w:t>
       </w:r>
     </w:p>
     <w:p>
@@ -3756,8 +4003,30 @@
           <w:szCs w:val="28"/>
           <w:lang w:eastAsia="ru-RU"/>
         </w:rPr>
-        <w:t>Статья посвящена актуальной на сегодняшний</w:t>
-      </w:r>
+        <w:t>Статья посвящена актуальной на сегодняшний день проблеме</w:t>
+      </w:r>
+      <w:r>
+        <w:rPr>
+          <w:rFonts w:ascii="Times New Roman" w:eastAsia="Times New Roman" w:hAnsi="Times New Roman" w:cs="Times New Roman"/>
+          <w:sz w:val="28"/>
+          <w:szCs w:val="28"/>
+          <w:lang w:eastAsia="ru-RU"/>
+        </w:rPr>
+        <w:t xml:space="preserve"> эффективности методов глубокого обучения для автоматического обнаружения уязвимостей в программном коде.</w:t>
+      </w:r>
+    </w:p>
+    <w:p>
+      <w:pPr>
+        <w:spacing w:after="0"/>
+        <w:ind w:left="-426" w:firstLine="710"/>
+        <w:jc w:val="both"/>
+        <w:rPr>
+          <w:rFonts w:ascii="Times New Roman" w:eastAsia="Times New Roman" w:hAnsi="Times New Roman" w:cs="Times New Roman"/>
+          <w:sz w:val="28"/>
+          <w:szCs w:val="28"/>
+          <w:lang w:eastAsia="ru-RU"/>
+        </w:rPr>
+      </w:pPr>
       <w:r>
         <w:rPr>
           <w:rFonts w:ascii="Times New Roman" w:eastAsia="Times New Roman" w:hAnsi="Times New Roman" w:cs="Times New Roman"/>
@@ -3767,8 +4036,30 @@
           <w:szCs w:val="28"/>
           <w:lang w:eastAsia="ru-RU"/>
         </w:rPr>
-        <w:t xml:space="preserve"> </w:t>
-      </w:r>
+        <w:t>В качестве исследовательской задачи авторами была определена попытка оценить</w:t>
+      </w:r>
+      <w:r>
+        <w:rPr>
+          <w:rFonts w:ascii="Times New Roman" w:eastAsia="Times New Roman" w:hAnsi="Times New Roman" w:cs="Times New Roman"/>
+          <w:sz w:val="28"/>
+          <w:szCs w:val="28"/>
+          <w:lang w:eastAsia="ru-RU"/>
+        </w:rPr>
+        <w:t>, достигли ли современные подходы на основе глубокого обучения уровня зрелости, достаточного для практического применения в системах защиты программного обеспечения.</w:t>
+      </w:r>
+    </w:p>
+    <w:p>
+      <w:pPr>
+        <w:spacing w:after="0"/>
+        <w:ind w:left="-426" w:firstLine="710"/>
+        <w:jc w:val="both"/>
+        <w:rPr>
+          <w:rFonts w:ascii="Times New Roman" w:eastAsia="Times New Roman" w:hAnsi="Times New Roman" w:cs="Times New Roman"/>
+          <w:sz w:val="28"/>
+          <w:szCs w:val="28"/>
+          <w:lang w:eastAsia="ru-RU"/>
+        </w:rPr>
+      </w:pPr>
       <w:r>
         <w:rPr>
           <w:rFonts w:ascii="Times New Roman" w:eastAsia="Times New Roman" w:hAnsi="Times New Roman" w:cs="Times New Roman"/>
@@ -3778,7 +4069,7 @@
           <w:szCs w:val="28"/>
           <w:lang w:eastAsia="ru-RU"/>
         </w:rPr>
-        <w:t>день проблеме</w:t>
+        <w:t>Статья посвящена пристальному анализу</w:t>
       </w:r>
       <w:r>
         <w:rPr>
@@ -3787,34 +4078,7 @@
           <w:szCs w:val="28"/>
           <w:lang w:eastAsia="ru-RU"/>
         </w:rPr>
-        <w:t xml:space="preserve"> </w:t>
-      </w:r>
-      <w:r>
-        <w:rPr>
-          <w:rFonts w:ascii="Times New Roman" w:eastAsia="Times New Roman" w:hAnsi="Times New Roman" w:cs="Times New Roman"/>
-          <w:sz w:val="28"/>
-          <w:szCs w:val="28"/>
-          <w:lang w:eastAsia="ru-RU"/>
-        </w:rPr>
-        <w:t>эффективности методов глубокого обучения для автоматического обнаружения уязвимостей в программном</w:t>
-      </w:r>
-      <w:r>
-        <w:rPr>
-          <w:rFonts w:ascii="Times New Roman" w:eastAsia="Times New Roman" w:hAnsi="Times New Roman" w:cs="Times New Roman"/>
-          <w:sz w:val="28"/>
-          <w:szCs w:val="28"/>
-          <w:lang w:eastAsia="ru-RU"/>
-        </w:rPr>
-        <w:t xml:space="preserve"> </w:t>
-      </w:r>
-      <w:r>
-        <w:rPr>
-          <w:rFonts w:ascii="Times New Roman" w:eastAsia="Times New Roman" w:hAnsi="Times New Roman" w:cs="Times New Roman"/>
-          <w:sz w:val="28"/>
-          <w:szCs w:val="28"/>
-          <w:lang w:eastAsia="ru-RU"/>
-        </w:rPr>
-        <w:t>коде.</w:t>
+        <w:t xml:space="preserve"> существующих подходов к применению нейронных сетей и языковых моделей для анализа исходного кода с целью выявления потенциальных уязвимостей безопасности.</w:t>
       </w:r>
     </w:p>
     <w:p>
@@ -3838,7 +4102,16 @@
           <w:szCs w:val="28"/>
           <w:lang w:eastAsia="ru-RU"/>
         </w:rPr>
-        <w:t>В</w:t>
+        <w:t>Основное содержание исследования составляет анализ</w:t>
+      </w:r>
+      <w:r>
+        <w:rPr>
+          <w:rFonts w:ascii="Times New Roman" w:eastAsia="Times New Roman" w:hAnsi="Times New Roman" w:cs="Times New Roman"/>
+          <w:sz w:val="28"/>
+          <w:szCs w:val="28"/>
+          <w:lang w:eastAsia="ru-RU"/>
+        </w:rPr>
+        <w:t xml:space="preserve"> более 30 современных методов, использующих различные архитектуры нейронных сетей, включая сверточные нейронные сети (CNN), рекуррентные нейронные сети (RNN) и модели на основе трансформеров. </w:t>
       </w:r>
       <w:r>
         <w:rPr>
@@ -3849,8 +4122,30 @@
           <w:szCs w:val="28"/>
           <w:lang w:eastAsia="ru-RU"/>
         </w:rPr>
-        <w:t xml:space="preserve"> </w:t>
-      </w:r>
+        <w:t>Даётся сравнение</w:t>
+      </w:r>
+      <w:r>
+        <w:rPr>
+          <w:rFonts w:ascii="Times New Roman" w:eastAsia="Times New Roman" w:hAnsi="Times New Roman" w:cs="Times New Roman"/>
+          <w:sz w:val="28"/>
+          <w:szCs w:val="28"/>
+          <w:lang w:eastAsia="ru-RU"/>
+        </w:rPr>
+        <w:t xml:space="preserve"> производительности различных архитектур и подходов к представлению кода.</w:t>
+      </w:r>
+    </w:p>
+    <w:p>
+      <w:pPr>
+        <w:spacing w:after="0"/>
+        <w:ind w:left="-426" w:firstLine="710"/>
+        <w:jc w:val="both"/>
+        <w:rPr>
+          <w:rFonts w:ascii="Times New Roman" w:eastAsia="Times New Roman" w:hAnsi="Times New Roman" w:cs="Times New Roman"/>
+          <w:sz w:val="28"/>
+          <w:szCs w:val="28"/>
+          <w:lang w:eastAsia="ru-RU"/>
+        </w:rPr>
+      </w:pPr>
       <w:r>
         <w:rPr>
           <w:rFonts w:ascii="Times New Roman" w:eastAsia="Times New Roman" w:hAnsi="Times New Roman" w:cs="Times New Roman"/>
@@ -3860,7 +4155,66 @@
           <w:szCs w:val="28"/>
           <w:lang w:eastAsia="ru-RU"/>
         </w:rPr>
-        <w:t>качестве исследовательской задачи авторами была определена попытка</w:t>
+        <w:t>Особое внимание уделено</w:t>
+      </w:r>
+      <w:r>
+        <w:rPr>
+          <w:rFonts w:ascii="Times New Roman" w:eastAsia="Times New Roman" w:hAnsi="Times New Roman" w:cs="Times New Roman"/>
+          <w:sz w:val="28"/>
+          <w:szCs w:val="28"/>
+          <w:lang w:eastAsia="ru-RU"/>
+        </w:rPr>
+        <w:t xml:space="preserve"> экспериментальной оценке производительности различных подходов на стандартизированных наборах данных, таких как </w:t>
+      </w:r>
+      <w:proofErr w:type="spellStart"/>
+      <w:r>
+        <w:rPr>
+          <w:rFonts w:ascii="Times New Roman" w:eastAsia="Times New Roman" w:hAnsi="Times New Roman" w:cs="Times New Roman"/>
+          <w:sz w:val="28"/>
+          <w:szCs w:val="28"/>
+          <w:lang w:eastAsia="ru-RU"/>
+        </w:rPr>
+        <w:t>BigVul</w:t>
+      </w:r>
+      <w:proofErr w:type="spellEnd"/>
+      <w:r>
+        <w:rPr>
+          <w:rFonts w:ascii="Times New Roman" w:eastAsia="Times New Roman" w:hAnsi="Times New Roman" w:cs="Times New Roman"/>
+          <w:sz w:val="28"/>
+          <w:szCs w:val="28"/>
+          <w:lang w:eastAsia="ru-RU"/>
+        </w:rPr>
+        <w:t xml:space="preserve"> и </w:t>
+      </w:r>
+      <w:proofErr w:type="spellStart"/>
+      <w:r>
+        <w:rPr>
+          <w:rFonts w:ascii="Times New Roman" w:eastAsia="Times New Roman" w:hAnsi="Times New Roman" w:cs="Times New Roman"/>
+          <w:sz w:val="28"/>
+          <w:szCs w:val="28"/>
+          <w:lang w:eastAsia="ru-RU"/>
+        </w:rPr>
+        <w:t>DiverseVul</w:t>
+      </w:r>
+      <w:proofErr w:type="spellEnd"/>
+      <w:r>
+        <w:rPr>
+          <w:rFonts w:ascii="Times New Roman" w:eastAsia="Times New Roman" w:hAnsi="Times New Roman" w:cs="Times New Roman"/>
+          <w:sz w:val="28"/>
+          <w:szCs w:val="28"/>
+          <w:lang w:eastAsia="ru-RU"/>
+        </w:rPr>
+        <w:t xml:space="preserve">, содержащих реальные примеры уязвимого кода из открытых </w:t>
+      </w:r>
+      <w:r>
+        <w:rPr>
+          <w:rFonts w:ascii="Times New Roman" w:eastAsia="Times New Roman" w:hAnsi="Times New Roman" w:cs="Times New Roman"/>
+          <w:sz w:val="28"/>
+          <w:szCs w:val="28"/>
+          <w:lang w:eastAsia="ru-RU"/>
+        </w:rPr>
+        <w:lastRenderedPageBreak/>
+        <w:t xml:space="preserve">проектов. </w:t>
       </w:r>
       <w:r>
         <w:rPr>
@@ -3871,7 +4225,16 @@
           <w:szCs w:val="28"/>
           <w:lang w:eastAsia="ru-RU"/>
         </w:rPr>
-        <w:t xml:space="preserve"> </w:t>
+        <w:t>Значительное внимание уделяется</w:t>
+      </w:r>
+      <w:r>
+        <w:rPr>
+          <w:rFonts w:ascii="Times New Roman" w:eastAsia="Times New Roman" w:hAnsi="Times New Roman" w:cs="Times New Roman"/>
+          <w:sz w:val="28"/>
+          <w:szCs w:val="28"/>
+          <w:lang w:eastAsia="ru-RU"/>
+        </w:rPr>
+        <w:t xml:space="preserve"> вопросам качества обучающих данных и их влиянию на результативность моделей. </w:t>
       </w:r>
       <w:r>
         <w:rPr>
@@ -3882,7 +4245,7 @@
           <w:szCs w:val="28"/>
           <w:lang w:eastAsia="ru-RU"/>
         </w:rPr>
-        <w:t>оценить</w:t>
+        <w:t>На основе изучения</w:t>
       </w:r>
       <w:r>
         <w:rPr>
@@ -3891,16 +4254,18 @@
           <w:szCs w:val="28"/>
           <w:lang w:eastAsia="ru-RU"/>
         </w:rPr>
-        <w:t>, достигли ли современные подходы на</w:t>
+        <w:t xml:space="preserve"> существующих исследований и проведения собственных экспериментов </w:t>
       </w:r>
       <w:r>
         <w:rPr>
           <w:rFonts w:ascii="Times New Roman" w:eastAsia="Times New Roman" w:hAnsi="Times New Roman" w:cs="Times New Roman"/>
+          <w:b/>
+          <w:bCs/>
           <w:sz w:val="28"/>
           <w:szCs w:val="28"/>
           <w:lang w:eastAsia="ru-RU"/>
         </w:rPr>
-        <w:t xml:space="preserve"> </w:t>
+        <w:t>установлено</w:t>
       </w:r>
       <w:r>
         <w:rPr>
@@ -3909,16 +4274,18 @@
           <w:szCs w:val="28"/>
           <w:lang w:eastAsia="ru-RU"/>
         </w:rPr>
-        <w:t>основе глубокого обучения</w:t>
+        <w:t xml:space="preserve">, что методы глубокого обучения демонстрируют значительный потенциал для обнаружения уязвимостей, однако их эффективность сильно зависит от качества обучающих данных, выбора архитектуры модели и способа представления кода. </w:t>
       </w:r>
       <w:r>
         <w:rPr>
           <w:rFonts w:ascii="Times New Roman" w:eastAsia="Times New Roman" w:hAnsi="Times New Roman" w:cs="Times New Roman"/>
+          <w:b/>
+          <w:bCs/>
           <w:sz w:val="28"/>
           <w:szCs w:val="28"/>
           <w:lang w:eastAsia="ru-RU"/>
         </w:rPr>
-        <w:t xml:space="preserve"> </w:t>
+        <w:t>Выделяются и описываются характерные особенности</w:t>
       </w:r>
       <w:r>
         <w:rPr>
@@ -3927,7 +4294,7 @@
           <w:szCs w:val="28"/>
           <w:lang w:eastAsia="ru-RU"/>
         </w:rPr>
-        <w:t>уровня зрелости, достаточного для практического применения в системах защиты программного обеспечения.</w:t>
+        <w:t xml:space="preserve"> различных подходов к кодированию программного кода для нейронных сетей.</w:t>
       </w:r>
     </w:p>
     <w:p>
@@ -3951,7 +4318,7 @@
           <w:szCs w:val="28"/>
           <w:lang w:eastAsia="ru-RU"/>
         </w:rPr>
-        <w:t>Статья посвящена пристальному анализу</w:t>
+        <w:t>Авторы приходят к выводу, что</w:t>
       </w:r>
       <w:r>
         <w:rPr>
@@ -3960,84 +4327,8 @@
           <w:szCs w:val="28"/>
           <w:lang w:eastAsia="ru-RU"/>
         </w:rPr>
-        <w:t xml:space="preserve"> </w:t>
-      </w:r>
-      <w:r>
-        <w:rPr>
-          <w:rFonts w:ascii="Times New Roman" w:eastAsia="Times New Roman" w:hAnsi="Times New Roman" w:cs="Times New Roman"/>
-          <w:sz w:val="28"/>
-          <w:szCs w:val="28"/>
-          <w:lang w:eastAsia="ru-RU"/>
-        </w:rPr>
-        <w:t>существующих подходов к применению нейронных сетей</w:t>
-      </w:r>
-      <w:r>
-        <w:rPr>
-          <w:rFonts w:ascii="Times New Roman" w:eastAsia="Times New Roman" w:hAnsi="Times New Roman" w:cs="Times New Roman"/>
-          <w:sz w:val="28"/>
-          <w:szCs w:val="28"/>
-          <w:lang w:eastAsia="ru-RU"/>
-        </w:rPr>
-        <w:t xml:space="preserve"> </w:t>
-      </w:r>
-      <w:r>
-        <w:rPr>
-          <w:rFonts w:ascii="Times New Roman" w:eastAsia="Times New Roman" w:hAnsi="Times New Roman" w:cs="Times New Roman"/>
-          <w:sz w:val="28"/>
-          <w:szCs w:val="28"/>
-          <w:lang w:eastAsia="ru-RU"/>
-        </w:rPr>
-        <w:t>и языковых моделей для</w:t>
-      </w:r>
-      <w:r>
-        <w:rPr>
-          <w:rFonts w:ascii="Times New Roman" w:eastAsia="Times New Roman" w:hAnsi="Times New Roman" w:cs="Times New Roman"/>
-          <w:sz w:val="28"/>
-          <w:szCs w:val="28"/>
-          <w:lang w:eastAsia="ru-RU"/>
-        </w:rPr>
-        <w:t xml:space="preserve"> </w:t>
-      </w:r>
-      <w:r>
-        <w:rPr>
-          <w:rFonts w:ascii="Times New Roman" w:eastAsia="Times New Roman" w:hAnsi="Times New Roman" w:cs="Times New Roman"/>
-          <w:sz w:val="28"/>
-          <w:szCs w:val="28"/>
-          <w:lang w:eastAsia="ru-RU"/>
-        </w:rPr>
-        <w:t>анализа исходного кода</w:t>
-      </w:r>
-      <w:r>
-        <w:rPr>
-          <w:rFonts w:ascii="Times New Roman" w:eastAsia="Times New Roman" w:hAnsi="Times New Roman" w:cs="Times New Roman"/>
-          <w:sz w:val="28"/>
-          <w:szCs w:val="28"/>
-          <w:lang w:eastAsia="ru-RU"/>
-        </w:rPr>
-        <w:t xml:space="preserve"> </w:t>
-      </w:r>
-      <w:r>
-        <w:rPr>
-          <w:rFonts w:ascii="Times New Roman" w:eastAsia="Times New Roman" w:hAnsi="Times New Roman" w:cs="Times New Roman"/>
-          <w:sz w:val="28"/>
-          <w:szCs w:val="28"/>
-          <w:lang w:eastAsia="ru-RU"/>
-        </w:rPr>
-        <w:t>с целью выявления потенциальных уязвимостей безопасности.</w:t>
-      </w:r>
-    </w:p>
-    <w:p>
-      <w:pPr>
-        <w:spacing w:after="0"/>
-        <w:ind w:left="-426" w:firstLine="710"/>
-        <w:jc w:val="both"/>
-        <w:rPr>
-          <w:rFonts w:ascii="Times New Roman" w:eastAsia="Times New Roman" w:hAnsi="Times New Roman" w:cs="Times New Roman"/>
-          <w:sz w:val="28"/>
-          <w:szCs w:val="28"/>
-          <w:lang w:eastAsia="ru-RU"/>
-        </w:rPr>
-      </w:pPr>
+        <w:t xml:space="preserve">, несмотря на прогресс в области применения глубокого обучения для обнаружения уязвимостей, существующие методы еще не достигли уровня, достаточного для полной замены традиционных методов статического анализа. </w:t>
+      </w:r>
       <w:r>
         <w:rPr>
           <w:rFonts w:ascii="Times New Roman" w:eastAsia="Times New Roman" w:hAnsi="Times New Roman" w:cs="Times New Roman"/>
@@ -4047,7 +4338,16 @@
           <w:szCs w:val="28"/>
           <w:lang w:eastAsia="ru-RU"/>
         </w:rPr>
-        <w:t>Основное содержание исследования</w:t>
+        <w:t>Обосновывается мысль о том, что данная проблема требует дальнейших исследований</w:t>
+      </w:r>
+      <w:r>
+        <w:rPr>
+          <w:rFonts w:ascii="Times New Roman" w:eastAsia="Times New Roman" w:hAnsi="Times New Roman" w:cs="Times New Roman"/>
+          <w:sz w:val="28"/>
+          <w:szCs w:val="28"/>
+          <w:lang w:eastAsia="ru-RU"/>
+        </w:rPr>
+        <w:t xml:space="preserve"> для повышения точности и полноты, а также снижения уровня ложных срабатываний. </w:t>
       </w:r>
       <w:r>
         <w:rPr>
@@ -4058,692 +4358,16 @@
           <w:szCs w:val="28"/>
           <w:lang w:eastAsia="ru-RU"/>
         </w:rPr>
-        <w:t xml:space="preserve"> </w:t>
+        <w:t>Такой взгляд будет интересен специалистам в области</w:t>
       </w:r>
       <w:r>
         <w:rPr>
           <w:rFonts w:ascii="Times New Roman" w:eastAsia="Times New Roman" w:hAnsi="Times New Roman" w:cs="Times New Roman"/>
-          <w:b/>
-          <w:bCs/>
           <w:sz w:val="28"/>
           <w:szCs w:val="28"/>
           <w:lang w:eastAsia="ru-RU"/>
         </w:rPr>
-        <w:t>составляет анализ</w:t>
-      </w:r>
-      <w:r>
-        <w:rPr>
-          <w:rFonts w:ascii="Times New Roman" w:eastAsia="Times New Roman" w:hAnsi="Times New Roman" w:cs="Times New Roman"/>
-          <w:sz w:val="28"/>
-          <w:szCs w:val="28"/>
-          <w:lang w:eastAsia="ru-RU"/>
-        </w:rPr>
-        <w:t xml:space="preserve"> </w:t>
-      </w:r>
-      <w:r>
-        <w:rPr>
-          <w:rFonts w:ascii="Times New Roman" w:eastAsia="Times New Roman" w:hAnsi="Times New Roman" w:cs="Times New Roman"/>
-          <w:sz w:val="28"/>
-          <w:szCs w:val="28"/>
-          <w:lang w:eastAsia="ru-RU"/>
-        </w:rPr>
-        <w:t>более 30 современных методов, использующих различные архитектуры нейронных сетей, включая сверточные нейронные сети</w:t>
-      </w:r>
-      <w:r>
-        <w:rPr>
-          <w:rFonts w:ascii="Times New Roman" w:eastAsia="Times New Roman" w:hAnsi="Times New Roman" w:cs="Times New Roman"/>
-          <w:sz w:val="28"/>
-          <w:szCs w:val="28"/>
-          <w:lang w:eastAsia="ru-RU"/>
-        </w:rPr>
-        <w:t xml:space="preserve"> </w:t>
-      </w:r>
-      <w:r>
-        <w:rPr>
-          <w:rFonts w:ascii="Times New Roman" w:eastAsia="Times New Roman" w:hAnsi="Times New Roman" w:cs="Times New Roman"/>
-          <w:sz w:val="28"/>
-          <w:szCs w:val="28"/>
-          <w:lang w:eastAsia="ru-RU"/>
-        </w:rPr>
-        <w:t>(CNN), рекуррентные</w:t>
-      </w:r>
-      <w:r>
-        <w:rPr>
-          <w:rFonts w:ascii="Times New Roman" w:eastAsia="Times New Roman" w:hAnsi="Times New Roman" w:cs="Times New Roman"/>
-          <w:sz w:val="28"/>
-          <w:szCs w:val="28"/>
-          <w:lang w:eastAsia="ru-RU"/>
-        </w:rPr>
-        <w:t xml:space="preserve"> </w:t>
-      </w:r>
-      <w:r>
-        <w:rPr>
-          <w:rFonts w:ascii="Times New Roman" w:eastAsia="Times New Roman" w:hAnsi="Times New Roman" w:cs="Times New Roman"/>
-          <w:sz w:val="28"/>
-          <w:szCs w:val="28"/>
-          <w:lang w:eastAsia="ru-RU"/>
-        </w:rPr>
-        <w:t>нейронные сети (RNN) и модели на основе</w:t>
-      </w:r>
-      <w:r>
-        <w:rPr>
-          <w:rFonts w:ascii="Times New Roman" w:eastAsia="Times New Roman" w:hAnsi="Times New Roman" w:cs="Times New Roman"/>
-          <w:sz w:val="28"/>
-          <w:szCs w:val="28"/>
-          <w:lang w:eastAsia="ru-RU"/>
-        </w:rPr>
-        <w:t xml:space="preserve"> </w:t>
-      </w:r>
-      <w:r>
-        <w:rPr>
-          <w:rFonts w:ascii="Times New Roman" w:eastAsia="Times New Roman" w:hAnsi="Times New Roman" w:cs="Times New Roman"/>
-          <w:sz w:val="28"/>
-          <w:szCs w:val="28"/>
-          <w:lang w:eastAsia="ru-RU"/>
-        </w:rPr>
-        <w:t>трансформеров.</w:t>
-      </w:r>
-      <w:r>
-        <w:rPr>
-          <w:rFonts w:ascii="Times New Roman" w:eastAsia="Times New Roman" w:hAnsi="Times New Roman" w:cs="Times New Roman"/>
-          <w:sz w:val="28"/>
-          <w:szCs w:val="28"/>
-          <w:lang w:eastAsia="ru-RU"/>
-        </w:rPr>
-        <w:t xml:space="preserve"> </w:t>
-      </w:r>
-      <w:r>
-        <w:rPr>
-          <w:rFonts w:ascii="Times New Roman" w:eastAsia="Times New Roman" w:hAnsi="Times New Roman" w:cs="Times New Roman"/>
-          <w:b/>
-          <w:bCs/>
-          <w:sz w:val="28"/>
-          <w:szCs w:val="28"/>
-          <w:lang w:eastAsia="ru-RU"/>
-        </w:rPr>
-        <w:t>Даётся сравнение</w:t>
-      </w:r>
-      <w:r>
-        <w:rPr>
-          <w:rFonts w:ascii="Times New Roman" w:eastAsia="Times New Roman" w:hAnsi="Times New Roman" w:cs="Times New Roman"/>
-          <w:sz w:val="28"/>
-          <w:szCs w:val="28"/>
-          <w:lang w:eastAsia="ru-RU"/>
-        </w:rPr>
-        <w:t xml:space="preserve"> </w:t>
-      </w:r>
-      <w:r>
-        <w:rPr>
-          <w:rFonts w:ascii="Times New Roman" w:eastAsia="Times New Roman" w:hAnsi="Times New Roman" w:cs="Times New Roman"/>
-          <w:sz w:val="28"/>
-          <w:szCs w:val="28"/>
-          <w:lang w:eastAsia="ru-RU"/>
-        </w:rPr>
-        <w:t>производительности различных архитектур и</w:t>
-      </w:r>
-      <w:r>
-        <w:rPr>
-          <w:rFonts w:ascii="Times New Roman" w:eastAsia="Times New Roman" w:hAnsi="Times New Roman" w:cs="Times New Roman"/>
-          <w:sz w:val="28"/>
-          <w:szCs w:val="28"/>
-          <w:lang w:eastAsia="ru-RU"/>
-        </w:rPr>
-        <w:t xml:space="preserve"> </w:t>
-      </w:r>
-      <w:r>
-        <w:rPr>
-          <w:rFonts w:ascii="Times New Roman" w:eastAsia="Times New Roman" w:hAnsi="Times New Roman" w:cs="Times New Roman"/>
-          <w:sz w:val="28"/>
-          <w:szCs w:val="28"/>
-          <w:lang w:eastAsia="ru-RU"/>
-        </w:rPr>
-        <w:t>подходов к</w:t>
-      </w:r>
-      <w:r>
-        <w:rPr>
-          <w:rFonts w:ascii="Times New Roman" w:eastAsia="Times New Roman" w:hAnsi="Times New Roman" w:cs="Times New Roman"/>
-          <w:sz w:val="28"/>
-          <w:szCs w:val="28"/>
-          <w:lang w:eastAsia="ru-RU"/>
-        </w:rPr>
-        <w:t xml:space="preserve"> </w:t>
-      </w:r>
-      <w:r>
-        <w:rPr>
-          <w:rFonts w:ascii="Times New Roman" w:eastAsia="Times New Roman" w:hAnsi="Times New Roman" w:cs="Times New Roman"/>
-          <w:sz w:val="28"/>
-          <w:szCs w:val="28"/>
-          <w:lang w:eastAsia="ru-RU"/>
-        </w:rPr>
-        <w:t>представлению кода.</w:t>
-      </w:r>
-    </w:p>
-    <w:p>
-      <w:pPr>
-        <w:spacing w:after="0"/>
-        <w:ind w:left="-426" w:firstLine="710"/>
-        <w:jc w:val="both"/>
-        <w:rPr>
-          <w:rFonts w:ascii="Times New Roman" w:eastAsia="Times New Roman" w:hAnsi="Times New Roman" w:cs="Times New Roman"/>
-          <w:sz w:val="28"/>
-          <w:szCs w:val="28"/>
-          <w:lang w:eastAsia="ru-RU"/>
-        </w:rPr>
-      </w:pPr>
-      <w:r>
-        <w:rPr>
-          <w:rFonts w:ascii="Times New Roman" w:eastAsia="Times New Roman" w:hAnsi="Times New Roman" w:cs="Times New Roman"/>
-          <w:b/>
-          <w:bCs/>
-          <w:sz w:val="28"/>
-          <w:szCs w:val="28"/>
-          <w:lang w:eastAsia="ru-RU"/>
-        </w:rPr>
-        <w:t>Особое внимание уделено</w:t>
-      </w:r>
-      <w:r>
-        <w:rPr>
-          <w:rFonts w:ascii="Times New Roman" w:eastAsia="Times New Roman" w:hAnsi="Times New Roman" w:cs="Times New Roman"/>
-          <w:sz w:val="28"/>
-          <w:szCs w:val="28"/>
-          <w:lang w:eastAsia="ru-RU"/>
-        </w:rPr>
-        <w:t xml:space="preserve"> </w:t>
-      </w:r>
-      <w:r>
-        <w:rPr>
-          <w:rFonts w:ascii="Times New Roman" w:eastAsia="Times New Roman" w:hAnsi="Times New Roman" w:cs="Times New Roman"/>
-          <w:sz w:val="28"/>
-          <w:szCs w:val="28"/>
-          <w:lang w:eastAsia="ru-RU"/>
-        </w:rPr>
-        <w:t>экспериментальной</w:t>
-      </w:r>
-      <w:r>
-        <w:rPr>
-          <w:rFonts w:ascii="Times New Roman" w:eastAsia="Times New Roman" w:hAnsi="Times New Roman" w:cs="Times New Roman"/>
-          <w:sz w:val="28"/>
-          <w:szCs w:val="28"/>
-          <w:lang w:eastAsia="ru-RU"/>
-        </w:rPr>
-        <w:t xml:space="preserve"> </w:t>
-      </w:r>
-      <w:r>
-        <w:rPr>
-          <w:rFonts w:ascii="Times New Roman" w:eastAsia="Times New Roman" w:hAnsi="Times New Roman" w:cs="Times New Roman"/>
-          <w:sz w:val="28"/>
-          <w:szCs w:val="28"/>
-          <w:lang w:eastAsia="ru-RU"/>
-        </w:rPr>
-        <w:t>оценке производительности различных</w:t>
-      </w:r>
-      <w:r>
-        <w:rPr>
-          <w:rFonts w:ascii="Times New Roman" w:eastAsia="Times New Roman" w:hAnsi="Times New Roman" w:cs="Times New Roman"/>
-          <w:sz w:val="28"/>
-          <w:szCs w:val="28"/>
-          <w:lang w:eastAsia="ru-RU"/>
-        </w:rPr>
-        <w:t xml:space="preserve"> </w:t>
-      </w:r>
-      <w:r>
-        <w:rPr>
-          <w:rFonts w:ascii="Times New Roman" w:eastAsia="Times New Roman" w:hAnsi="Times New Roman" w:cs="Times New Roman"/>
-          <w:sz w:val="28"/>
-          <w:szCs w:val="28"/>
-          <w:lang w:eastAsia="ru-RU"/>
-        </w:rPr>
-        <w:t xml:space="preserve">подходов на стандартизированных наборах данных, таких как BigVul и DiverseVul, содержащих реальные примеры уязвимого кода из открытых </w:t>
-      </w:r>
-      <w:r>
-        <w:rPr>
-          <w:rFonts w:ascii="Times New Roman" w:eastAsia="Times New Roman" w:hAnsi="Times New Roman" w:cs="Times New Roman"/>
-          <w:sz w:val="28"/>
-          <w:szCs w:val="28"/>
-          <w:lang w:eastAsia="ru-RU"/>
-        </w:rPr>
-        <w:lastRenderedPageBreak/>
-        <w:t>проектов.</w:t>
-      </w:r>
-      <w:r>
-        <w:rPr>
-          <w:rFonts w:ascii="Times New Roman" w:eastAsia="Times New Roman" w:hAnsi="Times New Roman" w:cs="Times New Roman"/>
-          <w:sz w:val="28"/>
-          <w:szCs w:val="28"/>
-          <w:lang w:eastAsia="ru-RU"/>
-        </w:rPr>
-        <w:t xml:space="preserve"> </w:t>
-      </w:r>
-      <w:r>
-        <w:rPr>
-          <w:rFonts w:ascii="Times New Roman" w:eastAsia="Times New Roman" w:hAnsi="Times New Roman" w:cs="Times New Roman"/>
-          <w:b/>
-          <w:bCs/>
-          <w:sz w:val="28"/>
-          <w:szCs w:val="28"/>
-          <w:lang w:eastAsia="ru-RU"/>
-        </w:rPr>
-        <w:t>Значительное внимание уделяется</w:t>
-      </w:r>
-      <w:r>
-        <w:rPr>
-          <w:rFonts w:ascii="Times New Roman" w:eastAsia="Times New Roman" w:hAnsi="Times New Roman" w:cs="Times New Roman"/>
-          <w:sz w:val="28"/>
-          <w:szCs w:val="28"/>
-          <w:lang w:eastAsia="ru-RU"/>
-        </w:rPr>
-        <w:t xml:space="preserve"> </w:t>
-      </w:r>
-      <w:r>
-        <w:rPr>
-          <w:rFonts w:ascii="Times New Roman" w:eastAsia="Times New Roman" w:hAnsi="Times New Roman" w:cs="Times New Roman"/>
-          <w:sz w:val="28"/>
-          <w:szCs w:val="28"/>
-          <w:lang w:eastAsia="ru-RU"/>
-        </w:rPr>
-        <w:t>вопросам качества обучающих данных и</w:t>
-      </w:r>
-      <w:r>
-        <w:rPr>
-          <w:rFonts w:ascii="Times New Roman" w:eastAsia="Times New Roman" w:hAnsi="Times New Roman" w:cs="Times New Roman"/>
-          <w:sz w:val="28"/>
-          <w:szCs w:val="28"/>
-          <w:lang w:eastAsia="ru-RU"/>
-        </w:rPr>
-        <w:t xml:space="preserve"> </w:t>
-      </w:r>
-      <w:r>
-        <w:rPr>
-          <w:rFonts w:ascii="Times New Roman" w:eastAsia="Times New Roman" w:hAnsi="Times New Roman" w:cs="Times New Roman"/>
-          <w:sz w:val="28"/>
-          <w:szCs w:val="28"/>
-          <w:lang w:eastAsia="ru-RU"/>
-        </w:rPr>
-        <w:t>их</w:t>
-      </w:r>
-      <w:r>
-        <w:rPr>
-          <w:rFonts w:ascii="Times New Roman" w:eastAsia="Times New Roman" w:hAnsi="Times New Roman" w:cs="Times New Roman"/>
-          <w:sz w:val="28"/>
-          <w:szCs w:val="28"/>
-          <w:lang w:eastAsia="ru-RU"/>
-        </w:rPr>
-        <w:t xml:space="preserve"> </w:t>
-      </w:r>
-      <w:r>
-        <w:rPr>
-          <w:rFonts w:ascii="Times New Roman" w:eastAsia="Times New Roman" w:hAnsi="Times New Roman" w:cs="Times New Roman"/>
-          <w:sz w:val="28"/>
-          <w:szCs w:val="28"/>
-          <w:lang w:eastAsia="ru-RU"/>
-        </w:rPr>
-        <w:t>влиянию на результативность моделей.</w:t>
-      </w:r>
-      <w:r>
-        <w:rPr>
-          <w:rFonts w:ascii="Times New Roman" w:eastAsia="Times New Roman" w:hAnsi="Times New Roman" w:cs="Times New Roman"/>
-          <w:sz w:val="28"/>
-          <w:szCs w:val="28"/>
-          <w:lang w:eastAsia="ru-RU"/>
-        </w:rPr>
-        <w:t xml:space="preserve"> </w:t>
-      </w:r>
-      <w:r>
-        <w:rPr>
-          <w:rFonts w:ascii="Times New Roman" w:eastAsia="Times New Roman" w:hAnsi="Times New Roman" w:cs="Times New Roman"/>
-          <w:b/>
-          <w:bCs/>
-          <w:sz w:val="28"/>
-          <w:szCs w:val="28"/>
-          <w:lang w:eastAsia="ru-RU"/>
-        </w:rPr>
-        <w:t>На</w:t>
-      </w:r>
-      <w:r>
-        <w:rPr>
-          <w:rFonts w:ascii="Times New Roman" w:eastAsia="Times New Roman" w:hAnsi="Times New Roman" w:cs="Times New Roman"/>
-          <w:b/>
-          <w:bCs/>
-          <w:sz w:val="28"/>
-          <w:szCs w:val="28"/>
-          <w:lang w:eastAsia="ru-RU"/>
-        </w:rPr>
-        <w:t xml:space="preserve"> </w:t>
-      </w:r>
-      <w:r>
-        <w:rPr>
-          <w:rFonts w:ascii="Times New Roman" w:eastAsia="Times New Roman" w:hAnsi="Times New Roman" w:cs="Times New Roman"/>
-          <w:b/>
-          <w:bCs/>
-          <w:sz w:val="28"/>
-          <w:szCs w:val="28"/>
-          <w:lang w:eastAsia="ru-RU"/>
-        </w:rPr>
-        <w:t>основе изучения</w:t>
-      </w:r>
-      <w:r>
-        <w:rPr>
-          <w:rFonts w:ascii="Times New Roman" w:eastAsia="Times New Roman" w:hAnsi="Times New Roman" w:cs="Times New Roman"/>
-          <w:sz w:val="28"/>
-          <w:szCs w:val="28"/>
-          <w:lang w:eastAsia="ru-RU"/>
-        </w:rPr>
-        <w:t xml:space="preserve"> </w:t>
-      </w:r>
-      <w:r>
-        <w:rPr>
-          <w:rFonts w:ascii="Times New Roman" w:eastAsia="Times New Roman" w:hAnsi="Times New Roman" w:cs="Times New Roman"/>
-          <w:sz w:val="28"/>
-          <w:szCs w:val="28"/>
-          <w:lang w:eastAsia="ru-RU"/>
-        </w:rPr>
-        <w:t>существующих исследований и проведения</w:t>
-      </w:r>
-      <w:r>
-        <w:rPr>
-          <w:rFonts w:ascii="Times New Roman" w:eastAsia="Times New Roman" w:hAnsi="Times New Roman" w:cs="Times New Roman"/>
-          <w:sz w:val="28"/>
-          <w:szCs w:val="28"/>
-          <w:lang w:eastAsia="ru-RU"/>
-        </w:rPr>
-        <w:t xml:space="preserve"> </w:t>
-      </w:r>
-      <w:r>
-        <w:rPr>
-          <w:rFonts w:ascii="Times New Roman" w:eastAsia="Times New Roman" w:hAnsi="Times New Roman" w:cs="Times New Roman"/>
-          <w:sz w:val="28"/>
-          <w:szCs w:val="28"/>
-          <w:lang w:eastAsia="ru-RU"/>
-        </w:rPr>
-        <w:t>собственных экспериментов</w:t>
-      </w:r>
-      <w:r>
-        <w:rPr>
-          <w:rFonts w:ascii="Times New Roman" w:eastAsia="Times New Roman" w:hAnsi="Times New Roman" w:cs="Times New Roman"/>
-          <w:sz w:val="28"/>
-          <w:szCs w:val="28"/>
-          <w:lang w:eastAsia="ru-RU"/>
-        </w:rPr>
-        <w:t xml:space="preserve"> </w:t>
-      </w:r>
-      <w:r>
-        <w:rPr>
-          <w:rFonts w:ascii="Times New Roman" w:eastAsia="Times New Roman" w:hAnsi="Times New Roman" w:cs="Times New Roman"/>
-          <w:b/>
-          <w:bCs/>
-          <w:sz w:val="28"/>
-          <w:szCs w:val="28"/>
-          <w:lang w:eastAsia="ru-RU"/>
-        </w:rPr>
-        <w:t>установлено</w:t>
-      </w:r>
-      <w:r>
-        <w:rPr>
-          <w:rFonts w:ascii="Times New Roman" w:eastAsia="Times New Roman" w:hAnsi="Times New Roman" w:cs="Times New Roman"/>
-          <w:sz w:val="28"/>
-          <w:szCs w:val="28"/>
-          <w:lang w:eastAsia="ru-RU"/>
-        </w:rPr>
-        <w:t>, что методы глубокого обучения демонстрируют значительный потенциал для обнаружения уязвимостей, однако их эффективность сильно зависит от качества</w:t>
-      </w:r>
-      <w:r>
-        <w:rPr>
-          <w:rFonts w:ascii="Times New Roman" w:eastAsia="Times New Roman" w:hAnsi="Times New Roman" w:cs="Times New Roman"/>
-          <w:sz w:val="28"/>
-          <w:szCs w:val="28"/>
-          <w:lang w:eastAsia="ru-RU"/>
-        </w:rPr>
-        <w:t xml:space="preserve"> </w:t>
-      </w:r>
-      <w:r>
-        <w:rPr>
-          <w:rFonts w:ascii="Times New Roman" w:eastAsia="Times New Roman" w:hAnsi="Times New Roman" w:cs="Times New Roman"/>
-          <w:sz w:val="28"/>
-          <w:szCs w:val="28"/>
-          <w:lang w:eastAsia="ru-RU"/>
-        </w:rPr>
-        <w:t>обучающих данных, выбора архитектуры модели и способа представления кода.</w:t>
-      </w:r>
-      <w:r>
-        <w:rPr>
-          <w:rFonts w:ascii="Times New Roman" w:eastAsia="Times New Roman" w:hAnsi="Times New Roman" w:cs="Times New Roman"/>
-          <w:sz w:val="28"/>
-          <w:szCs w:val="28"/>
-          <w:lang w:eastAsia="ru-RU"/>
-        </w:rPr>
-        <w:t xml:space="preserve"> </w:t>
-      </w:r>
-      <w:r>
-        <w:rPr>
-          <w:rFonts w:ascii="Times New Roman" w:eastAsia="Times New Roman" w:hAnsi="Times New Roman" w:cs="Times New Roman"/>
-          <w:b/>
-          <w:bCs/>
-          <w:sz w:val="28"/>
-          <w:szCs w:val="28"/>
-          <w:lang w:eastAsia="ru-RU"/>
-        </w:rPr>
-        <w:t>Выделяются и описываются характерные особенности</w:t>
-      </w:r>
-      <w:r>
-        <w:rPr>
-          <w:rFonts w:ascii="Times New Roman" w:eastAsia="Times New Roman" w:hAnsi="Times New Roman" w:cs="Times New Roman"/>
-          <w:sz w:val="28"/>
-          <w:szCs w:val="28"/>
-          <w:lang w:eastAsia="ru-RU"/>
-        </w:rPr>
-        <w:t xml:space="preserve"> </w:t>
-      </w:r>
-      <w:r>
-        <w:rPr>
-          <w:rFonts w:ascii="Times New Roman" w:eastAsia="Times New Roman" w:hAnsi="Times New Roman" w:cs="Times New Roman"/>
-          <w:sz w:val="28"/>
-          <w:szCs w:val="28"/>
-          <w:lang w:eastAsia="ru-RU"/>
-        </w:rPr>
-        <w:t>различных подходов к</w:t>
-      </w:r>
-      <w:r>
-        <w:rPr>
-          <w:rFonts w:ascii="Times New Roman" w:eastAsia="Times New Roman" w:hAnsi="Times New Roman" w:cs="Times New Roman"/>
-          <w:sz w:val="28"/>
-          <w:szCs w:val="28"/>
-          <w:lang w:eastAsia="ru-RU"/>
-        </w:rPr>
-        <w:t xml:space="preserve"> </w:t>
-      </w:r>
-      <w:r>
-        <w:rPr>
-          <w:rFonts w:ascii="Times New Roman" w:eastAsia="Times New Roman" w:hAnsi="Times New Roman" w:cs="Times New Roman"/>
-          <w:sz w:val="28"/>
-          <w:szCs w:val="28"/>
-          <w:lang w:eastAsia="ru-RU"/>
-        </w:rPr>
-        <w:t>кодированию программного кода для</w:t>
-      </w:r>
-      <w:r>
-        <w:rPr>
-          <w:rFonts w:ascii="Times New Roman" w:eastAsia="Times New Roman" w:hAnsi="Times New Roman" w:cs="Times New Roman"/>
-          <w:sz w:val="28"/>
-          <w:szCs w:val="28"/>
-          <w:lang w:eastAsia="ru-RU"/>
-        </w:rPr>
-        <w:t xml:space="preserve"> </w:t>
-      </w:r>
-      <w:r>
-        <w:rPr>
-          <w:rFonts w:ascii="Times New Roman" w:eastAsia="Times New Roman" w:hAnsi="Times New Roman" w:cs="Times New Roman"/>
-          <w:sz w:val="28"/>
-          <w:szCs w:val="28"/>
-          <w:lang w:eastAsia="ru-RU"/>
-        </w:rPr>
-        <w:t>нейронных сетей.</w:t>
-      </w:r>
-    </w:p>
-    <w:p>
-      <w:pPr>
-        <w:spacing w:after="0"/>
-        <w:ind w:left="-426" w:firstLine="710"/>
-        <w:jc w:val="both"/>
-        <w:rPr>
-          <w:rFonts w:ascii="Times New Roman" w:eastAsia="Times New Roman" w:hAnsi="Times New Roman" w:cs="Times New Roman"/>
-          <w:sz w:val="28"/>
-          <w:szCs w:val="28"/>
-          <w:lang w:eastAsia="ru-RU"/>
-        </w:rPr>
-      </w:pPr>
-      <w:r>
-        <w:rPr>
-          <w:rFonts w:ascii="Times New Roman" w:eastAsia="Times New Roman" w:hAnsi="Times New Roman" w:cs="Times New Roman"/>
-          <w:b/>
-          <w:bCs/>
-          <w:sz w:val="28"/>
-          <w:szCs w:val="28"/>
-          <w:lang w:eastAsia="ru-RU"/>
-        </w:rPr>
-        <w:t>Авторы приходят</w:t>
-      </w:r>
-      <w:r>
-        <w:rPr>
-          <w:rFonts w:ascii="Times New Roman" w:eastAsia="Times New Roman" w:hAnsi="Times New Roman" w:cs="Times New Roman"/>
-          <w:b/>
-          <w:bCs/>
-          <w:sz w:val="28"/>
-          <w:szCs w:val="28"/>
-          <w:lang w:eastAsia="ru-RU"/>
-        </w:rPr>
-        <w:t xml:space="preserve"> </w:t>
-      </w:r>
-      <w:r>
-        <w:rPr>
-          <w:rFonts w:ascii="Times New Roman" w:eastAsia="Times New Roman" w:hAnsi="Times New Roman" w:cs="Times New Roman"/>
-          <w:b/>
-          <w:bCs/>
-          <w:sz w:val="28"/>
-          <w:szCs w:val="28"/>
-          <w:lang w:eastAsia="ru-RU"/>
-        </w:rPr>
-        <w:t>к выводу, что</w:t>
-      </w:r>
-      <w:r>
-        <w:rPr>
-          <w:rFonts w:ascii="Times New Roman" w:eastAsia="Times New Roman" w:hAnsi="Times New Roman" w:cs="Times New Roman"/>
-          <w:sz w:val="28"/>
-          <w:szCs w:val="28"/>
-          <w:lang w:eastAsia="ru-RU"/>
-        </w:rPr>
-        <w:t>, несмотря на прогресс в области применения глубокого обучения для обнаружения уязвимостей, существующие методы еще не достигли уровня, достаточного для полной замены традиционных методов статического анализа.</w:t>
-      </w:r>
-      <w:r>
-        <w:rPr>
-          <w:rFonts w:ascii="Times New Roman" w:eastAsia="Times New Roman" w:hAnsi="Times New Roman" w:cs="Times New Roman"/>
-          <w:sz w:val="28"/>
-          <w:szCs w:val="28"/>
-          <w:lang w:eastAsia="ru-RU"/>
-        </w:rPr>
-        <w:t xml:space="preserve"> </w:t>
-      </w:r>
-      <w:r>
-        <w:rPr>
-          <w:rFonts w:ascii="Times New Roman" w:eastAsia="Times New Roman" w:hAnsi="Times New Roman" w:cs="Times New Roman"/>
-          <w:b/>
-          <w:bCs/>
-          <w:sz w:val="28"/>
-          <w:szCs w:val="28"/>
-          <w:lang w:eastAsia="ru-RU"/>
-        </w:rPr>
-        <w:t>Обосновывается мысль о том, что данная проблема требует дальнейших исследований</w:t>
-      </w:r>
-      <w:r>
-        <w:rPr>
-          <w:rFonts w:ascii="Times New Roman" w:eastAsia="Times New Roman" w:hAnsi="Times New Roman" w:cs="Times New Roman"/>
-          <w:sz w:val="28"/>
-          <w:szCs w:val="28"/>
-          <w:lang w:eastAsia="ru-RU"/>
-        </w:rPr>
-        <w:t xml:space="preserve"> </w:t>
-      </w:r>
-      <w:r>
-        <w:rPr>
-          <w:rFonts w:ascii="Times New Roman" w:eastAsia="Times New Roman" w:hAnsi="Times New Roman" w:cs="Times New Roman"/>
-          <w:sz w:val="28"/>
-          <w:szCs w:val="28"/>
-          <w:lang w:eastAsia="ru-RU"/>
-        </w:rPr>
-        <w:t>для повышения точности и полноты, а также снижения уровня</w:t>
-      </w:r>
-      <w:r>
-        <w:rPr>
-          <w:rFonts w:ascii="Times New Roman" w:eastAsia="Times New Roman" w:hAnsi="Times New Roman" w:cs="Times New Roman"/>
-          <w:sz w:val="28"/>
-          <w:szCs w:val="28"/>
-          <w:lang w:eastAsia="ru-RU"/>
-        </w:rPr>
-        <w:t xml:space="preserve"> </w:t>
-      </w:r>
-      <w:r>
-        <w:rPr>
-          <w:rFonts w:ascii="Times New Roman" w:eastAsia="Times New Roman" w:hAnsi="Times New Roman" w:cs="Times New Roman"/>
-          <w:sz w:val="28"/>
-          <w:szCs w:val="28"/>
-          <w:lang w:eastAsia="ru-RU"/>
-        </w:rPr>
-        <w:t>ложных срабатываний.</w:t>
-      </w:r>
-      <w:r>
-        <w:rPr>
-          <w:rFonts w:ascii="Times New Roman" w:eastAsia="Times New Roman" w:hAnsi="Times New Roman" w:cs="Times New Roman"/>
-          <w:sz w:val="28"/>
-          <w:szCs w:val="28"/>
-          <w:lang w:eastAsia="ru-RU"/>
-        </w:rPr>
-        <w:t xml:space="preserve"> </w:t>
-      </w:r>
-      <w:r>
-        <w:rPr>
-          <w:rFonts w:ascii="Times New Roman" w:eastAsia="Times New Roman" w:hAnsi="Times New Roman" w:cs="Times New Roman"/>
-          <w:b/>
-          <w:bCs/>
-          <w:sz w:val="28"/>
-          <w:szCs w:val="28"/>
-          <w:lang w:eastAsia="ru-RU"/>
-        </w:rPr>
-        <w:t>Такой взгляд будет интересен специалистам в области</w:t>
-      </w:r>
-      <w:r>
-        <w:rPr>
-          <w:rFonts w:ascii="Times New Roman" w:eastAsia="Times New Roman" w:hAnsi="Times New Roman" w:cs="Times New Roman"/>
-          <w:sz w:val="28"/>
-          <w:szCs w:val="28"/>
-          <w:lang w:eastAsia="ru-RU"/>
-        </w:rPr>
-        <w:t xml:space="preserve"> </w:t>
-      </w:r>
-      <w:r>
-        <w:rPr>
-          <w:rFonts w:ascii="Times New Roman" w:eastAsia="Times New Roman" w:hAnsi="Times New Roman" w:cs="Times New Roman"/>
-          <w:sz w:val="28"/>
-          <w:szCs w:val="28"/>
-          <w:lang w:eastAsia="ru-RU"/>
-        </w:rPr>
-        <w:t>безопасности программного обеспечения и</w:t>
-      </w:r>
-      <w:r>
-        <w:rPr>
-          <w:rFonts w:ascii="Times New Roman" w:eastAsia="Times New Roman" w:hAnsi="Times New Roman" w:cs="Times New Roman"/>
-          <w:sz w:val="28"/>
-          <w:szCs w:val="28"/>
-          <w:lang w:eastAsia="ru-RU"/>
-        </w:rPr>
-        <w:t xml:space="preserve"> </w:t>
-      </w:r>
-      <w:r>
-        <w:rPr>
-          <w:rFonts w:ascii="Times New Roman" w:eastAsia="Times New Roman" w:hAnsi="Times New Roman" w:cs="Times New Roman"/>
-          <w:sz w:val="28"/>
-          <w:szCs w:val="28"/>
-          <w:lang w:eastAsia="ru-RU"/>
-        </w:rPr>
-        <w:t>машинного обучения.</w:t>
+        <w:t xml:space="preserve"> безопасности программного обеспечения и машинного обучения.</w:t>
       </w:r>
     </w:p>
     <w:sectPr>
@@ -10878,6 +10502,7 @@
   <w:style w:type="character" w:default="1" w:styleId="a0">
     <w:name w:val="Default Paragraph Font"/>
     <w:uiPriority w:val="1"/>
+    <w:semiHidden/>
     <w:unhideWhenUsed/>
   </w:style>
   <w:style w:type="table" w:default="1" w:styleId="a1">
